--- a/Taylor/Node Angular/Taylor Pentz.docx
+++ b/Taylor/Node Angular/Taylor Pentz.docx
@@ -6,12 +6,10 @@
       <w:pPr>
         <w:shd w:val="clear" w:color="auto" w:fill="DBE5F1" w:themeFill="accent1" w:themeFillTint="33"/>
         <w:spacing w:after="0" w:line="240" w:lineRule="auto"/>
-        <w:contextualSpacing/>
         <w:jc w:val="center"/>
         <w:rPr>
-          <w:rFonts w:ascii="Times New Roman" w:eastAsia="Times New Roman" w:hAnsi="Times New Roman" w:cs="Times New Roman"/>
-          <w:sz w:val="24"/>
-          <w:szCs w:val="24"/>
+          <w:rFonts w:ascii="Times New Roman" w:hAnsi="Times New Roman" w:cs="Times New Roman"/>
+          <w:sz w:val="24"/>
         </w:rPr>
       </w:pPr>
       <w:r>
@@ -94,37 +92,33 @@
           <w:sz w:val="24"/>
           <w:szCs w:val="24"/>
         </w:rPr>
-        <w:t xml:space="preserve"> | 1601 Larkin, H</w:t>
-      </w:r>
-      <w:r>
-        <w:rPr>
-          <w:rFonts w:ascii="Times New Roman" w:eastAsia="Times New Roman" w:hAnsi="Times New Roman" w:cs="Times New Roman"/>
-          <w:sz w:val="24"/>
-          <w:szCs w:val="24"/>
-        </w:rPr>
-        <w:t>igh Point, NC | +1 8042860439</w:t>
-      </w:r>
-    </w:p>
-    <w:p>
-      <w:pPr>
-        <w:shd w:val="clear" w:color="auto" w:fill="DBE5F1" w:themeFill="accent1" w:themeFillTint="33"/>
-        <w:spacing w:after="0" w:line="240" w:lineRule="auto"/>
-        <w:contextualSpacing/>
-        <w:jc w:val="center"/>
-        <w:rPr>
-          <w:rFonts w:ascii="Times New Roman" w:eastAsia="Times New Roman" w:hAnsi="Times New Roman" w:cs="Times New Roman"/>
-          <w:sz w:val="28"/>
-          <w:szCs w:val="24"/>
-          <w:u w:val="single"/>
-        </w:rPr>
-      </w:pPr>
+        <w:t xml:space="preserve"> | 1601 Larkin, High Point, NC | </w:t>
+      </w:r>
+      <w:r>
+        <w:rPr>
+          <w:rFonts w:ascii="Times New Roman" w:eastAsia="Times New Roman" w:hAnsi="Times New Roman" w:cs="Times New Roman"/>
+          <w:sz w:val="24"/>
+          <w:szCs w:val="24"/>
+        </w:rPr>
+        <w:t>+1 (980) 981-4522</w:t>
+      </w:r>
+      <w:r>
+        <w:rPr>
+          <w:rFonts w:ascii="Times New Roman" w:eastAsia="Times New Roman" w:hAnsi="Times New Roman" w:cs="Times New Roman"/>
+          <w:sz w:val="24"/>
+          <w:szCs w:val="24"/>
+        </w:rPr>
+        <w:t xml:space="preserve"> </w:t>
+      </w:r>
       <w:r>
         <w:rPr>
           <w:rFonts w:ascii="Times New Roman" w:hAnsi="Times New Roman" w:cs="Times New Roman"/>
           <w:sz w:val="24"/>
         </w:rPr>
-        <w:t>https://www.linkedin.com/in/taylor-pentz-698a98381/</w:t>
-      </w:r>
+        <w:t>https://www.linkedin.com/in/taylor-pentz-10a92a3aa</w:t>
+      </w:r>
+      <w:bookmarkStart w:id="0" w:name="_GoBack"/>
+      <w:bookmarkEnd w:id="0"/>
     </w:p>
     <w:p>
       <w:pPr>
@@ -309,7 +303,6 @@
           <w:szCs w:val="27"/>
         </w:rPr>
       </w:pPr>
-      <w:proofErr w:type="spellStart"/>
       <w:r>
         <w:rPr>
           <w:rFonts w:ascii="Impact" w:eastAsia="Times New Roman" w:hAnsi="Impact" w:cs="Times New Roman"/>
@@ -319,19 +312,7 @@
           <w:sz w:val="27"/>
           <w:szCs w:val="27"/>
         </w:rPr>
-        <w:t>Technical</w:t>
-      </w:r>
-      <w:proofErr w:type="spellEnd"/>
-      <w:r>
-        <w:rPr>
-          <w:rFonts w:ascii="Impact" w:eastAsia="Times New Roman" w:hAnsi="Impact" w:cs="Times New Roman"/>
-          <w:b/>
-          <w:bCs/>
-          <w:color w:val="1F497D" w:themeColor="text2"/>
-          <w:sz w:val="27"/>
-          <w:szCs w:val="27"/>
-        </w:rPr>
-        <w:t xml:space="preserve"> Skills</w:t>
+        <w:t>Technical Skills</w:t>
       </w:r>
     </w:p>
     <w:p>
@@ -634,19 +615,7 @@
           <w:sz w:val="24"/>
           <w:szCs w:val="24"/>
         </w:rPr>
-        <w:t>Angular on the fr</w:t>
-      </w:r>
-      <w:bookmarkStart w:id="0" w:name="_GoBack"/>
-      <w:bookmarkEnd w:id="0"/>
-      <w:r>
-        <w:rPr>
-          <w:rFonts w:ascii="Times New Roman" w:eastAsia="Times New Roman" w:hAnsi="Times New Roman" w:cs="Times New Roman"/>
-          <w:b/>
-          <w:bCs/>
-          <w:sz w:val="24"/>
-          <w:szCs w:val="24"/>
-        </w:rPr>
-        <w:t xml:space="preserve">ontend and Node.js </w:t>
+        <w:t xml:space="preserve">Angular on the frontend and Node.js </w:t>
       </w:r>
       <w:proofErr w:type="spellStart"/>
       <w:r>
@@ -8035,7 +8004,7 @@
 </file>
 
 <file path=customXml/itemProps1.xml><?xml version="1.0" encoding="utf-8"?>
-<ds:datastoreItem xmlns:ds="http://schemas.openxmlformats.org/officeDocument/2006/customXml" ds:itemID="{337DBCDB-9465-463E-A48C-721DC7E5AB86}">
+<ds:datastoreItem xmlns:ds="http://schemas.openxmlformats.org/officeDocument/2006/customXml" ds:itemID="{E2192A6A-D375-45A4-85D7-8C9F7D6618B9}">
   <ds:schemaRefs>
     <ds:schemaRef ds:uri="http://schemas.openxmlformats.org/officeDocument/2006/bibliography"/>
   </ds:schemaRefs>

--- a/Taylor/Node Angular/Taylor Pentz.docx
+++ b/Taylor/Node Angular/Taylor Pentz.docx
@@ -21,7 +21,20 @@
           <w:sz w:val="72"/>
           <w:szCs w:val="72"/>
         </w:rPr>
-        <w:t xml:space="preserve">Taylor </w:t>
+        <w:t>Taylo</w:t>
+      </w:r>
+      <w:bookmarkStart w:id="0" w:name="_GoBack"/>
+      <w:bookmarkEnd w:id="0"/>
+      <w:r>
+        <w:rPr>
+          <w:rFonts w:ascii="Stencil" w:eastAsia="Times New Roman" w:hAnsi="Stencil" w:cs="Times New Roman"/>
+          <w:b/>
+          <w:bCs/>
+          <w:color w:val="1F497D" w:themeColor="text2"/>
+          <w:sz w:val="72"/>
+          <w:szCs w:val="72"/>
+        </w:rPr>
+        <w:t xml:space="preserve">r </w:t>
       </w:r>
       <w:proofErr w:type="spellStart"/>
       <w:r>
@@ -115,10 +128,8 @@
           <w:rFonts w:ascii="Times New Roman" w:hAnsi="Times New Roman" w:cs="Times New Roman"/>
           <w:sz w:val="24"/>
         </w:rPr>
-        <w:t>https://www.linkedin.com/in/taylor-pentz-10a92a3aa</w:t>
-      </w:r>
-      <w:bookmarkStart w:id="0" w:name="_GoBack"/>
-      <w:bookmarkEnd w:id="0"/>
+        <w:t>https://www.linkedin.com/in/taylor-p-b0389a3ba</w:t>
+      </w:r>
     </w:p>
     <w:p>
       <w:pPr>
@@ -183,9 +194,52 @@
           <w:sz w:val="24"/>
           <w:szCs w:val="24"/>
         </w:rPr>
-        <w:t>Angular, Node.js, SQL/</w:t>
+        <w:t>Angular, Node.js, SQL/NoSQL databases, and cloud platforms (AWS &amp; GCP)</w:t>
+      </w:r>
+      <w:r>
+        <w:rPr>
+          <w:rFonts w:ascii="Times New Roman" w:hAnsi="Times New Roman" w:cs="Times New Roman"/>
+          <w:sz w:val="24"/>
+          <w:szCs w:val="24"/>
+        </w:rPr>
+        <w:t>.</w:t>
+      </w:r>
+      <w:proofErr w:type="gramEnd"/>
+      <w:r>
+        <w:rPr>
+          <w:rFonts w:ascii="Times New Roman" w:hAnsi="Times New Roman" w:cs="Times New Roman"/>
+          <w:sz w:val="24"/>
+          <w:szCs w:val="24"/>
+        </w:rPr>
+        <w:t xml:space="preserve"> </w:t>
+      </w:r>
+      <w:proofErr w:type="gramStart"/>
+      <w:r>
+        <w:rPr>
+          <w:rFonts w:ascii="Times New Roman" w:hAnsi="Times New Roman" w:cs="Times New Roman"/>
+          <w:sz w:val="24"/>
+          <w:szCs w:val="24"/>
+        </w:rPr>
+        <w:t xml:space="preserve">Proven track record in building high-performance </w:t>
       </w:r>
       <w:proofErr w:type="spellStart"/>
+      <w:r>
+        <w:rPr>
+          <w:rFonts w:ascii="Times New Roman" w:hAnsi="Times New Roman" w:cs="Times New Roman"/>
+          <w:sz w:val="24"/>
+          <w:szCs w:val="24"/>
+        </w:rPr>
+        <w:t>microservices</w:t>
+      </w:r>
+      <w:proofErr w:type="spellEnd"/>
+      <w:r>
+        <w:rPr>
+          <w:rFonts w:ascii="Times New Roman" w:hAnsi="Times New Roman" w:cs="Times New Roman"/>
+          <w:sz w:val="24"/>
+          <w:szCs w:val="24"/>
+        </w:rPr>
+        <w:t xml:space="preserve">, containerized solutions with </w:t>
+      </w:r>
       <w:r>
         <w:rPr>
           <w:rStyle w:val="Strong"/>
@@ -193,73 +247,8 @@
           <w:sz w:val="24"/>
           <w:szCs w:val="24"/>
         </w:rPr>
-        <w:t>NoSQL</w:t>
-      </w:r>
-      <w:proofErr w:type="spellEnd"/>
-      <w:r>
-        <w:rPr>
-          <w:rStyle w:val="Strong"/>
-          <w:rFonts w:ascii="Times New Roman" w:hAnsi="Times New Roman" w:cs="Times New Roman"/>
-          <w:sz w:val="24"/>
-          <w:szCs w:val="24"/>
-        </w:rPr>
-        <w:t xml:space="preserve"> databases, and cloud platforms (AWS &amp; GCP)</w:t>
-      </w:r>
-      <w:r>
-        <w:rPr>
-          <w:rFonts w:ascii="Times New Roman" w:hAnsi="Times New Roman" w:cs="Times New Roman"/>
-          <w:sz w:val="24"/>
-          <w:szCs w:val="24"/>
-        </w:rPr>
-        <w:t>.</w:t>
-      </w:r>
-      <w:proofErr w:type="gramEnd"/>
-      <w:r>
-        <w:rPr>
-          <w:rFonts w:ascii="Times New Roman" w:hAnsi="Times New Roman" w:cs="Times New Roman"/>
-          <w:sz w:val="24"/>
-          <w:szCs w:val="24"/>
-        </w:rPr>
-        <w:t xml:space="preserve"> </w:t>
-      </w:r>
-      <w:proofErr w:type="gramStart"/>
-      <w:r>
-        <w:rPr>
-          <w:rFonts w:ascii="Times New Roman" w:hAnsi="Times New Roman" w:cs="Times New Roman"/>
-          <w:sz w:val="24"/>
-          <w:szCs w:val="24"/>
-        </w:rPr>
-        <w:t xml:space="preserve">Proven track record in building high-performance </w:t>
-      </w:r>
-      <w:proofErr w:type="spellStart"/>
-      <w:r>
-        <w:rPr>
-          <w:rFonts w:ascii="Times New Roman" w:hAnsi="Times New Roman" w:cs="Times New Roman"/>
-          <w:sz w:val="24"/>
-          <w:szCs w:val="24"/>
-        </w:rPr>
-        <w:t>microservices</w:t>
-      </w:r>
-      <w:proofErr w:type="spellEnd"/>
-      <w:r>
-        <w:rPr>
-          <w:rFonts w:ascii="Times New Roman" w:hAnsi="Times New Roman" w:cs="Times New Roman"/>
-          <w:sz w:val="24"/>
-          <w:szCs w:val="24"/>
-        </w:rPr>
-        <w:t xml:space="preserve">, containerized solutions with </w:t>
-      </w:r>
-      <w:proofErr w:type="spellStart"/>
-      <w:r>
-        <w:rPr>
-          <w:rStyle w:val="Strong"/>
-          <w:rFonts w:ascii="Times New Roman" w:hAnsi="Times New Roman" w:cs="Times New Roman"/>
-          <w:sz w:val="24"/>
-          <w:szCs w:val="24"/>
-        </w:rPr>
         <w:t>Docker</w:t>
       </w:r>
-      <w:proofErr w:type="spellEnd"/>
       <w:r>
         <w:rPr>
           <w:rFonts w:ascii="Times New Roman" w:hAnsi="Times New Roman" w:cs="Times New Roman"/>
@@ -406,39 +395,15 @@
         <w:t>Databases:</w:t>
       </w:r>
       <w:r>
-        <w:t xml:space="preserve"> </w:t>
+        <w:t xml:space="preserve"> PostgreSQL, MySQL, MongoDB, </w:t>
       </w:r>
       <w:proofErr w:type="spellStart"/>
       <w:r>
-        <w:t>PostgreSQL</w:t>
+        <w:t>Redis</w:t>
       </w:r>
       <w:proofErr w:type="spellEnd"/>
       <w:r>
-        <w:t xml:space="preserve">, MySQL, </w:t>
-      </w:r>
-      <w:proofErr w:type="spellStart"/>
-      <w:r>
-        <w:t>MongoDB</w:t>
-      </w:r>
-      <w:proofErr w:type="spellEnd"/>
-      <w:r>
-        <w:t xml:space="preserve">, </w:t>
-      </w:r>
-      <w:proofErr w:type="spellStart"/>
-      <w:r>
-        <w:t>Redis</w:t>
-      </w:r>
-      <w:proofErr w:type="spellEnd"/>
-      <w:r>
-        <w:t xml:space="preserve">, </w:t>
-      </w:r>
-      <w:proofErr w:type="spellStart"/>
-      <w:r>
-        <w:t>NoSQL</w:t>
-      </w:r>
-      <w:proofErr w:type="spellEnd"/>
-      <w:r>
-        <w:t xml:space="preserve"> stores</w:t>
+        <w:t>, NoSQL stores</w:t>
       </w:r>
     </w:p>
     <w:p>
@@ -454,38 +419,11 @@
         <w:rPr>
           <w:rStyle w:val="Strong"/>
         </w:rPr>
-        <w:t xml:space="preserve">Cloud &amp; </w:t>
-      </w:r>
-      <w:proofErr w:type="spellStart"/>
-      <w:r>
-        <w:rPr>
-          <w:rStyle w:val="Strong"/>
-        </w:rPr>
-        <w:t>DevOps</w:t>
-      </w:r>
-      <w:proofErr w:type="spellEnd"/>
-      <w:r>
-        <w:rPr>
-          <w:rStyle w:val="Strong"/>
-        </w:rPr>
-        <w:t>:</w:t>
-      </w:r>
-      <w:r>
-        <w:t xml:space="preserve"> AWS, GCP, </w:t>
-      </w:r>
-      <w:proofErr w:type="spellStart"/>
-      <w:r>
-        <w:t>Docker</w:t>
-      </w:r>
-      <w:proofErr w:type="spellEnd"/>
-      <w:r>
-        <w:t xml:space="preserve">, CI/CD pipelines, </w:t>
-      </w:r>
-      <w:proofErr w:type="spellStart"/>
-      <w:r>
-        <w:t>Kubernetes</w:t>
-      </w:r>
-      <w:proofErr w:type="spellEnd"/>
+        <w:t>Cloud &amp; DevOps:</w:t>
+      </w:r>
+      <w:r>
+        <w:t xml:space="preserve"> AWS, GCP, Docker, CI/CD pipelines, Kubernetes</w:t>
+      </w:r>
     </w:p>
     <w:p>
       <w:pPr>
@@ -745,7 +683,7 @@
           <w:sz w:val="24"/>
           <w:szCs w:val="24"/>
         </w:rPr>
-        <w:t xml:space="preserve">Developed enterprise-grade </w:t>
+        <w:t xml:space="preserve">Developed enterprise-grade RESTful APIs and </w:t>
       </w:r>
       <w:proofErr w:type="spellStart"/>
       <w:r>
@@ -754,7 +692,7 @@
           <w:sz w:val="24"/>
           <w:szCs w:val="24"/>
         </w:rPr>
-        <w:t>RESTful</w:t>
+        <w:t>GraphQL</w:t>
       </w:r>
       <w:proofErr w:type="spellEnd"/>
       <w:r>
@@ -763,24 +701,6 @@
           <w:sz w:val="24"/>
           <w:szCs w:val="24"/>
         </w:rPr>
-        <w:t xml:space="preserve"> APIs and </w:t>
-      </w:r>
-      <w:proofErr w:type="spellStart"/>
-      <w:r>
-        <w:rPr>
-          <w:rFonts w:ascii="Times New Roman" w:eastAsia="Times New Roman" w:hAnsi="Times New Roman" w:cs="Times New Roman"/>
-          <w:sz w:val="24"/>
-          <w:szCs w:val="24"/>
-        </w:rPr>
-        <w:t>GraphQL</w:t>
-      </w:r>
-      <w:proofErr w:type="spellEnd"/>
-      <w:r>
-        <w:rPr>
-          <w:rFonts w:ascii="Times New Roman" w:eastAsia="Times New Roman" w:hAnsi="Times New Roman" w:cs="Times New Roman"/>
-          <w:sz w:val="24"/>
-          <w:szCs w:val="24"/>
-        </w:rPr>
         <w:t xml:space="preserve"> endpoints in Node.js, integrating </w:t>
       </w:r>
       <w:r>
@@ -791,29 +711,7 @@
           <w:sz w:val="24"/>
           <w:szCs w:val="24"/>
         </w:rPr>
-        <w:t xml:space="preserve">SQL and </w:t>
-      </w:r>
-      <w:proofErr w:type="spellStart"/>
-      <w:r>
-        <w:rPr>
-          <w:rFonts w:ascii="Times New Roman" w:eastAsia="Times New Roman" w:hAnsi="Times New Roman" w:cs="Times New Roman"/>
-          <w:b/>
-          <w:bCs/>
-          <w:sz w:val="24"/>
-          <w:szCs w:val="24"/>
-        </w:rPr>
-        <w:t>NoSQL</w:t>
-      </w:r>
-      <w:proofErr w:type="spellEnd"/>
-      <w:r>
-        <w:rPr>
-          <w:rFonts w:ascii="Times New Roman" w:eastAsia="Times New Roman" w:hAnsi="Times New Roman" w:cs="Times New Roman"/>
-          <w:b/>
-          <w:bCs/>
-          <w:sz w:val="24"/>
-          <w:szCs w:val="24"/>
-        </w:rPr>
-        <w:t xml:space="preserve"> data models</w:t>
+        <w:t>SQL and NoSQL data models</w:t>
       </w:r>
       <w:r>
         <w:rPr>
@@ -941,7 +839,7 @@
           <w:sz w:val="24"/>
           <w:szCs w:val="24"/>
         </w:rPr>
-        <w:t xml:space="preserve">Designed CI/CD pipelines with </w:t>
+        <w:t xml:space="preserve">Designed CI/CD pipelines with GitHub Actions and </w:t>
       </w:r>
       <w:proofErr w:type="spellStart"/>
       <w:r>
@@ -950,7 +848,7 @@
           <w:sz w:val="24"/>
           <w:szCs w:val="24"/>
         </w:rPr>
-        <w:t>GitHub</w:t>
+        <w:t>GitLab</w:t>
       </w:r>
       <w:proofErr w:type="spellEnd"/>
       <w:r>
@@ -959,24 +857,6 @@
           <w:sz w:val="24"/>
           <w:szCs w:val="24"/>
         </w:rPr>
-        <w:t xml:space="preserve"> Actions and </w:t>
-      </w:r>
-      <w:proofErr w:type="spellStart"/>
-      <w:r>
-        <w:rPr>
-          <w:rFonts w:ascii="Times New Roman" w:eastAsia="Times New Roman" w:hAnsi="Times New Roman" w:cs="Times New Roman"/>
-          <w:sz w:val="24"/>
-          <w:szCs w:val="24"/>
-        </w:rPr>
-        <w:t>GitLab</w:t>
-      </w:r>
-      <w:proofErr w:type="spellEnd"/>
-      <w:r>
-        <w:rPr>
-          <w:rFonts w:ascii="Times New Roman" w:eastAsia="Times New Roman" w:hAnsi="Times New Roman" w:cs="Times New Roman"/>
-          <w:sz w:val="24"/>
-          <w:szCs w:val="24"/>
-        </w:rPr>
         <w:t xml:space="preserve"> CI, ensuring </w:t>
       </w:r>
       <w:r>
@@ -987,29 +867,7 @@
           <w:sz w:val="24"/>
           <w:szCs w:val="24"/>
         </w:rPr>
-        <w:t xml:space="preserve">automated test coverage, </w:t>
-      </w:r>
-      <w:proofErr w:type="spellStart"/>
-      <w:r>
-        <w:rPr>
-          <w:rFonts w:ascii="Times New Roman" w:eastAsia="Times New Roman" w:hAnsi="Times New Roman" w:cs="Times New Roman"/>
-          <w:b/>
-          <w:bCs/>
-          <w:sz w:val="24"/>
-          <w:szCs w:val="24"/>
-        </w:rPr>
-        <w:t>Docker</w:t>
-      </w:r>
-      <w:proofErr w:type="spellEnd"/>
-      <w:r>
-        <w:rPr>
-          <w:rFonts w:ascii="Times New Roman" w:eastAsia="Times New Roman" w:hAnsi="Times New Roman" w:cs="Times New Roman"/>
-          <w:b/>
-          <w:bCs/>
-          <w:sz w:val="24"/>
-          <w:szCs w:val="24"/>
-        </w:rPr>
-        <w:t xml:space="preserve"> image builds, and deployments to cloud environments</w:t>
+        <w:t>automated test coverage, Docker image builds, and deployments to cloud environments</w:t>
       </w:r>
       <w:r>
         <w:rPr>
@@ -1246,25 +1104,7 @@
           <w:sz w:val="24"/>
           <w:szCs w:val="24"/>
         </w:rPr>
-        <w:t xml:space="preserve">, delivering enterprise </w:t>
-      </w:r>
-      <w:proofErr w:type="spellStart"/>
-      <w:r>
-        <w:rPr>
-          <w:rFonts w:ascii="Times New Roman" w:eastAsia="Times New Roman" w:hAnsi="Times New Roman" w:cs="Times New Roman"/>
-          <w:sz w:val="24"/>
-          <w:szCs w:val="24"/>
-        </w:rPr>
-        <w:t>SaaS</w:t>
-      </w:r>
-      <w:proofErr w:type="spellEnd"/>
-      <w:r>
-        <w:rPr>
-          <w:rFonts w:ascii="Times New Roman" w:eastAsia="Times New Roman" w:hAnsi="Times New Roman" w:cs="Times New Roman"/>
-          <w:sz w:val="24"/>
-          <w:szCs w:val="24"/>
-        </w:rPr>
-        <w:t xml:space="preserve"> solutions with responsive UIs and strong security models.</w:t>
+        <w:t>, delivering enterprise SaaS solutions with responsive UIs and strong security models.</w:t>
       </w:r>
     </w:p>
     <w:p>
@@ -1362,29 +1202,7 @@
           <w:sz w:val="24"/>
           <w:szCs w:val="24"/>
         </w:rPr>
-        <w:t xml:space="preserve"> and </w:t>
-      </w:r>
-      <w:proofErr w:type="spellStart"/>
-      <w:r>
-        <w:rPr>
-          <w:rFonts w:ascii="Times New Roman" w:eastAsia="Times New Roman" w:hAnsi="Times New Roman" w:cs="Times New Roman"/>
-          <w:b/>
-          <w:bCs/>
-          <w:sz w:val="24"/>
-          <w:szCs w:val="24"/>
-        </w:rPr>
-        <w:t>NoSQL</w:t>
-      </w:r>
-      <w:proofErr w:type="spellEnd"/>
-      <w:r>
-        <w:rPr>
-          <w:rFonts w:ascii="Times New Roman" w:eastAsia="Times New Roman" w:hAnsi="Times New Roman" w:cs="Times New Roman"/>
-          <w:b/>
-          <w:bCs/>
-          <w:sz w:val="24"/>
-          <w:szCs w:val="24"/>
-        </w:rPr>
-        <w:t xml:space="preserve"> databases</w:t>
+        <w:t xml:space="preserve"> and NoSQL databases</w:t>
       </w:r>
       <w:r>
         <w:rPr>
@@ -1418,27 +1236,15 @@
         </w:rPr>
         <w:t xml:space="preserve">Automated deployments using </w:t>
       </w:r>
-      <w:proofErr w:type="spellStart"/>
-      <w:r>
-        <w:rPr>
-          <w:rFonts w:ascii="Times New Roman" w:eastAsia="Times New Roman" w:hAnsi="Times New Roman" w:cs="Times New Roman"/>
-          <w:b/>
-          <w:bCs/>
-          <w:sz w:val="24"/>
-          <w:szCs w:val="24"/>
-        </w:rPr>
-        <w:t>Docker</w:t>
-      </w:r>
-      <w:proofErr w:type="spellEnd"/>
-      <w:r>
-        <w:rPr>
-          <w:rFonts w:ascii="Times New Roman" w:eastAsia="Times New Roman" w:hAnsi="Times New Roman" w:cs="Times New Roman"/>
-          <w:b/>
-          <w:bCs/>
-          <w:sz w:val="24"/>
-          <w:szCs w:val="24"/>
-        </w:rPr>
-        <w:t xml:space="preserve"> and container orchestration tools</w:t>
+      <w:r>
+        <w:rPr>
+          <w:rFonts w:ascii="Times New Roman" w:eastAsia="Times New Roman" w:hAnsi="Times New Roman" w:cs="Times New Roman"/>
+          <w:b/>
+          <w:bCs/>
+          <w:sz w:val="24"/>
+          <w:szCs w:val="24"/>
+        </w:rPr>
+        <w:t>Docker and container orchestration tools</w:t>
       </w:r>
       <w:r>
         <w:rPr>
@@ -1530,25 +1336,7 @@
           <w:sz w:val="24"/>
           <w:szCs w:val="24"/>
         </w:rPr>
-        <w:t xml:space="preserve"> for </w:t>
-      </w:r>
-      <w:proofErr w:type="spellStart"/>
-      <w:r>
-        <w:rPr>
-          <w:rFonts w:ascii="Times New Roman" w:eastAsia="Times New Roman" w:hAnsi="Times New Roman" w:cs="Times New Roman"/>
-          <w:sz w:val="24"/>
-          <w:szCs w:val="24"/>
-        </w:rPr>
-        <w:t>PostgreSQL</w:t>
-      </w:r>
-      <w:proofErr w:type="spellEnd"/>
-      <w:r>
-        <w:rPr>
-          <w:rFonts w:ascii="Times New Roman" w:eastAsia="Times New Roman" w:hAnsi="Times New Roman" w:cs="Times New Roman"/>
-          <w:sz w:val="24"/>
-          <w:szCs w:val="24"/>
-        </w:rPr>
-        <w:t xml:space="preserve"> and MySQL databases, ensuring data integrity and query performance.</w:t>
+        <w:t xml:space="preserve"> for PostgreSQL and MySQL databases, ensuring data integrity and query performance.</w:t>
       </w:r>
     </w:p>
     <w:p>
@@ -1960,29 +1748,7 @@
           <w:sz w:val="24"/>
           <w:szCs w:val="24"/>
         </w:rPr>
-        <w:t xml:space="preserve">modern full-stack architectures with SQL and </w:t>
-      </w:r>
-      <w:proofErr w:type="spellStart"/>
-      <w:r>
-        <w:rPr>
-          <w:rFonts w:ascii="Times New Roman" w:eastAsia="Times New Roman" w:hAnsi="Times New Roman" w:cs="Times New Roman"/>
-          <w:b/>
-          <w:bCs/>
-          <w:sz w:val="24"/>
-          <w:szCs w:val="24"/>
-        </w:rPr>
-        <w:t>NoSQL</w:t>
-      </w:r>
-      <w:proofErr w:type="spellEnd"/>
-      <w:r>
-        <w:rPr>
-          <w:rFonts w:ascii="Times New Roman" w:eastAsia="Times New Roman" w:hAnsi="Times New Roman" w:cs="Times New Roman"/>
-          <w:b/>
-          <w:bCs/>
-          <w:sz w:val="24"/>
-          <w:szCs w:val="24"/>
-        </w:rPr>
-        <w:t xml:space="preserve"> hybrid persistence layers</w:t>
+        <w:t>modern full-stack architectures with SQL and NoSQL hybrid persistence layers</w:t>
       </w:r>
       <w:r>
         <w:rPr>
@@ -2016,7 +1782,6 @@
         </w:rPr>
         <w:t xml:space="preserve">Containerized legacy applications with </w:t>
       </w:r>
-      <w:proofErr w:type="spellStart"/>
       <w:r>
         <w:rPr>
           <w:rFonts w:ascii="Times New Roman" w:eastAsia="Times New Roman" w:hAnsi="Times New Roman" w:cs="Times New Roman"/>
@@ -2027,7 +1792,6 @@
         </w:rPr>
         <w:t>Docker</w:t>
       </w:r>
-      <w:proofErr w:type="spellEnd"/>
       <w:r>
         <w:rPr>
           <w:rFonts w:ascii="Times New Roman" w:eastAsia="Times New Roman" w:hAnsi="Times New Roman" w:cs="Times New Roman"/>
@@ -2136,25 +1900,7 @@
           <w:sz w:val="24"/>
           <w:szCs w:val="24"/>
         </w:rPr>
-        <w:t xml:space="preserve">, connected to backend aggregation services that queried both SQL and </w:t>
-      </w:r>
-      <w:proofErr w:type="spellStart"/>
-      <w:r>
-        <w:rPr>
-          <w:rFonts w:ascii="Times New Roman" w:eastAsia="Times New Roman" w:hAnsi="Times New Roman" w:cs="Times New Roman"/>
-          <w:sz w:val="24"/>
-          <w:szCs w:val="24"/>
-        </w:rPr>
-        <w:t>NoSQL</w:t>
-      </w:r>
-      <w:proofErr w:type="spellEnd"/>
-      <w:r>
-        <w:rPr>
-          <w:rFonts w:ascii="Times New Roman" w:eastAsia="Times New Roman" w:hAnsi="Times New Roman" w:cs="Times New Roman"/>
-          <w:sz w:val="24"/>
-          <w:szCs w:val="24"/>
-        </w:rPr>
-        <w:t xml:space="preserve"> sources.</w:t>
+        <w:t>, connected to backend aggregation services that queried both SQL and NoSQL sources.</w:t>
       </w:r>
     </w:p>
     <w:p>
@@ -2178,25 +1924,7 @@
           <w:sz w:val="24"/>
           <w:szCs w:val="24"/>
         </w:rPr>
-        <w:t xml:space="preserve">Collaborated closely with QA and </w:t>
-      </w:r>
-      <w:proofErr w:type="spellStart"/>
-      <w:r>
-        <w:rPr>
-          <w:rFonts w:ascii="Times New Roman" w:eastAsia="Times New Roman" w:hAnsi="Times New Roman" w:cs="Times New Roman"/>
-          <w:sz w:val="24"/>
-          <w:szCs w:val="24"/>
-        </w:rPr>
-        <w:t>DevOps</w:t>
-      </w:r>
-      <w:proofErr w:type="spellEnd"/>
-      <w:r>
-        <w:rPr>
-          <w:rFonts w:ascii="Times New Roman" w:eastAsia="Times New Roman" w:hAnsi="Times New Roman" w:cs="Times New Roman"/>
-          <w:sz w:val="24"/>
-          <w:szCs w:val="24"/>
-        </w:rPr>
-        <w:t xml:space="preserve"> teams to deliver tested, deployable modules using </w:t>
+        <w:t xml:space="preserve">Collaborated closely with QA and DevOps teams to deliver tested, deployable modules using </w:t>
       </w:r>
       <w:r>
         <w:rPr>
@@ -2308,27 +2036,15 @@
         </w:rPr>
         <w:t xml:space="preserve">Contributed to frontend modules in </w:t>
       </w:r>
-      <w:proofErr w:type="spellStart"/>
-      <w:r>
-        <w:rPr>
-          <w:rFonts w:ascii="Times New Roman" w:eastAsia="Times New Roman" w:hAnsi="Times New Roman" w:cs="Times New Roman"/>
-          <w:b/>
-          <w:bCs/>
-          <w:sz w:val="24"/>
-          <w:szCs w:val="24"/>
-        </w:rPr>
-        <w:t>AngularJS</w:t>
-      </w:r>
-      <w:proofErr w:type="spellEnd"/>
-      <w:r>
-        <w:rPr>
-          <w:rFonts w:ascii="Times New Roman" w:eastAsia="Times New Roman" w:hAnsi="Times New Roman" w:cs="Times New Roman"/>
-          <w:b/>
-          <w:bCs/>
-          <w:sz w:val="24"/>
-          <w:szCs w:val="24"/>
-        </w:rPr>
-        <w:t xml:space="preserve"> and </w:t>
+      <w:r>
+        <w:rPr>
+          <w:rFonts w:ascii="Times New Roman" w:eastAsia="Times New Roman" w:hAnsi="Times New Roman" w:cs="Times New Roman"/>
+          <w:b/>
+          <w:bCs/>
+          <w:sz w:val="24"/>
+          <w:szCs w:val="24"/>
+        </w:rPr>
+        <w:t xml:space="preserve">AngularJS and </w:t>
       </w:r>
       <w:proofErr w:type="spellStart"/>
       <w:r>
@@ -2391,25 +2107,7 @@
           <w:sz w:val="24"/>
           <w:szCs w:val="24"/>
         </w:rPr>
-        <w:t xml:space="preserve"> supporting internal dashboards with SQL Server and </w:t>
-      </w:r>
-      <w:proofErr w:type="spellStart"/>
-      <w:r>
-        <w:rPr>
-          <w:rFonts w:ascii="Times New Roman" w:eastAsia="Times New Roman" w:hAnsi="Times New Roman" w:cs="Times New Roman"/>
-          <w:sz w:val="24"/>
-          <w:szCs w:val="24"/>
-        </w:rPr>
-        <w:t>NoSQL</w:t>
-      </w:r>
-      <w:proofErr w:type="spellEnd"/>
-      <w:r>
-        <w:rPr>
-          <w:rFonts w:ascii="Times New Roman" w:eastAsia="Times New Roman" w:hAnsi="Times New Roman" w:cs="Times New Roman"/>
-          <w:sz w:val="24"/>
-          <w:szCs w:val="24"/>
-        </w:rPr>
-        <w:t xml:space="preserve"> store integrations.</w:t>
+        <w:t xml:space="preserve"> supporting internal dashboards with SQL Server and NoSQL store integrations.</w:t>
       </w:r>
     </w:p>
     <w:p>
@@ -2443,20 +2141,8 @@
           <w:sz w:val="24"/>
           <w:szCs w:val="24"/>
         </w:rPr>
-        <w:t xml:space="preserve">containerization with </w:t>
-      </w:r>
-      <w:proofErr w:type="spellStart"/>
-      <w:r>
-        <w:rPr>
-          <w:rFonts w:ascii="Times New Roman" w:eastAsia="Times New Roman" w:hAnsi="Times New Roman" w:cs="Times New Roman"/>
-          <w:b/>
-          <w:bCs/>
-          <w:sz w:val="24"/>
-          <w:szCs w:val="24"/>
-        </w:rPr>
-        <w:t>Docker</w:t>
-      </w:r>
-      <w:proofErr w:type="spellEnd"/>
+        <w:t>containerization with Docker</w:t>
+      </w:r>
       <w:r>
         <w:rPr>
           <w:rFonts w:ascii="Times New Roman" w:eastAsia="Times New Roman" w:hAnsi="Times New Roman" w:cs="Times New Roman"/>
@@ -2731,15 +2417,7 @@
         <w:t>Smart Retail Dashboard:</w:t>
       </w:r>
       <w:r>
-        <w:t xml:space="preserve"> Developed a cloud-hosted Angular + Node.js solution for real-time sales analytics with SQL and </w:t>
-      </w:r>
-      <w:proofErr w:type="spellStart"/>
-      <w:r>
-        <w:t>NoSQL</w:t>
-      </w:r>
-      <w:proofErr w:type="spellEnd"/>
-      <w:r>
-        <w:t xml:space="preserve"> hybrid data persistence.</w:t>
+        <w:t xml:space="preserve"> Developed a cloud-hosted Angular + Node.js solution for real-time sales analytics with SQL and NoSQL hybrid data persistence.</w:t>
       </w:r>
     </w:p>
     <w:p>
@@ -2892,27 +2570,15 @@
           <w:szCs w:val="24"/>
         </w:rPr>
       </w:pPr>
-      <w:proofErr w:type="spellStart"/>
-      <w:r>
-        <w:rPr>
-          <w:rFonts w:ascii="Times New Roman" w:eastAsia="Times New Roman" w:hAnsi="Times New Roman" w:cs="Times New Roman"/>
-          <w:b/>
-          <w:bCs/>
-          <w:sz w:val="24"/>
-          <w:szCs w:val="24"/>
-        </w:rPr>
-        <w:t>Docker</w:t>
-      </w:r>
-      <w:proofErr w:type="spellEnd"/>
-      <w:r>
-        <w:rPr>
-          <w:rFonts w:ascii="Times New Roman" w:eastAsia="Times New Roman" w:hAnsi="Times New Roman" w:cs="Times New Roman"/>
-          <w:b/>
-          <w:bCs/>
-          <w:sz w:val="24"/>
-          <w:szCs w:val="24"/>
-        </w:rPr>
-        <w:t xml:space="preserve"> Certified Associate</w:t>
+      <w:r>
+        <w:rPr>
+          <w:rFonts w:ascii="Times New Roman" w:eastAsia="Times New Roman" w:hAnsi="Times New Roman" w:cs="Times New Roman"/>
+          <w:b/>
+          <w:bCs/>
+          <w:sz w:val="24"/>
+          <w:szCs w:val="24"/>
+        </w:rPr>
+        <w:t>Docker Certified Associate</w:t>
       </w:r>
     </w:p>
     <w:p>
@@ -8004,7 +7670,7 @@
 </file>
 
 <file path=customXml/itemProps1.xml><?xml version="1.0" encoding="utf-8"?>
-<ds:datastoreItem xmlns:ds="http://schemas.openxmlformats.org/officeDocument/2006/customXml" ds:itemID="{E2192A6A-D375-45A4-85D7-8C9F7D6618B9}">
+<ds:datastoreItem xmlns:ds="http://schemas.openxmlformats.org/officeDocument/2006/customXml" ds:itemID="{4C531639-9DCF-4BE9-9511-B99F50229B24}">
   <ds:schemaRefs>
     <ds:schemaRef ds:uri="http://schemas.openxmlformats.org/officeDocument/2006/bibliography"/>
   </ds:schemaRefs>

--- a/Taylor/Node Angular/Taylor Pentz.docx
+++ b/Taylor/Node Angular/Taylor Pentz.docx
@@ -21,10 +21,9 @@
           <w:sz w:val="72"/>
           <w:szCs w:val="72"/>
         </w:rPr>
-        <w:t>Taylo</w:t>
-      </w:r>
-      <w:bookmarkStart w:id="0" w:name="_GoBack"/>
-      <w:bookmarkEnd w:id="0"/>
+        <w:t xml:space="preserve">Taylor </w:t>
+      </w:r>
+      <w:proofErr w:type="spellStart"/>
       <w:r>
         <w:rPr>
           <w:rFonts w:ascii="Stencil" w:eastAsia="Times New Roman" w:hAnsi="Stencil" w:cs="Times New Roman"/>
@@ -34,18 +33,6 @@
           <w:sz w:val="72"/>
           <w:szCs w:val="72"/>
         </w:rPr>
-        <w:t xml:space="preserve">r </w:t>
-      </w:r>
-      <w:proofErr w:type="spellStart"/>
-      <w:r>
-        <w:rPr>
-          <w:rFonts w:ascii="Stencil" w:eastAsia="Times New Roman" w:hAnsi="Stencil" w:cs="Times New Roman"/>
-          <w:b/>
-          <w:bCs/>
-          <w:color w:val="1F497D" w:themeColor="text2"/>
-          <w:sz w:val="72"/>
-          <w:szCs w:val="72"/>
-        </w:rPr>
         <w:t>Pentz</w:t>
       </w:r>
       <w:proofErr w:type="spellEnd"/>
@@ -64,20 +51,44 @@
           <w:rFonts w:ascii="Arial Black" w:eastAsia="Times New Roman" w:hAnsi="Arial Black" w:cs="Times New Roman"/>
           <w:b/>
           <w:bCs/>
-          <w:sz w:val="32"/>
+          <w:sz w:val="24"/>
           <w:szCs w:val="32"/>
         </w:rPr>
-        <w:t>Senior Software</w:t>
-      </w:r>
+        <w:t>Senior</w:t>
+      </w:r>
+      <w:bookmarkStart w:id="0" w:name="_GoBack"/>
+      <w:bookmarkEnd w:id="0"/>
       <w:r>
         <w:rPr>
           <w:rFonts w:ascii="Arial Black" w:eastAsia="Times New Roman" w:hAnsi="Arial Black" w:cs="Times New Roman"/>
           <w:b/>
           <w:bCs/>
-          <w:sz w:val="32"/>
+          <w:sz w:val="24"/>
           <w:szCs w:val="32"/>
         </w:rPr>
-        <w:t xml:space="preserve"> Engineer</w:t>
+        <w:t xml:space="preserve"> Software Engineer — Angular • Node.js • </w:t>
+      </w:r>
+      <w:proofErr w:type="spellStart"/>
+      <w:r>
+        <w:rPr>
+          <w:rFonts w:ascii="Arial Black" w:eastAsia="Times New Roman" w:hAnsi="Arial Black" w:cs="Times New Roman"/>
+          <w:b/>
+          <w:bCs/>
+          <w:sz w:val="24"/>
+          <w:szCs w:val="32"/>
+        </w:rPr>
+        <w:t>TypeScript</w:t>
+      </w:r>
+      <w:proofErr w:type="spellEnd"/>
+      <w:r>
+        <w:rPr>
+          <w:rFonts w:ascii="Arial Black" w:eastAsia="Times New Roman" w:hAnsi="Arial Black" w:cs="Times New Roman"/>
+          <w:b/>
+          <w:bCs/>
+          <w:sz w:val="24"/>
+          <w:szCs w:val="32"/>
+        </w:rPr>
+        <w:t xml:space="preserve"> • AWS</w:t>
       </w:r>
       <w:r>
         <w:rPr>
@@ -174,108 +185,127 @@
         <w:jc w:val="both"/>
         <w:rPr>
           <w:rFonts w:ascii="Times New Roman" w:eastAsia="Times New Roman" w:hAnsi="Times New Roman" w:cs="Times New Roman"/>
-          <w:sz w:val="24"/>
-          <w:szCs w:val="24"/>
-        </w:rPr>
-      </w:pPr>
-      <w:proofErr w:type="gramStart"/>
+          <w:sz w:val="28"/>
+          <w:szCs w:val="24"/>
+        </w:rPr>
+      </w:pPr>
       <w:r>
         <w:rPr>
           <w:rFonts w:ascii="Times New Roman" w:hAnsi="Times New Roman" w:cs="Times New Roman"/>
           <w:sz w:val="24"/>
-          <w:szCs w:val="24"/>
-        </w:rPr>
-        <w:t xml:space="preserve">Full-stack engineer with extensive expertise in designing and scaling enterprise applications using </w:t>
+        </w:rPr>
+        <w:t xml:space="preserve">Senior Software Engineer with 10+ years delivering </w:t>
       </w:r>
       <w:r>
         <w:rPr>
           <w:rStyle w:val="Strong"/>
           <w:rFonts w:ascii="Times New Roman" w:hAnsi="Times New Roman" w:cs="Times New Roman"/>
           <w:sz w:val="24"/>
-          <w:szCs w:val="24"/>
-        </w:rPr>
-        <w:t>Angular, Node.js, SQL/NoSQL databases, and cloud platforms (AWS &amp; GCP)</w:t>
-      </w:r>
-      <w:r>
-        <w:rPr>
-          <w:rFonts w:ascii="Times New Roman" w:hAnsi="Times New Roman" w:cs="Times New Roman"/>
-          <w:sz w:val="24"/>
-          <w:szCs w:val="24"/>
-        </w:rPr>
-        <w:t>.</w:t>
-      </w:r>
-      <w:proofErr w:type="gramEnd"/>
-      <w:r>
-        <w:rPr>
-          <w:rFonts w:ascii="Times New Roman" w:hAnsi="Times New Roman" w:cs="Times New Roman"/>
-          <w:sz w:val="24"/>
-          <w:szCs w:val="24"/>
-        </w:rPr>
-        <w:t xml:space="preserve"> </w:t>
-      </w:r>
-      <w:proofErr w:type="gramStart"/>
-      <w:r>
-        <w:rPr>
-          <w:rFonts w:ascii="Times New Roman" w:hAnsi="Times New Roman" w:cs="Times New Roman"/>
-          <w:sz w:val="24"/>
-          <w:szCs w:val="24"/>
-        </w:rPr>
-        <w:t xml:space="preserve">Proven track record in building high-performance </w:t>
-      </w:r>
-      <w:proofErr w:type="spellStart"/>
-      <w:r>
-        <w:rPr>
-          <w:rFonts w:ascii="Times New Roman" w:hAnsi="Times New Roman" w:cs="Times New Roman"/>
-          <w:sz w:val="24"/>
-          <w:szCs w:val="24"/>
-        </w:rPr>
-        <w:t>microservices</w:t>
-      </w:r>
-      <w:proofErr w:type="spellEnd"/>
-      <w:r>
-        <w:rPr>
-          <w:rFonts w:ascii="Times New Roman" w:hAnsi="Times New Roman" w:cs="Times New Roman"/>
-          <w:sz w:val="24"/>
-          <w:szCs w:val="24"/>
-        </w:rPr>
-        <w:t xml:space="preserve">, containerized solutions with </w:t>
+        </w:rPr>
+        <w:t>Angular 4–</w:t>
       </w:r>
       <w:r>
         <w:rPr>
           <w:rStyle w:val="Strong"/>
           <w:rFonts w:ascii="Times New Roman" w:hAnsi="Times New Roman" w:cs="Times New Roman"/>
           <w:sz w:val="24"/>
-          <w:szCs w:val="24"/>
-        </w:rPr>
-        <w:t>Docker</w:t>
+        </w:rPr>
+        <w:t>20</w:t>
       </w:r>
       <w:r>
         <w:rPr>
           <w:rFonts w:ascii="Times New Roman" w:hAnsi="Times New Roman" w:cs="Times New Roman"/>
           <w:sz w:val="24"/>
-          <w:szCs w:val="24"/>
-        </w:rPr>
-        <w:t>, and leading teams to deliver robust web platforms.</w:t>
-      </w:r>
-      <w:proofErr w:type="gramEnd"/>
-      <w:r>
-        <w:rPr>
+        </w:rPr>
+        <w:t xml:space="preserve"> and </w:t>
+      </w:r>
+      <w:r>
+        <w:rPr>
+          <w:rStyle w:val="Strong"/>
           <w:rFonts w:ascii="Times New Roman" w:hAnsi="Times New Roman" w:cs="Times New Roman"/>
           <w:sz w:val="24"/>
-          <w:szCs w:val="24"/>
-        </w:rPr>
-        <w:t xml:space="preserve"> </w:t>
-      </w:r>
-      <w:proofErr w:type="gramStart"/>
+        </w:rPr>
+        <w:t>Node.js 8–20</w:t>
+      </w:r>
       <w:r>
         <w:rPr>
           <w:rFonts w:ascii="Times New Roman" w:hAnsi="Times New Roman" w:cs="Times New Roman"/>
           <w:sz w:val="24"/>
-          <w:szCs w:val="24"/>
-        </w:rPr>
-        <w:t>Adept in translating complex business requirements into secure, maintainable, and scalable software systems.</w:t>
-      </w:r>
-      <w:proofErr w:type="gramEnd"/>
+        </w:rPr>
+        <w:t xml:space="preserve"> solutions across </w:t>
+      </w:r>
+      <w:r>
+        <w:rPr>
+          <w:rStyle w:val="Strong"/>
+          <w:rFonts w:ascii="Times New Roman" w:hAnsi="Times New Roman" w:cs="Times New Roman"/>
+          <w:sz w:val="24"/>
+        </w:rPr>
+        <w:t>SaaS, healthcare workflow, enterprise platforms, and cloud modernization</w:t>
+      </w:r>
+      <w:r>
+        <w:rPr>
+          <w:rFonts w:ascii="Times New Roman" w:hAnsi="Times New Roman" w:cs="Times New Roman"/>
+          <w:sz w:val="24"/>
+        </w:rPr>
+        <w:t xml:space="preserve">, combining </w:t>
+      </w:r>
+      <w:proofErr w:type="spellStart"/>
+      <w:r>
+        <w:rPr>
+          <w:rStyle w:val="Strong"/>
+          <w:rFonts w:ascii="Times New Roman" w:hAnsi="Times New Roman" w:cs="Times New Roman"/>
+          <w:sz w:val="24"/>
+        </w:rPr>
+        <w:t>TypeScript</w:t>
+      </w:r>
+      <w:proofErr w:type="spellEnd"/>
+      <w:r>
+        <w:rPr>
+          <w:rFonts w:ascii="Times New Roman" w:hAnsi="Times New Roman" w:cs="Times New Roman"/>
+          <w:sz w:val="24"/>
+        </w:rPr>
+        <w:t xml:space="preserve">, </w:t>
+      </w:r>
+      <w:proofErr w:type="spellStart"/>
+      <w:r>
+        <w:rPr>
+          <w:rStyle w:val="Strong"/>
+          <w:rFonts w:ascii="Times New Roman" w:hAnsi="Times New Roman" w:cs="Times New Roman"/>
+          <w:sz w:val="24"/>
+        </w:rPr>
+        <w:t>NestJS</w:t>
+      </w:r>
+      <w:proofErr w:type="spellEnd"/>
+      <w:r>
+        <w:rPr>
+          <w:rStyle w:val="Strong"/>
+          <w:rFonts w:ascii="Times New Roman" w:hAnsi="Times New Roman" w:cs="Times New Roman"/>
+          <w:sz w:val="24"/>
+        </w:rPr>
+        <w:t>/Express</w:t>
+      </w:r>
+      <w:r>
+        <w:rPr>
+          <w:rFonts w:ascii="Times New Roman" w:hAnsi="Times New Roman" w:cs="Times New Roman"/>
+          <w:sz w:val="24"/>
+        </w:rPr>
+        <w:t xml:space="preserve">, </w:t>
+      </w:r>
+      <w:r>
+        <w:rPr>
+          <w:rStyle w:val="Strong"/>
+          <w:rFonts w:ascii="Times New Roman" w:hAnsi="Times New Roman" w:cs="Times New Roman"/>
+          <w:sz w:val="24"/>
+        </w:rPr>
+        <w:t>AWS</w:t>
+      </w:r>
+      <w:r>
+        <w:rPr>
+          <w:rFonts w:ascii="Times New Roman" w:hAnsi="Times New Roman" w:cs="Times New Roman"/>
+          <w:sz w:val="24"/>
+        </w:rPr>
+        <w:t>, API architecture, legacy upgrades, and production reliability ownership to build secure, scalable products, stabilize complex systems, reduce delivery risk, and accelerate measurable business outcomes.</w:t>
+      </w:r>
     </w:p>
     <w:p>
       <w:pPr>
@@ -306,123 +336,850 @@
     </w:p>
     <w:p>
       <w:pPr>
-        <w:pStyle w:val="NormalWeb"/>
+        <w:pStyle w:val="ListParagraph"/>
         <w:numPr>
           <w:ilvl w:val="0"/>
           <w:numId w:val="21"/>
         </w:numPr>
+        <w:spacing w:before="100" w:beforeAutospacing="1" w:after="100" w:afterAutospacing="1" w:line="240" w:lineRule="auto"/>
         <w:jc w:val="both"/>
-      </w:pPr>
-      <w:r>
-        <w:rPr>
-          <w:rStyle w:val="Strong"/>
-        </w:rPr>
-        <w:t>Frontend:</w:t>
-      </w:r>
-      <w:r>
-        <w:t xml:space="preserve"> Angular 12+, </w:t>
+        <w:rPr>
+          <w:rFonts w:ascii="Times New Roman" w:eastAsia="Times New Roman" w:hAnsi="Times New Roman" w:cs="Times New Roman"/>
+          <w:sz w:val="24"/>
+          <w:szCs w:val="24"/>
+        </w:rPr>
+      </w:pPr>
+      <w:r>
+        <w:rPr>
+          <w:rFonts w:ascii="Times New Roman" w:eastAsia="Times New Roman" w:hAnsi="Times New Roman" w:cs="Times New Roman"/>
+          <w:b/>
+          <w:bCs/>
+          <w:sz w:val="24"/>
+          <w:szCs w:val="24"/>
+        </w:rPr>
+        <w:t>Frontend Engineering:</w:t>
+      </w:r>
+      <w:r>
+        <w:rPr>
+          <w:rFonts w:ascii="Times New Roman" w:eastAsia="Times New Roman" w:hAnsi="Times New Roman" w:cs="Times New Roman"/>
+          <w:sz w:val="24"/>
+          <w:szCs w:val="24"/>
+        </w:rPr>
+        <w:t xml:space="preserve"> </w:t>
+      </w:r>
+      <w:r>
+        <w:rPr>
+          <w:rFonts w:ascii="Times New Roman" w:eastAsia="Times New Roman" w:hAnsi="Times New Roman" w:cs="Times New Roman"/>
+          <w:b/>
+          <w:bCs/>
+          <w:sz w:val="24"/>
+          <w:szCs w:val="24"/>
+        </w:rPr>
+        <w:t>Angular 4–</w:t>
+      </w:r>
+      <w:r>
+        <w:rPr>
+          <w:rFonts w:ascii="Times New Roman" w:eastAsia="Times New Roman" w:hAnsi="Times New Roman" w:cs="Times New Roman"/>
+          <w:b/>
+          <w:bCs/>
+          <w:sz w:val="24"/>
+          <w:szCs w:val="24"/>
+        </w:rPr>
+        <w:t>20</w:t>
+      </w:r>
+      <w:r>
+        <w:rPr>
+          <w:rFonts w:ascii="Times New Roman" w:eastAsia="Times New Roman" w:hAnsi="Times New Roman" w:cs="Times New Roman"/>
+          <w:sz w:val="24"/>
+          <w:szCs w:val="24"/>
+        </w:rPr>
+        <w:t xml:space="preserve">, </w:t>
+      </w:r>
+      <w:r>
+        <w:rPr>
+          <w:rFonts w:ascii="Times New Roman" w:eastAsia="Times New Roman" w:hAnsi="Times New Roman" w:cs="Times New Roman"/>
+          <w:b/>
+          <w:bCs/>
+          <w:sz w:val="24"/>
+          <w:szCs w:val="24"/>
+        </w:rPr>
+        <w:t>AngularJS</w:t>
+      </w:r>
+      <w:r>
+        <w:rPr>
+          <w:rFonts w:ascii="Times New Roman" w:eastAsia="Times New Roman" w:hAnsi="Times New Roman" w:cs="Times New Roman"/>
+          <w:sz w:val="24"/>
+          <w:szCs w:val="24"/>
+        </w:rPr>
+        <w:t xml:space="preserve">, </w:t>
       </w:r>
       <w:proofErr w:type="spellStart"/>
       <w:r>
+        <w:rPr>
+          <w:rFonts w:ascii="Times New Roman" w:eastAsia="Times New Roman" w:hAnsi="Times New Roman" w:cs="Times New Roman"/>
+          <w:b/>
+          <w:bCs/>
+          <w:sz w:val="24"/>
+          <w:szCs w:val="24"/>
+        </w:rPr>
         <w:t>TypeScript</w:t>
       </w:r>
       <w:proofErr w:type="spellEnd"/>
       <w:r>
+        <w:rPr>
+          <w:rFonts w:ascii="Times New Roman" w:eastAsia="Times New Roman" w:hAnsi="Times New Roman" w:cs="Times New Roman"/>
+          <w:b/>
+          <w:bCs/>
+          <w:sz w:val="24"/>
+          <w:szCs w:val="24"/>
+        </w:rPr>
+        <w:t xml:space="preserve"> 2.9–5.x</w:t>
+      </w:r>
+      <w:r>
+        <w:rPr>
+          <w:rFonts w:ascii="Times New Roman" w:eastAsia="Times New Roman" w:hAnsi="Times New Roman" w:cs="Times New Roman"/>
+          <w:sz w:val="24"/>
+          <w:szCs w:val="24"/>
+        </w:rPr>
         <w:t xml:space="preserve">, </w:t>
       </w:r>
       <w:proofErr w:type="spellStart"/>
       <w:r>
+        <w:rPr>
+          <w:rFonts w:ascii="Times New Roman" w:eastAsia="Times New Roman" w:hAnsi="Times New Roman" w:cs="Times New Roman"/>
+          <w:sz w:val="24"/>
+          <w:szCs w:val="24"/>
+        </w:rPr>
         <w:t>RxJS</w:t>
       </w:r>
       <w:proofErr w:type="spellEnd"/>
       <w:r>
+        <w:rPr>
+          <w:rFonts w:ascii="Times New Roman" w:eastAsia="Times New Roman" w:hAnsi="Times New Roman" w:cs="Times New Roman"/>
+          <w:sz w:val="24"/>
+          <w:szCs w:val="24"/>
+        </w:rPr>
         <w:t xml:space="preserve">, </w:t>
       </w:r>
       <w:proofErr w:type="spellStart"/>
       <w:r>
+        <w:rPr>
+          <w:rFonts w:ascii="Times New Roman" w:eastAsia="Times New Roman" w:hAnsi="Times New Roman" w:cs="Times New Roman"/>
+          <w:sz w:val="24"/>
+          <w:szCs w:val="24"/>
+        </w:rPr>
         <w:t>NgRx</w:t>
       </w:r>
       <w:proofErr w:type="spellEnd"/>
       <w:r>
-        <w:t>, HTML5, CSS3</w:t>
+        <w:rPr>
+          <w:rFonts w:ascii="Times New Roman" w:eastAsia="Times New Roman" w:hAnsi="Times New Roman" w:cs="Times New Roman"/>
+          <w:sz w:val="24"/>
+          <w:szCs w:val="24"/>
+        </w:rPr>
+        <w:t xml:space="preserve">, Angular Material, Reactive Forms, Standalone Components, Lazy Loading, Route Guards, Micro Frontends, </w:t>
+      </w:r>
+      <w:proofErr w:type="spellStart"/>
+      <w:r>
+        <w:rPr>
+          <w:rFonts w:ascii="Times New Roman" w:eastAsia="Times New Roman" w:hAnsi="Times New Roman" w:cs="Times New Roman"/>
+          <w:sz w:val="24"/>
+          <w:szCs w:val="24"/>
+        </w:rPr>
+        <w:t>Webpack</w:t>
+      </w:r>
+      <w:proofErr w:type="spellEnd"/>
+      <w:r>
+        <w:rPr>
+          <w:rFonts w:ascii="Times New Roman" w:eastAsia="Times New Roman" w:hAnsi="Times New Roman" w:cs="Times New Roman"/>
+          <w:sz w:val="24"/>
+          <w:szCs w:val="24"/>
+        </w:rPr>
+        <w:t xml:space="preserve">, </w:t>
+      </w:r>
+      <w:proofErr w:type="spellStart"/>
+      <w:r>
+        <w:rPr>
+          <w:rFonts w:ascii="Times New Roman" w:eastAsia="Times New Roman" w:hAnsi="Times New Roman" w:cs="Times New Roman"/>
+          <w:sz w:val="24"/>
+          <w:szCs w:val="24"/>
+        </w:rPr>
+        <w:t>Nx</w:t>
+      </w:r>
+      <w:proofErr w:type="spellEnd"/>
+      <w:r>
+        <w:rPr>
+          <w:rFonts w:ascii="Times New Roman" w:eastAsia="Times New Roman" w:hAnsi="Times New Roman" w:cs="Times New Roman"/>
+          <w:sz w:val="24"/>
+          <w:szCs w:val="24"/>
+        </w:rPr>
+        <w:t xml:space="preserve"> </w:t>
+      </w:r>
+      <w:proofErr w:type="spellStart"/>
+      <w:r>
+        <w:rPr>
+          <w:rFonts w:ascii="Times New Roman" w:eastAsia="Times New Roman" w:hAnsi="Times New Roman" w:cs="Times New Roman"/>
+          <w:sz w:val="24"/>
+          <w:szCs w:val="24"/>
+        </w:rPr>
+        <w:t>Monorepos</w:t>
+      </w:r>
+      <w:proofErr w:type="spellEnd"/>
+      <w:r>
+        <w:rPr>
+          <w:rFonts w:ascii="Times New Roman" w:eastAsia="Times New Roman" w:hAnsi="Times New Roman" w:cs="Times New Roman"/>
+          <w:sz w:val="24"/>
+          <w:szCs w:val="24"/>
+        </w:rPr>
+        <w:t>, HTML5, CSS3, SCSS, Bootstrap, Tailwind CSS.</w:t>
       </w:r>
     </w:p>
     <w:p>
       <w:pPr>
-        <w:pStyle w:val="NormalWeb"/>
+        <w:pStyle w:val="ListParagraph"/>
         <w:numPr>
           <w:ilvl w:val="0"/>
           <w:numId w:val="21"/>
         </w:numPr>
+        <w:spacing w:before="100" w:beforeAutospacing="1" w:after="100" w:afterAutospacing="1" w:line="240" w:lineRule="auto"/>
         <w:jc w:val="both"/>
-      </w:pPr>
-      <w:r>
-        <w:rPr>
-          <w:rStyle w:val="Strong"/>
-        </w:rPr>
-        <w:t>Backend:</w:t>
-      </w:r>
-      <w:r>
-        <w:t xml:space="preserve"> Node.js, Express.js, REST, </w:t>
+        <w:rPr>
+          <w:rFonts w:ascii="Times New Roman" w:eastAsia="Times New Roman" w:hAnsi="Times New Roman" w:cs="Times New Roman"/>
+          <w:sz w:val="24"/>
+          <w:szCs w:val="24"/>
+        </w:rPr>
+      </w:pPr>
+      <w:r>
+        <w:rPr>
+          <w:rFonts w:ascii="Times New Roman" w:eastAsia="Times New Roman" w:hAnsi="Times New Roman" w:cs="Times New Roman"/>
+          <w:b/>
+          <w:bCs/>
+          <w:sz w:val="24"/>
+          <w:szCs w:val="24"/>
+        </w:rPr>
+        <w:t>Backend Engineering:</w:t>
+      </w:r>
+      <w:r>
+        <w:rPr>
+          <w:rFonts w:ascii="Times New Roman" w:eastAsia="Times New Roman" w:hAnsi="Times New Roman" w:cs="Times New Roman"/>
+          <w:sz w:val="24"/>
+          <w:szCs w:val="24"/>
+        </w:rPr>
+        <w:t xml:space="preserve"> </w:t>
+      </w:r>
+      <w:r>
+        <w:rPr>
+          <w:rFonts w:ascii="Times New Roman" w:eastAsia="Times New Roman" w:hAnsi="Times New Roman" w:cs="Times New Roman"/>
+          <w:b/>
+          <w:bCs/>
+          <w:sz w:val="24"/>
+          <w:szCs w:val="24"/>
+        </w:rPr>
+        <w:t>Node.js 8–20</w:t>
+      </w:r>
+      <w:r>
+        <w:rPr>
+          <w:rFonts w:ascii="Times New Roman" w:eastAsia="Times New Roman" w:hAnsi="Times New Roman" w:cs="Times New Roman"/>
+          <w:sz w:val="24"/>
+          <w:szCs w:val="24"/>
+        </w:rPr>
+        <w:t xml:space="preserve">, </w:t>
       </w:r>
       <w:proofErr w:type="spellStart"/>
       <w:r>
+        <w:rPr>
+          <w:rFonts w:ascii="Times New Roman" w:eastAsia="Times New Roman" w:hAnsi="Times New Roman" w:cs="Times New Roman"/>
+          <w:b/>
+          <w:bCs/>
+          <w:sz w:val="24"/>
+          <w:szCs w:val="24"/>
+        </w:rPr>
+        <w:t>NestJS</w:t>
+      </w:r>
+      <w:proofErr w:type="spellEnd"/>
+      <w:r>
+        <w:rPr>
+          <w:rFonts w:ascii="Times New Roman" w:eastAsia="Times New Roman" w:hAnsi="Times New Roman" w:cs="Times New Roman"/>
+          <w:b/>
+          <w:bCs/>
+          <w:sz w:val="24"/>
+          <w:szCs w:val="24"/>
+        </w:rPr>
+        <w:t xml:space="preserve"> 7–10</w:t>
+      </w:r>
+      <w:r>
+        <w:rPr>
+          <w:rFonts w:ascii="Times New Roman" w:eastAsia="Times New Roman" w:hAnsi="Times New Roman" w:cs="Times New Roman"/>
+          <w:sz w:val="24"/>
+          <w:szCs w:val="24"/>
+        </w:rPr>
+        <w:t xml:space="preserve">, Express.js, REST APIs, </w:t>
+      </w:r>
+      <w:proofErr w:type="spellStart"/>
+      <w:r>
+        <w:rPr>
+          <w:rFonts w:ascii="Times New Roman" w:eastAsia="Times New Roman" w:hAnsi="Times New Roman" w:cs="Times New Roman"/>
+          <w:sz w:val="24"/>
+          <w:szCs w:val="24"/>
+        </w:rPr>
         <w:t>GraphQL</w:t>
       </w:r>
       <w:proofErr w:type="spellEnd"/>
       <w:r>
+        <w:rPr>
+          <w:rFonts w:ascii="Times New Roman" w:eastAsia="Times New Roman" w:hAnsi="Times New Roman" w:cs="Times New Roman"/>
+          <w:sz w:val="24"/>
+          <w:szCs w:val="24"/>
+        </w:rPr>
         <w:t xml:space="preserve">, </w:t>
       </w:r>
       <w:proofErr w:type="spellStart"/>
       <w:r>
-        <w:t>Microservices</w:t>
+        <w:rPr>
+          <w:rFonts w:ascii="Times New Roman" w:eastAsia="Times New Roman" w:hAnsi="Times New Roman" w:cs="Times New Roman"/>
+          <w:sz w:val="24"/>
+          <w:szCs w:val="24"/>
+        </w:rPr>
+        <w:t>WebSockets</w:t>
       </w:r>
       <w:proofErr w:type="spellEnd"/>
+      <w:r>
+        <w:rPr>
+          <w:rFonts w:ascii="Times New Roman" w:eastAsia="Times New Roman" w:hAnsi="Times New Roman" w:cs="Times New Roman"/>
+          <w:sz w:val="24"/>
+          <w:szCs w:val="24"/>
+        </w:rPr>
+        <w:t xml:space="preserve">, </w:t>
+      </w:r>
+      <w:proofErr w:type="spellStart"/>
+      <w:r>
+        <w:rPr>
+          <w:rFonts w:ascii="Times New Roman" w:eastAsia="Times New Roman" w:hAnsi="Times New Roman" w:cs="Times New Roman"/>
+          <w:sz w:val="24"/>
+          <w:szCs w:val="24"/>
+        </w:rPr>
+        <w:t>Fastify</w:t>
+      </w:r>
+      <w:proofErr w:type="spellEnd"/>
+      <w:r>
+        <w:rPr>
+          <w:rFonts w:ascii="Times New Roman" w:eastAsia="Times New Roman" w:hAnsi="Times New Roman" w:cs="Times New Roman"/>
+          <w:sz w:val="24"/>
+          <w:szCs w:val="24"/>
+        </w:rPr>
+        <w:t xml:space="preserve">, </w:t>
+      </w:r>
+      <w:proofErr w:type="spellStart"/>
+      <w:r>
+        <w:rPr>
+          <w:rFonts w:ascii="Times New Roman" w:eastAsia="Times New Roman" w:hAnsi="Times New Roman" w:cs="Times New Roman"/>
+          <w:sz w:val="24"/>
+          <w:szCs w:val="24"/>
+        </w:rPr>
+        <w:t>TypeORM</w:t>
+      </w:r>
+      <w:proofErr w:type="spellEnd"/>
+      <w:r>
+        <w:rPr>
+          <w:rFonts w:ascii="Times New Roman" w:eastAsia="Times New Roman" w:hAnsi="Times New Roman" w:cs="Times New Roman"/>
+          <w:sz w:val="24"/>
+          <w:szCs w:val="24"/>
+        </w:rPr>
+        <w:t xml:space="preserve">, </w:t>
+      </w:r>
+      <w:proofErr w:type="spellStart"/>
+      <w:r>
+        <w:rPr>
+          <w:rFonts w:ascii="Times New Roman" w:eastAsia="Times New Roman" w:hAnsi="Times New Roman" w:cs="Times New Roman"/>
+          <w:sz w:val="24"/>
+          <w:szCs w:val="24"/>
+        </w:rPr>
+        <w:t>Prisma</w:t>
+      </w:r>
+      <w:proofErr w:type="spellEnd"/>
+      <w:r>
+        <w:rPr>
+          <w:rFonts w:ascii="Times New Roman" w:eastAsia="Times New Roman" w:hAnsi="Times New Roman" w:cs="Times New Roman"/>
+          <w:sz w:val="24"/>
+          <w:szCs w:val="24"/>
+        </w:rPr>
+        <w:t xml:space="preserve">, </w:t>
+      </w:r>
+      <w:proofErr w:type="spellStart"/>
+      <w:r>
+        <w:rPr>
+          <w:rFonts w:ascii="Times New Roman" w:eastAsia="Times New Roman" w:hAnsi="Times New Roman" w:cs="Times New Roman"/>
+          <w:sz w:val="24"/>
+          <w:szCs w:val="24"/>
+        </w:rPr>
+        <w:t>Sequelize</w:t>
+      </w:r>
+      <w:proofErr w:type="spellEnd"/>
+      <w:r>
+        <w:rPr>
+          <w:rFonts w:ascii="Times New Roman" w:eastAsia="Times New Roman" w:hAnsi="Times New Roman" w:cs="Times New Roman"/>
+          <w:sz w:val="24"/>
+          <w:szCs w:val="24"/>
+        </w:rPr>
+        <w:t>, Mongoose, JWT, OAuth2/OIDC, RBAC, API Gateway patterns, background jobs, queue-based processing.</w:t>
+      </w:r>
     </w:p>
     <w:p>
       <w:pPr>
-        <w:pStyle w:val="NormalWeb"/>
+        <w:pStyle w:val="ListParagraph"/>
         <w:numPr>
           <w:ilvl w:val="0"/>
           <w:numId w:val="21"/>
         </w:numPr>
+        <w:spacing w:before="100" w:beforeAutospacing="1" w:after="100" w:afterAutospacing="1" w:line="240" w:lineRule="auto"/>
         <w:jc w:val="both"/>
-      </w:pPr>
-      <w:r>
-        <w:rPr>
-          <w:rStyle w:val="Strong"/>
-        </w:rPr>
-        <w:t>Databases:</w:t>
-      </w:r>
-      <w:r>
-        <w:t xml:space="preserve"> PostgreSQL, MySQL, MongoDB, </w:t>
+        <w:rPr>
+          <w:rFonts w:ascii="Times New Roman" w:eastAsia="Times New Roman" w:hAnsi="Times New Roman" w:cs="Times New Roman"/>
+          <w:sz w:val="24"/>
+          <w:szCs w:val="24"/>
+        </w:rPr>
+      </w:pPr>
+      <w:r>
+        <w:rPr>
+          <w:rFonts w:ascii="Times New Roman" w:eastAsia="Times New Roman" w:hAnsi="Times New Roman" w:cs="Times New Roman"/>
+          <w:b/>
+          <w:bCs/>
+          <w:sz w:val="24"/>
+          <w:szCs w:val="24"/>
+        </w:rPr>
+        <w:t>Cloud &amp; DevOps:</w:t>
+      </w:r>
+      <w:r>
+        <w:rPr>
+          <w:rFonts w:ascii="Times New Roman" w:eastAsia="Times New Roman" w:hAnsi="Times New Roman" w:cs="Times New Roman"/>
+          <w:sz w:val="24"/>
+          <w:szCs w:val="24"/>
+        </w:rPr>
+        <w:t xml:space="preserve"> </w:t>
+      </w:r>
+      <w:r>
+        <w:rPr>
+          <w:rFonts w:ascii="Times New Roman" w:eastAsia="Times New Roman" w:hAnsi="Times New Roman" w:cs="Times New Roman"/>
+          <w:b/>
+          <w:bCs/>
+          <w:sz w:val="24"/>
+          <w:szCs w:val="24"/>
+        </w:rPr>
+        <w:t>AWS</w:t>
+      </w:r>
+      <w:r>
+        <w:rPr>
+          <w:rFonts w:ascii="Times New Roman" w:eastAsia="Times New Roman" w:hAnsi="Times New Roman" w:cs="Times New Roman"/>
+          <w:sz w:val="24"/>
+          <w:szCs w:val="24"/>
+        </w:rPr>
+        <w:t xml:space="preserve">, ECS, EKS, Lambda, S3, </w:t>
       </w:r>
       <w:proofErr w:type="spellStart"/>
       <w:r>
-        <w:t>Redis</w:t>
+        <w:rPr>
+          <w:rFonts w:ascii="Times New Roman" w:eastAsia="Times New Roman" w:hAnsi="Times New Roman" w:cs="Times New Roman"/>
+          <w:sz w:val="24"/>
+          <w:szCs w:val="24"/>
+        </w:rPr>
+        <w:t>CloudFront</w:t>
       </w:r>
       <w:proofErr w:type="spellEnd"/>
       <w:r>
-        <w:t>, NoSQL stores</w:t>
+        <w:rPr>
+          <w:rFonts w:ascii="Times New Roman" w:eastAsia="Times New Roman" w:hAnsi="Times New Roman" w:cs="Times New Roman"/>
+          <w:sz w:val="24"/>
+          <w:szCs w:val="24"/>
+        </w:rPr>
+        <w:t xml:space="preserve">, API Gateway, RDS, </w:t>
+      </w:r>
+      <w:proofErr w:type="spellStart"/>
+      <w:r>
+        <w:rPr>
+          <w:rFonts w:ascii="Times New Roman" w:eastAsia="Times New Roman" w:hAnsi="Times New Roman" w:cs="Times New Roman"/>
+          <w:sz w:val="24"/>
+          <w:szCs w:val="24"/>
+        </w:rPr>
+        <w:t>ElastiCache</w:t>
+      </w:r>
+      <w:proofErr w:type="spellEnd"/>
+      <w:r>
+        <w:rPr>
+          <w:rFonts w:ascii="Times New Roman" w:eastAsia="Times New Roman" w:hAnsi="Times New Roman" w:cs="Times New Roman"/>
+          <w:sz w:val="24"/>
+          <w:szCs w:val="24"/>
+        </w:rPr>
+        <w:t xml:space="preserve">, SQS, SNS, </w:t>
+      </w:r>
+      <w:proofErr w:type="spellStart"/>
+      <w:r>
+        <w:rPr>
+          <w:rFonts w:ascii="Times New Roman" w:eastAsia="Times New Roman" w:hAnsi="Times New Roman" w:cs="Times New Roman"/>
+          <w:sz w:val="24"/>
+          <w:szCs w:val="24"/>
+        </w:rPr>
+        <w:t>CloudWatch</w:t>
+      </w:r>
+      <w:proofErr w:type="spellEnd"/>
+      <w:r>
+        <w:rPr>
+          <w:rFonts w:ascii="Times New Roman" w:eastAsia="Times New Roman" w:hAnsi="Times New Roman" w:cs="Times New Roman"/>
+          <w:sz w:val="24"/>
+          <w:szCs w:val="24"/>
+        </w:rPr>
+        <w:t xml:space="preserve">, Docker, Kubernetes, Helm, Terraform, GitHub Actions, Jenkins, </w:t>
+      </w:r>
+      <w:proofErr w:type="spellStart"/>
+      <w:r>
+        <w:rPr>
+          <w:rFonts w:ascii="Times New Roman" w:eastAsia="Times New Roman" w:hAnsi="Times New Roman" w:cs="Times New Roman"/>
+          <w:sz w:val="24"/>
+          <w:szCs w:val="24"/>
+        </w:rPr>
+        <w:t>GitLab</w:t>
+      </w:r>
+      <w:proofErr w:type="spellEnd"/>
+      <w:r>
+        <w:rPr>
+          <w:rFonts w:ascii="Times New Roman" w:eastAsia="Times New Roman" w:hAnsi="Times New Roman" w:cs="Times New Roman"/>
+          <w:sz w:val="24"/>
+          <w:szCs w:val="24"/>
+        </w:rPr>
+        <w:t xml:space="preserve"> CI, Nginx, Linux.</w:t>
       </w:r>
     </w:p>
     <w:p>
       <w:pPr>
-        <w:pStyle w:val="NormalWeb"/>
+        <w:pStyle w:val="ListParagraph"/>
         <w:numPr>
           <w:ilvl w:val="0"/>
           <w:numId w:val="21"/>
         </w:numPr>
+        <w:spacing w:before="100" w:beforeAutospacing="1" w:after="100" w:afterAutospacing="1" w:line="240" w:lineRule="auto"/>
         <w:jc w:val="both"/>
-      </w:pPr>
-      <w:r>
-        <w:rPr>
-          <w:rStyle w:val="Strong"/>
-        </w:rPr>
-        <w:t>Cloud &amp; DevOps:</w:t>
-      </w:r>
-      <w:r>
-        <w:t xml:space="preserve"> AWS, GCP, Docker, CI/CD pipelines, Kubernetes</w:t>
+        <w:rPr>
+          <w:rFonts w:ascii="Times New Roman" w:eastAsia="Times New Roman" w:hAnsi="Times New Roman" w:cs="Times New Roman"/>
+          <w:sz w:val="24"/>
+          <w:szCs w:val="24"/>
+        </w:rPr>
+      </w:pPr>
+      <w:r>
+        <w:rPr>
+          <w:rFonts w:ascii="Times New Roman" w:eastAsia="Times New Roman" w:hAnsi="Times New Roman" w:cs="Times New Roman"/>
+          <w:b/>
+          <w:bCs/>
+          <w:sz w:val="24"/>
+          <w:szCs w:val="24"/>
+        </w:rPr>
+        <w:t>Databases &amp; Caching:</w:t>
+      </w:r>
+      <w:r>
+        <w:rPr>
+          <w:rFonts w:ascii="Times New Roman" w:eastAsia="Times New Roman" w:hAnsi="Times New Roman" w:cs="Times New Roman"/>
+          <w:sz w:val="24"/>
+          <w:szCs w:val="24"/>
+        </w:rPr>
+        <w:t xml:space="preserve"> PostgreSQL, MySQL, SQL Server, MongoDB, </w:t>
+      </w:r>
+      <w:proofErr w:type="spellStart"/>
+      <w:r>
+        <w:rPr>
+          <w:rFonts w:ascii="Times New Roman" w:eastAsia="Times New Roman" w:hAnsi="Times New Roman" w:cs="Times New Roman"/>
+          <w:sz w:val="24"/>
+          <w:szCs w:val="24"/>
+        </w:rPr>
+        <w:t>Redis</w:t>
+      </w:r>
+      <w:proofErr w:type="spellEnd"/>
+      <w:r>
+        <w:rPr>
+          <w:rFonts w:ascii="Times New Roman" w:eastAsia="Times New Roman" w:hAnsi="Times New Roman" w:cs="Times New Roman"/>
+          <w:sz w:val="24"/>
+          <w:szCs w:val="24"/>
+        </w:rPr>
+        <w:t xml:space="preserve">, </w:t>
+      </w:r>
+      <w:proofErr w:type="spellStart"/>
+      <w:r>
+        <w:rPr>
+          <w:rFonts w:ascii="Times New Roman" w:eastAsia="Times New Roman" w:hAnsi="Times New Roman" w:cs="Times New Roman"/>
+          <w:sz w:val="24"/>
+          <w:szCs w:val="24"/>
+        </w:rPr>
+        <w:t>DynamoDB</w:t>
+      </w:r>
+      <w:proofErr w:type="spellEnd"/>
+      <w:r>
+        <w:rPr>
+          <w:rFonts w:ascii="Times New Roman" w:eastAsia="Times New Roman" w:hAnsi="Times New Roman" w:cs="Times New Roman"/>
+          <w:sz w:val="24"/>
+          <w:szCs w:val="24"/>
+        </w:rPr>
+        <w:t xml:space="preserve">, </w:t>
+      </w:r>
+      <w:proofErr w:type="spellStart"/>
+      <w:r>
+        <w:rPr>
+          <w:rFonts w:ascii="Times New Roman" w:eastAsia="Times New Roman" w:hAnsi="Times New Roman" w:cs="Times New Roman"/>
+          <w:sz w:val="24"/>
+          <w:szCs w:val="24"/>
+        </w:rPr>
+        <w:t>Elasticsearch</w:t>
+      </w:r>
+      <w:proofErr w:type="spellEnd"/>
+      <w:r>
+        <w:rPr>
+          <w:rFonts w:ascii="Times New Roman" w:eastAsia="Times New Roman" w:hAnsi="Times New Roman" w:cs="Times New Roman"/>
+          <w:sz w:val="24"/>
+          <w:szCs w:val="24"/>
+        </w:rPr>
+        <w:t>/OpenSearch, database indexing, query optimization, migration scripts, data modeling, transactional consistency.</w:t>
+      </w:r>
+    </w:p>
+    <w:p>
+      <w:pPr>
+        <w:pStyle w:val="ListParagraph"/>
+        <w:numPr>
+          <w:ilvl w:val="0"/>
+          <w:numId w:val="21"/>
+        </w:numPr>
+        <w:spacing w:before="100" w:beforeAutospacing="1" w:after="100" w:afterAutospacing="1" w:line="240" w:lineRule="auto"/>
+        <w:jc w:val="both"/>
+        <w:rPr>
+          <w:rFonts w:ascii="Times New Roman" w:eastAsia="Times New Roman" w:hAnsi="Times New Roman" w:cs="Times New Roman"/>
+          <w:sz w:val="24"/>
+          <w:szCs w:val="24"/>
+        </w:rPr>
+      </w:pPr>
+      <w:r>
+        <w:rPr>
+          <w:rFonts w:ascii="Times New Roman" w:eastAsia="Times New Roman" w:hAnsi="Times New Roman" w:cs="Times New Roman"/>
+          <w:b/>
+          <w:bCs/>
+          <w:sz w:val="24"/>
+          <w:szCs w:val="24"/>
+        </w:rPr>
+        <w:t>Testing &amp; Quality:</w:t>
+      </w:r>
+      <w:r>
+        <w:rPr>
+          <w:rFonts w:ascii="Times New Roman" w:eastAsia="Times New Roman" w:hAnsi="Times New Roman" w:cs="Times New Roman"/>
+          <w:sz w:val="24"/>
+          <w:szCs w:val="24"/>
+        </w:rPr>
+        <w:t xml:space="preserve"> Jest, Jasmine, Karma, Cypress, Playwright, </w:t>
+      </w:r>
+      <w:proofErr w:type="spellStart"/>
+      <w:r>
+        <w:rPr>
+          <w:rFonts w:ascii="Times New Roman" w:eastAsia="Times New Roman" w:hAnsi="Times New Roman" w:cs="Times New Roman"/>
+          <w:sz w:val="24"/>
+          <w:szCs w:val="24"/>
+        </w:rPr>
+        <w:t>Supertest</w:t>
+      </w:r>
+      <w:proofErr w:type="spellEnd"/>
+      <w:r>
+        <w:rPr>
+          <w:rFonts w:ascii="Times New Roman" w:eastAsia="Times New Roman" w:hAnsi="Times New Roman" w:cs="Times New Roman"/>
+          <w:sz w:val="24"/>
+          <w:szCs w:val="24"/>
+        </w:rPr>
+        <w:t xml:space="preserve">, Postman/Newman, Pact basics, </w:t>
+      </w:r>
+      <w:proofErr w:type="spellStart"/>
+      <w:r>
+        <w:rPr>
+          <w:rFonts w:ascii="Times New Roman" w:eastAsia="Times New Roman" w:hAnsi="Times New Roman" w:cs="Times New Roman"/>
+          <w:sz w:val="24"/>
+          <w:szCs w:val="24"/>
+        </w:rPr>
+        <w:t>SonarQube</w:t>
+      </w:r>
+      <w:proofErr w:type="spellEnd"/>
+      <w:r>
+        <w:rPr>
+          <w:rFonts w:ascii="Times New Roman" w:eastAsia="Times New Roman" w:hAnsi="Times New Roman" w:cs="Times New Roman"/>
+          <w:sz w:val="24"/>
+          <w:szCs w:val="24"/>
+        </w:rPr>
+        <w:t xml:space="preserve">, </w:t>
+      </w:r>
+      <w:proofErr w:type="spellStart"/>
+      <w:r>
+        <w:rPr>
+          <w:rFonts w:ascii="Times New Roman" w:eastAsia="Times New Roman" w:hAnsi="Times New Roman" w:cs="Times New Roman"/>
+          <w:sz w:val="24"/>
+          <w:szCs w:val="24"/>
+        </w:rPr>
+        <w:t>ESLint</w:t>
+      </w:r>
+      <w:proofErr w:type="spellEnd"/>
+      <w:r>
+        <w:rPr>
+          <w:rFonts w:ascii="Times New Roman" w:eastAsia="Times New Roman" w:hAnsi="Times New Roman" w:cs="Times New Roman"/>
+          <w:sz w:val="24"/>
+          <w:szCs w:val="24"/>
+        </w:rPr>
+        <w:t>, Prettier, unit testing, integration testing, API contract testing, regression testing.</w:t>
+      </w:r>
+    </w:p>
+    <w:p>
+      <w:pPr>
+        <w:pStyle w:val="ListParagraph"/>
+        <w:numPr>
+          <w:ilvl w:val="0"/>
+          <w:numId w:val="21"/>
+        </w:numPr>
+        <w:spacing w:before="100" w:beforeAutospacing="1" w:after="100" w:afterAutospacing="1" w:line="240" w:lineRule="auto"/>
+        <w:jc w:val="both"/>
+        <w:rPr>
+          <w:rFonts w:ascii="Times New Roman" w:eastAsia="Times New Roman" w:hAnsi="Times New Roman" w:cs="Times New Roman"/>
+          <w:sz w:val="24"/>
+          <w:szCs w:val="24"/>
+        </w:rPr>
+      </w:pPr>
+      <w:r>
+        <w:rPr>
+          <w:rFonts w:ascii="Times New Roman" w:eastAsia="Times New Roman" w:hAnsi="Times New Roman" w:cs="Times New Roman"/>
+          <w:b/>
+          <w:bCs/>
+          <w:sz w:val="24"/>
+          <w:szCs w:val="24"/>
+        </w:rPr>
+        <w:t>Monitoring &amp; Reliability:</w:t>
+      </w:r>
+      <w:r>
+        <w:rPr>
+          <w:rFonts w:ascii="Times New Roman" w:eastAsia="Times New Roman" w:hAnsi="Times New Roman" w:cs="Times New Roman"/>
+          <w:sz w:val="24"/>
+          <w:szCs w:val="24"/>
+        </w:rPr>
+        <w:t xml:space="preserve"> </w:t>
+      </w:r>
+      <w:proofErr w:type="spellStart"/>
+      <w:r>
+        <w:rPr>
+          <w:rFonts w:ascii="Times New Roman" w:eastAsia="Times New Roman" w:hAnsi="Times New Roman" w:cs="Times New Roman"/>
+          <w:sz w:val="24"/>
+          <w:szCs w:val="24"/>
+        </w:rPr>
+        <w:t>CloudWatch</w:t>
+      </w:r>
+      <w:proofErr w:type="spellEnd"/>
+      <w:r>
+        <w:rPr>
+          <w:rFonts w:ascii="Times New Roman" w:eastAsia="Times New Roman" w:hAnsi="Times New Roman" w:cs="Times New Roman"/>
+          <w:sz w:val="24"/>
+          <w:szCs w:val="24"/>
+        </w:rPr>
+        <w:t xml:space="preserve">, </w:t>
+      </w:r>
+      <w:proofErr w:type="spellStart"/>
+      <w:r>
+        <w:rPr>
+          <w:rFonts w:ascii="Times New Roman" w:eastAsia="Times New Roman" w:hAnsi="Times New Roman" w:cs="Times New Roman"/>
+          <w:sz w:val="24"/>
+          <w:szCs w:val="24"/>
+        </w:rPr>
+        <w:t>Datadog</w:t>
+      </w:r>
+      <w:proofErr w:type="spellEnd"/>
+      <w:r>
+        <w:rPr>
+          <w:rFonts w:ascii="Times New Roman" w:eastAsia="Times New Roman" w:hAnsi="Times New Roman" w:cs="Times New Roman"/>
+          <w:sz w:val="24"/>
+          <w:szCs w:val="24"/>
+        </w:rPr>
+        <w:t xml:space="preserve">, Sentry, Prometheus, </w:t>
+      </w:r>
+      <w:proofErr w:type="spellStart"/>
+      <w:r>
+        <w:rPr>
+          <w:rFonts w:ascii="Times New Roman" w:eastAsia="Times New Roman" w:hAnsi="Times New Roman" w:cs="Times New Roman"/>
+          <w:sz w:val="24"/>
+          <w:szCs w:val="24"/>
+        </w:rPr>
+        <w:t>Grafana</w:t>
+      </w:r>
+      <w:proofErr w:type="spellEnd"/>
+      <w:r>
+        <w:rPr>
+          <w:rFonts w:ascii="Times New Roman" w:eastAsia="Times New Roman" w:hAnsi="Times New Roman" w:cs="Times New Roman"/>
+          <w:sz w:val="24"/>
+          <w:szCs w:val="24"/>
+        </w:rPr>
+        <w:t xml:space="preserve">, </w:t>
+      </w:r>
+      <w:proofErr w:type="spellStart"/>
+      <w:r>
+        <w:rPr>
+          <w:rFonts w:ascii="Times New Roman" w:eastAsia="Times New Roman" w:hAnsi="Times New Roman" w:cs="Times New Roman"/>
+          <w:sz w:val="24"/>
+          <w:szCs w:val="24"/>
+        </w:rPr>
+        <w:t>OpenTelemetry</w:t>
+      </w:r>
+      <w:proofErr w:type="spellEnd"/>
+      <w:r>
+        <w:rPr>
+          <w:rFonts w:ascii="Times New Roman" w:eastAsia="Times New Roman" w:hAnsi="Times New Roman" w:cs="Times New Roman"/>
+          <w:sz w:val="24"/>
+          <w:szCs w:val="24"/>
+        </w:rPr>
+        <w:t>, ELK Stack, structured logging, distributed tracing, alert tuning, incident triage, production debugging.</w:t>
+      </w:r>
+    </w:p>
+    <w:p>
+      <w:pPr>
+        <w:pStyle w:val="ListParagraph"/>
+        <w:numPr>
+          <w:ilvl w:val="0"/>
+          <w:numId w:val="21"/>
+        </w:numPr>
+        <w:spacing w:before="100" w:beforeAutospacing="1" w:after="100" w:afterAutospacing="1" w:line="240" w:lineRule="auto"/>
+        <w:jc w:val="both"/>
+        <w:rPr>
+          <w:rFonts w:ascii="Times New Roman" w:eastAsia="Times New Roman" w:hAnsi="Times New Roman" w:cs="Times New Roman"/>
+          <w:sz w:val="24"/>
+          <w:szCs w:val="24"/>
+        </w:rPr>
+      </w:pPr>
+      <w:r>
+        <w:rPr>
+          <w:rFonts w:ascii="Times New Roman" w:eastAsia="Times New Roman" w:hAnsi="Times New Roman" w:cs="Times New Roman"/>
+          <w:b/>
+          <w:bCs/>
+          <w:sz w:val="24"/>
+          <w:szCs w:val="24"/>
+        </w:rPr>
+        <w:t>Architecture &amp; Practices:</w:t>
+      </w:r>
+      <w:r>
+        <w:rPr>
+          <w:rFonts w:ascii="Times New Roman" w:eastAsia="Times New Roman" w:hAnsi="Times New Roman" w:cs="Times New Roman"/>
+          <w:sz w:val="24"/>
+          <w:szCs w:val="24"/>
+        </w:rPr>
+        <w:t xml:space="preserve"> </w:t>
+      </w:r>
+      <w:proofErr w:type="spellStart"/>
+      <w:r>
+        <w:rPr>
+          <w:rFonts w:ascii="Times New Roman" w:eastAsia="Times New Roman" w:hAnsi="Times New Roman" w:cs="Times New Roman"/>
+          <w:sz w:val="24"/>
+          <w:szCs w:val="24"/>
+        </w:rPr>
+        <w:t>Microservices</w:t>
+      </w:r>
+      <w:proofErr w:type="spellEnd"/>
+      <w:r>
+        <w:rPr>
+          <w:rFonts w:ascii="Times New Roman" w:eastAsia="Times New Roman" w:hAnsi="Times New Roman" w:cs="Times New Roman"/>
+          <w:sz w:val="24"/>
+          <w:szCs w:val="24"/>
+        </w:rPr>
+        <w:t>, Modular Monoliths, Clean Architecture, Domain-Driven Design, CQRS, Event-Driven Architecture, CI/CD, Agile/Scrum, code review, mentoring, technical documentation, secure SDLC.</w:t>
       </w:r>
     </w:p>
     <w:p>
@@ -527,7 +1284,7 @@
         <w:pStyle w:val="ListParagraph"/>
         <w:numPr>
           <w:ilvl w:val="0"/>
-          <w:numId w:val="20"/>
+          <w:numId w:val="32"/>
         </w:numPr>
         <w:spacing w:before="100" w:beforeAutospacing="1" w:after="100" w:afterAutospacing="1" w:line="240" w:lineRule="auto"/>
         <w:jc w:val="both"/>
@@ -543,7 +1300,7 @@
           <w:sz w:val="24"/>
           <w:szCs w:val="24"/>
         </w:rPr>
-        <w:t xml:space="preserve">Designed and implemented full-stack solutions leveraging </w:t>
+        <w:t xml:space="preserve">Led modernization of customer-facing SaaS modules using </w:t>
       </w:r>
       <w:r>
         <w:rPr>
@@ -553,7 +1310,15 @@
           <w:sz w:val="24"/>
           <w:szCs w:val="24"/>
         </w:rPr>
-        <w:t xml:space="preserve">Angular on the frontend and Node.js </w:t>
+        <w:t>Angular 13–20</w:t>
+      </w:r>
+      <w:r>
+        <w:rPr>
+          <w:rFonts w:ascii="Times New Roman" w:eastAsia="Times New Roman" w:hAnsi="Times New Roman" w:cs="Times New Roman"/>
+          <w:sz w:val="24"/>
+          <w:szCs w:val="24"/>
+        </w:rPr>
+        <w:t xml:space="preserve">, </w:t>
       </w:r>
       <w:proofErr w:type="spellStart"/>
       <w:r>
@@ -564,9 +1329,18 @@
           <w:sz w:val="24"/>
           <w:szCs w:val="24"/>
         </w:rPr>
-        <w:t>microservices</w:t>
+        <w:t>TypeScript</w:t>
       </w:r>
       <w:proofErr w:type="spellEnd"/>
+      <w:r>
+        <w:rPr>
+          <w:rFonts w:ascii="Times New Roman" w:eastAsia="Times New Roman" w:hAnsi="Times New Roman" w:cs="Times New Roman"/>
+          <w:sz w:val="24"/>
+          <w:szCs w:val="24"/>
+        </w:rPr>
+        <w:t xml:space="preserve">, </w:t>
+      </w:r>
+      <w:proofErr w:type="spellStart"/>
       <w:r>
         <w:rPr>
           <w:rFonts w:ascii="Times New Roman" w:eastAsia="Times New Roman" w:hAnsi="Times New Roman" w:cs="Times New Roman"/>
@@ -575,15 +1349,54 @@
           <w:sz w:val="24"/>
           <w:szCs w:val="24"/>
         </w:rPr>
-        <w:t xml:space="preserve"> on the backend</w:t>
-      </w:r>
-      <w:r>
-        <w:rPr>
-          <w:rFonts w:ascii="Times New Roman" w:eastAsia="Times New Roman" w:hAnsi="Times New Roman" w:cs="Times New Roman"/>
-          <w:sz w:val="24"/>
-          <w:szCs w:val="24"/>
-        </w:rPr>
-        <w:t>, ensuring seamless integration and high system resilience.</w:t>
+        <w:t>RxJS</w:t>
+      </w:r>
+      <w:proofErr w:type="spellEnd"/>
+      <w:r>
+        <w:rPr>
+          <w:rFonts w:ascii="Times New Roman" w:eastAsia="Times New Roman" w:hAnsi="Times New Roman" w:cs="Times New Roman"/>
+          <w:sz w:val="24"/>
+          <w:szCs w:val="24"/>
+        </w:rPr>
+        <w:t xml:space="preserve">, </w:t>
+      </w:r>
+      <w:proofErr w:type="spellStart"/>
+      <w:r>
+        <w:rPr>
+          <w:rFonts w:ascii="Times New Roman" w:eastAsia="Times New Roman" w:hAnsi="Times New Roman" w:cs="Times New Roman"/>
+          <w:b/>
+          <w:bCs/>
+          <w:sz w:val="24"/>
+          <w:szCs w:val="24"/>
+        </w:rPr>
+        <w:t>NgRx</w:t>
+      </w:r>
+      <w:proofErr w:type="spellEnd"/>
+      <w:r>
+        <w:rPr>
+          <w:rFonts w:ascii="Times New Roman" w:eastAsia="Times New Roman" w:hAnsi="Times New Roman" w:cs="Times New Roman"/>
+          <w:sz w:val="24"/>
+          <w:szCs w:val="24"/>
+        </w:rPr>
+        <w:t xml:space="preserve">, and </w:t>
+      </w:r>
+      <w:r>
+        <w:rPr>
+          <w:rFonts w:ascii="Times New Roman" w:eastAsia="Times New Roman" w:hAnsi="Times New Roman" w:cs="Times New Roman"/>
+          <w:b/>
+          <w:bCs/>
+          <w:sz w:val="24"/>
+          <w:szCs w:val="24"/>
+        </w:rPr>
+        <w:t>Node.js 18–20</w:t>
+      </w:r>
+      <w:r>
+        <w:rPr>
+          <w:rFonts w:ascii="Times New Roman" w:eastAsia="Times New Roman" w:hAnsi="Times New Roman" w:cs="Times New Roman"/>
+          <w:sz w:val="24"/>
+          <w:szCs w:val="24"/>
+        </w:rPr>
+        <w:t>, improving frontend maintainability while preserving stable workflows during active product growth.</w:t>
       </w:r>
     </w:p>
     <w:p>
@@ -591,7 +1404,7 @@
         <w:pStyle w:val="ListParagraph"/>
         <w:numPr>
           <w:ilvl w:val="0"/>
-          <w:numId w:val="20"/>
+          <w:numId w:val="32"/>
         </w:numPr>
         <w:spacing w:before="100" w:beforeAutospacing="1" w:after="100" w:afterAutospacing="1" w:line="240" w:lineRule="auto"/>
         <w:jc w:val="both"/>
@@ -607,7 +1420,8 @@
           <w:sz w:val="24"/>
           <w:szCs w:val="24"/>
         </w:rPr>
-        <w:t xml:space="preserve">Spearheaded migration of monolithic architecture into containerized </w:t>
+        <w:lastRenderedPageBreak/>
+        <w:t xml:space="preserve">Designed and delivered </w:t>
       </w:r>
       <w:proofErr w:type="spellStart"/>
       <w:r>
@@ -618,9 +1432,17 @@
           <w:sz w:val="24"/>
           <w:szCs w:val="24"/>
         </w:rPr>
-        <w:t>Dockerized</w:t>
+        <w:t>NestJS</w:t>
       </w:r>
       <w:proofErr w:type="spellEnd"/>
+      <w:r>
+        <w:rPr>
+          <w:rFonts w:ascii="Times New Roman" w:eastAsia="Times New Roman" w:hAnsi="Times New Roman" w:cs="Times New Roman"/>
+          <w:sz w:val="24"/>
+          <w:szCs w:val="24"/>
+        </w:rPr>
+        <w:t xml:space="preserve"> and </w:t>
+      </w:r>
       <w:r>
         <w:rPr>
           <w:rFonts w:ascii="Times New Roman" w:eastAsia="Times New Roman" w:hAnsi="Times New Roman" w:cs="Times New Roman"/>
@@ -629,9 +1451,16 @@
           <w:sz w:val="24"/>
           <w:szCs w:val="24"/>
         </w:rPr>
-        <w:t xml:space="preserve"> </w:t>
-      </w:r>
-      <w:proofErr w:type="spellStart"/>
+        <w:t>Express.js</w:t>
+      </w:r>
+      <w:r>
+        <w:rPr>
+          <w:rFonts w:ascii="Times New Roman" w:eastAsia="Times New Roman" w:hAnsi="Times New Roman" w:cs="Times New Roman"/>
+          <w:sz w:val="24"/>
+          <w:szCs w:val="24"/>
+        </w:rPr>
+        <w:t xml:space="preserve"> backend services for account management, reporting, notifications, and billing workflows, using </w:t>
+      </w:r>
       <w:r>
         <w:rPr>
           <w:rFonts w:ascii="Times New Roman" w:eastAsia="Times New Roman" w:hAnsi="Times New Roman" w:cs="Times New Roman"/>
@@ -640,9 +1469,17 @@
           <w:sz w:val="24"/>
           <w:szCs w:val="24"/>
         </w:rPr>
-        <w:t>microservices</w:t>
-      </w:r>
-      <w:proofErr w:type="spellEnd"/>
+        <w:t>PostgreSQL</w:t>
+      </w:r>
+      <w:r>
+        <w:rPr>
+          <w:rFonts w:ascii="Times New Roman" w:eastAsia="Times New Roman" w:hAnsi="Times New Roman" w:cs="Times New Roman"/>
+          <w:sz w:val="24"/>
+          <w:szCs w:val="24"/>
+        </w:rPr>
+        <w:t xml:space="preserve">, </w:t>
+      </w:r>
+      <w:proofErr w:type="spellStart"/>
       <w:r>
         <w:rPr>
           <w:rFonts w:ascii="Times New Roman" w:eastAsia="Times New Roman" w:hAnsi="Times New Roman" w:cs="Times New Roman"/>
@@ -651,15 +1488,34 @@
           <w:sz w:val="24"/>
           <w:szCs w:val="24"/>
         </w:rPr>
-        <w:t xml:space="preserve"> deployed across AWS and GCP</w:t>
-      </w:r>
-      <w:r>
-        <w:rPr>
-          <w:rFonts w:ascii="Times New Roman" w:eastAsia="Times New Roman" w:hAnsi="Times New Roman" w:cs="Times New Roman"/>
-          <w:sz w:val="24"/>
-          <w:szCs w:val="24"/>
-        </w:rPr>
-        <w:t>, enhancing scalability, monitoring, and recovery capabilities.</w:t>
+        <w:t>Redis</w:t>
+      </w:r>
+      <w:proofErr w:type="spellEnd"/>
+      <w:r>
+        <w:rPr>
+          <w:rFonts w:ascii="Times New Roman" w:eastAsia="Times New Roman" w:hAnsi="Times New Roman" w:cs="Times New Roman"/>
+          <w:sz w:val="24"/>
+          <w:szCs w:val="24"/>
+        </w:rPr>
+        <w:t xml:space="preserve">, and </w:t>
+      </w:r>
+      <w:r>
+        <w:rPr>
+          <w:rFonts w:ascii="Times New Roman" w:eastAsia="Times New Roman" w:hAnsi="Times New Roman" w:cs="Times New Roman"/>
+          <w:b/>
+          <w:bCs/>
+          <w:sz w:val="24"/>
+          <w:szCs w:val="24"/>
+        </w:rPr>
+        <w:t>AWS ECS</w:t>
+      </w:r>
+      <w:r>
+        <w:rPr>
+          <w:rFonts w:ascii="Times New Roman" w:eastAsia="Times New Roman" w:hAnsi="Times New Roman" w:cs="Times New Roman"/>
+          <w:sz w:val="24"/>
+          <w:szCs w:val="24"/>
+        </w:rPr>
+        <w:t xml:space="preserve"> to support scalable API traffic.</w:t>
       </w:r>
     </w:p>
     <w:p>
@@ -667,7 +1523,7 @@
         <w:pStyle w:val="ListParagraph"/>
         <w:numPr>
           <w:ilvl w:val="0"/>
-          <w:numId w:val="20"/>
+          <w:numId w:val="32"/>
         </w:numPr>
         <w:spacing w:before="100" w:beforeAutospacing="1" w:after="100" w:afterAutospacing="1" w:line="240" w:lineRule="auto"/>
         <w:jc w:val="both"/>
@@ -683,25 +1539,7 @@
           <w:sz w:val="24"/>
           <w:szCs w:val="24"/>
         </w:rPr>
-        <w:t xml:space="preserve">Developed enterprise-grade RESTful APIs and </w:t>
-      </w:r>
-      <w:proofErr w:type="spellStart"/>
-      <w:r>
-        <w:rPr>
-          <w:rFonts w:ascii="Times New Roman" w:eastAsia="Times New Roman" w:hAnsi="Times New Roman" w:cs="Times New Roman"/>
-          <w:sz w:val="24"/>
-          <w:szCs w:val="24"/>
-        </w:rPr>
-        <w:t>GraphQL</w:t>
-      </w:r>
-      <w:proofErr w:type="spellEnd"/>
-      <w:r>
-        <w:rPr>
-          <w:rFonts w:ascii="Times New Roman" w:eastAsia="Times New Roman" w:hAnsi="Times New Roman" w:cs="Times New Roman"/>
-          <w:sz w:val="24"/>
-          <w:szCs w:val="24"/>
-        </w:rPr>
-        <w:t xml:space="preserve"> endpoints in Node.js, integrating </w:t>
+        <w:t xml:space="preserve">Migrated legacy Angular module-based screens toward </w:t>
       </w:r>
       <w:r>
         <w:rPr>
@@ -711,15 +1549,33 @@
           <w:sz w:val="24"/>
           <w:szCs w:val="24"/>
         </w:rPr>
-        <w:t>SQL and NoSQL data models</w:t>
-      </w:r>
-      <w:r>
-        <w:rPr>
-          <w:rFonts w:ascii="Times New Roman" w:eastAsia="Times New Roman" w:hAnsi="Times New Roman" w:cs="Times New Roman"/>
-          <w:sz w:val="24"/>
-          <w:szCs w:val="24"/>
-        </w:rPr>
-        <w:t xml:space="preserve"> to optimize both structured and unstructured data flows.</w:t>
+        <w:t>standalone components</w:t>
+      </w:r>
+      <w:r>
+        <w:rPr>
+          <w:rFonts w:ascii="Times New Roman" w:eastAsia="Times New Roman" w:hAnsi="Times New Roman" w:cs="Times New Roman"/>
+          <w:sz w:val="24"/>
+          <w:szCs w:val="24"/>
+        </w:rPr>
+        <w:t xml:space="preserve">, route-level lazy loading, stricter </w:t>
+      </w:r>
+      <w:proofErr w:type="spellStart"/>
+      <w:r>
+        <w:rPr>
+          <w:rFonts w:ascii="Times New Roman" w:eastAsia="Times New Roman" w:hAnsi="Times New Roman" w:cs="Times New Roman"/>
+          <w:sz w:val="24"/>
+          <w:szCs w:val="24"/>
+        </w:rPr>
+        <w:t>TypeScript</w:t>
+      </w:r>
+      <w:proofErr w:type="spellEnd"/>
+      <w:r>
+        <w:rPr>
+          <w:rFonts w:ascii="Times New Roman" w:eastAsia="Times New Roman" w:hAnsi="Times New Roman" w:cs="Times New Roman"/>
+          <w:sz w:val="24"/>
+          <w:szCs w:val="24"/>
+        </w:rPr>
+        <w:t xml:space="preserve"> settings, and reusable UI libraries without disrupting active customer releases.</w:t>
       </w:r>
     </w:p>
     <w:p>
@@ -727,7 +1583,7 @@
         <w:pStyle w:val="ListParagraph"/>
         <w:numPr>
           <w:ilvl w:val="0"/>
-          <w:numId w:val="20"/>
+          <w:numId w:val="32"/>
         </w:numPr>
         <w:spacing w:before="100" w:beforeAutospacing="1" w:after="100" w:afterAutospacing="1" w:line="240" w:lineRule="auto"/>
         <w:jc w:val="both"/>
@@ -743,7 +1599,7 @@
           <w:sz w:val="24"/>
           <w:szCs w:val="24"/>
         </w:rPr>
-        <w:t xml:space="preserve">Optimized Angular UI components for high-traffic applications, implementing </w:t>
+        <w:t xml:space="preserve">Resolved production performance bottlenecks caused by excessive Angular change detection, duplicated API calls, and inefficient PostgreSQL joins, improving dashboard response times by </w:t>
       </w:r>
       <w:r>
         <w:rPr>
@@ -753,27 +1609,15 @@
           <w:sz w:val="24"/>
           <w:szCs w:val="24"/>
         </w:rPr>
-        <w:t xml:space="preserve">state management with </w:t>
-      </w:r>
-      <w:proofErr w:type="spellStart"/>
-      <w:r>
-        <w:rPr>
-          <w:rFonts w:ascii="Times New Roman" w:eastAsia="Times New Roman" w:hAnsi="Times New Roman" w:cs="Times New Roman"/>
-          <w:b/>
-          <w:bCs/>
-          <w:sz w:val="24"/>
-          <w:szCs w:val="24"/>
-        </w:rPr>
-        <w:t>NgRx</w:t>
-      </w:r>
-      <w:proofErr w:type="spellEnd"/>
-      <w:r>
-        <w:rPr>
-          <w:rFonts w:ascii="Times New Roman" w:eastAsia="Times New Roman" w:hAnsi="Times New Roman" w:cs="Times New Roman"/>
-          <w:sz w:val="24"/>
-          <w:szCs w:val="24"/>
-        </w:rPr>
-        <w:t xml:space="preserve"> and improving load times while maintaining WCAG accessibility standards.</w:t>
+        <w:t>37%</w:t>
+      </w:r>
+      <w:r>
+        <w:rPr>
+          <w:rFonts w:ascii="Times New Roman" w:eastAsia="Times New Roman" w:hAnsi="Times New Roman" w:cs="Times New Roman"/>
+          <w:sz w:val="24"/>
+          <w:szCs w:val="24"/>
+        </w:rPr>
+        <w:t xml:space="preserve"> across high-traffic tenant accounts.</w:t>
       </w:r>
     </w:p>
     <w:p>
@@ -781,7 +1625,7 @@
         <w:pStyle w:val="ListParagraph"/>
         <w:numPr>
           <w:ilvl w:val="0"/>
-          <w:numId w:val="20"/>
+          <w:numId w:val="32"/>
         </w:numPr>
         <w:spacing w:before="100" w:beforeAutospacing="1" w:after="100" w:afterAutospacing="1" w:line="240" w:lineRule="auto"/>
         <w:jc w:val="both"/>
@@ -797,7 +1641,7 @@
           <w:sz w:val="24"/>
           <w:szCs w:val="24"/>
         </w:rPr>
-        <w:t xml:space="preserve">Implemented </w:t>
+        <w:t xml:space="preserve">Implemented secure authentication and authorization flows using </w:t>
       </w:r>
       <w:r>
         <w:rPr>
@@ -807,15 +1651,33 @@
           <w:sz w:val="24"/>
           <w:szCs w:val="24"/>
         </w:rPr>
-        <w:t>secure authentication flows with JWT and OAuth2</w:t>
-      </w:r>
-      <w:r>
-        <w:rPr>
-          <w:rFonts w:ascii="Times New Roman" w:eastAsia="Times New Roman" w:hAnsi="Times New Roman" w:cs="Times New Roman"/>
-          <w:sz w:val="24"/>
-          <w:szCs w:val="24"/>
-        </w:rPr>
-        <w:t xml:space="preserve"> across distributed systems, integrating SSO and robust role-based access controls.</w:t>
+        <w:t>JWT</w:t>
+      </w:r>
+      <w:r>
+        <w:rPr>
+          <w:rFonts w:ascii="Times New Roman" w:eastAsia="Times New Roman" w:hAnsi="Times New Roman" w:cs="Times New Roman"/>
+          <w:sz w:val="24"/>
+          <w:szCs w:val="24"/>
+        </w:rPr>
+        <w:t xml:space="preserve">, refresh-token rotation, </w:t>
+      </w:r>
+      <w:r>
+        <w:rPr>
+          <w:rFonts w:ascii="Times New Roman" w:eastAsia="Times New Roman" w:hAnsi="Times New Roman" w:cs="Times New Roman"/>
+          <w:b/>
+          <w:bCs/>
+          <w:sz w:val="24"/>
+          <w:szCs w:val="24"/>
+        </w:rPr>
+        <w:t>OAuth2/OIDC</w:t>
+      </w:r>
+      <w:r>
+        <w:rPr>
+          <w:rFonts w:ascii="Times New Roman" w:eastAsia="Times New Roman" w:hAnsi="Times New Roman" w:cs="Times New Roman"/>
+          <w:sz w:val="24"/>
+          <w:szCs w:val="24"/>
+        </w:rPr>
+        <w:t>, route guards, and role-based API policies for enterprise customer environments.</w:t>
       </w:r>
     </w:p>
     <w:p>
@@ -823,7 +1685,7 @@
         <w:pStyle w:val="ListParagraph"/>
         <w:numPr>
           <w:ilvl w:val="0"/>
-          <w:numId w:val="20"/>
+          <w:numId w:val="32"/>
         </w:numPr>
         <w:spacing w:before="100" w:beforeAutospacing="1" w:after="100" w:afterAutospacing="1" w:line="240" w:lineRule="auto"/>
         <w:jc w:val="both"/>
@@ -839,7 +1701,7 @@
           <w:sz w:val="24"/>
           <w:szCs w:val="24"/>
         </w:rPr>
-        <w:t xml:space="preserve">Designed CI/CD pipelines with GitHub Actions and </w:t>
+        <w:t xml:space="preserve">Fixed a recurring duplicate-payment </w:t>
       </w:r>
       <w:proofErr w:type="spellStart"/>
       <w:r>
@@ -848,7 +1710,7 @@
           <w:sz w:val="24"/>
           <w:szCs w:val="24"/>
         </w:rPr>
-        <w:t>GitLab</w:t>
+        <w:t>webhook</w:t>
       </w:r>
       <w:proofErr w:type="spellEnd"/>
       <w:r>
@@ -857,7 +1719,25 @@
           <w:sz w:val="24"/>
           <w:szCs w:val="24"/>
         </w:rPr>
-        <w:t xml:space="preserve"> CI, ensuring </w:t>
+        <w:t xml:space="preserve"> issue by adding </w:t>
+      </w:r>
+      <w:proofErr w:type="spellStart"/>
+      <w:r>
+        <w:rPr>
+          <w:rFonts w:ascii="Times New Roman" w:eastAsia="Times New Roman" w:hAnsi="Times New Roman" w:cs="Times New Roman"/>
+          <w:sz w:val="24"/>
+          <w:szCs w:val="24"/>
+        </w:rPr>
+        <w:t>idempotency</w:t>
+      </w:r>
+      <w:proofErr w:type="spellEnd"/>
+      <w:r>
+        <w:rPr>
+          <w:rFonts w:ascii="Times New Roman" w:eastAsia="Times New Roman" w:hAnsi="Times New Roman" w:cs="Times New Roman"/>
+          <w:sz w:val="24"/>
+          <w:szCs w:val="24"/>
+        </w:rPr>
+        <w:t xml:space="preserve"> keys, transaction boundaries, retry-safe queue workers, and structured failure logging across </w:t>
       </w:r>
       <w:r>
         <w:rPr>
@@ -867,15 +1747,15 @@
           <w:sz w:val="24"/>
           <w:szCs w:val="24"/>
         </w:rPr>
-        <w:t>automated test coverage, Docker image builds, and deployments to cloud environments</w:t>
-      </w:r>
-      <w:r>
-        <w:rPr>
-          <w:rFonts w:ascii="Times New Roman" w:eastAsia="Times New Roman" w:hAnsi="Times New Roman" w:cs="Times New Roman"/>
-          <w:sz w:val="24"/>
-          <w:szCs w:val="24"/>
-        </w:rPr>
-        <w:t>.</w:t>
+        <w:t>Node.js</w:t>
+      </w:r>
+      <w:r>
+        <w:rPr>
+          <w:rFonts w:ascii="Times New Roman" w:eastAsia="Times New Roman" w:hAnsi="Times New Roman" w:cs="Times New Roman"/>
+          <w:sz w:val="24"/>
+          <w:szCs w:val="24"/>
+        </w:rPr>
+        <w:t xml:space="preserve"> services.</w:t>
       </w:r>
     </w:p>
     <w:p>
@@ -883,7 +1763,7 @@
         <w:pStyle w:val="ListParagraph"/>
         <w:numPr>
           <w:ilvl w:val="0"/>
-          <w:numId w:val="20"/>
+          <w:numId w:val="32"/>
         </w:numPr>
         <w:spacing w:before="100" w:beforeAutospacing="1" w:after="100" w:afterAutospacing="1" w:line="240" w:lineRule="auto"/>
         <w:jc w:val="both"/>
@@ -899,7 +1779,7 @@
           <w:sz w:val="24"/>
           <w:szCs w:val="24"/>
         </w:rPr>
-        <w:t xml:space="preserve">Mentored junior engineers in </w:t>
+        <w:t xml:space="preserve">Improved deployment reliability by standardizing </w:t>
       </w:r>
       <w:r>
         <w:rPr>
@@ -909,15 +1789,15 @@
           <w:sz w:val="24"/>
           <w:szCs w:val="24"/>
         </w:rPr>
-        <w:t>Angular best practices, Node.js performance tuning, and database query optimization</w:t>
-      </w:r>
-      <w:r>
-        <w:rPr>
-          <w:rFonts w:ascii="Times New Roman" w:eastAsia="Times New Roman" w:hAnsi="Times New Roman" w:cs="Times New Roman"/>
-          <w:sz w:val="24"/>
-          <w:szCs w:val="24"/>
-        </w:rPr>
-        <w:t>, fostering a knowledge-sharing culture.</w:t>
+        <w:t>GitHub Actions</w:t>
+      </w:r>
+      <w:r>
+        <w:rPr>
+          <w:rFonts w:ascii="Times New Roman" w:eastAsia="Times New Roman" w:hAnsi="Times New Roman" w:cs="Times New Roman"/>
+          <w:sz w:val="24"/>
+          <w:szCs w:val="24"/>
+        </w:rPr>
+        <w:t>, Docker image builds, environment validation, migration checks, and rollback procedures across staging and production pipelines.</w:t>
       </w:r>
     </w:p>
     <w:p>
@@ -925,7 +1805,7 @@
         <w:pStyle w:val="ListParagraph"/>
         <w:numPr>
           <w:ilvl w:val="0"/>
-          <w:numId w:val="20"/>
+          <w:numId w:val="32"/>
         </w:numPr>
         <w:spacing w:before="100" w:beforeAutospacing="1" w:after="100" w:afterAutospacing="1" w:line="240" w:lineRule="auto"/>
         <w:jc w:val="both"/>
@@ -941,8 +1821,33 @@
           <w:sz w:val="24"/>
           <w:szCs w:val="24"/>
         </w:rPr>
-        <w:t xml:space="preserve">Collaborated with cross-functional teams to deliver </w:t>
-      </w:r>
+        <w:t>Built reusable Angular form components for complex approval workflows, reducing duplicated validation logic and making product changes easier for distributed engineering teams to review and extend.</w:t>
+      </w:r>
+    </w:p>
+    <w:p>
+      <w:pPr>
+        <w:pStyle w:val="ListParagraph"/>
+        <w:numPr>
+          <w:ilvl w:val="0"/>
+          <w:numId w:val="32"/>
+        </w:numPr>
+        <w:spacing w:before="100" w:beforeAutospacing="1" w:after="100" w:afterAutospacing="1" w:line="240" w:lineRule="auto"/>
+        <w:jc w:val="both"/>
+        <w:rPr>
+          <w:rFonts w:ascii="Times New Roman" w:eastAsia="Times New Roman" w:hAnsi="Times New Roman" w:cs="Times New Roman"/>
+          <w:sz w:val="24"/>
+          <w:szCs w:val="24"/>
+        </w:rPr>
+      </w:pPr>
+      <w:r>
+        <w:rPr>
+          <w:rFonts w:ascii="Times New Roman" w:eastAsia="Times New Roman" w:hAnsi="Times New Roman" w:cs="Times New Roman"/>
+          <w:sz w:val="24"/>
+          <w:szCs w:val="24"/>
+        </w:rPr>
+        <w:t xml:space="preserve">Strengthened observability with </w:t>
+      </w:r>
+      <w:proofErr w:type="spellStart"/>
       <w:r>
         <w:rPr>
           <w:rFonts w:ascii="Times New Roman" w:eastAsia="Times New Roman" w:hAnsi="Times New Roman" w:cs="Times New Roman"/>
@@ -951,19 +1856,43 @@
           <w:sz w:val="24"/>
           <w:szCs w:val="24"/>
         </w:rPr>
-        <w:t>data-intensive dashboards and reporting modules</w:t>
-      </w:r>
-      <w:r>
-        <w:rPr>
-          <w:rFonts w:ascii="Times New Roman" w:eastAsia="Times New Roman" w:hAnsi="Times New Roman" w:cs="Times New Roman"/>
-          <w:sz w:val="24"/>
-          <w:szCs w:val="24"/>
-        </w:rPr>
-        <w:t>, leveraging Angular visualizations with backend aggregation pipelines.</w:t>
+        <w:t>CloudWatch</w:t>
+      </w:r>
+      <w:proofErr w:type="spellEnd"/>
+      <w:r>
+        <w:rPr>
+          <w:rFonts w:ascii="Times New Roman" w:eastAsia="Times New Roman" w:hAnsi="Times New Roman" w:cs="Times New Roman"/>
+          <w:sz w:val="24"/>
+          <w:szCs w:val="24"/>
+        </w:rPr>
+        <w:t xml:space="preserve">, </w:t>
+      </w:r>
+      <w:r>
+        <w:rPr>
+          <w:rFonts w:ascii="Times New Roman" w:eastAsia="Times New Roman" w:hAnsi="Times New Roman" w:cs="Times New Roman"/>
+          <w:b/>
+          <w:bCs/>
+          <w:sz w:val="24"/>
+          <w:szCs w:val="24"/>
+        </w:rPr>
+        <w:t>Sentry</w:t>
+      </w:r>
+      <w:r>
+        <w:rPr>
+          <w:rFonts w:ascii="Times New Roman" w:eastAsia="Times New Roman" w:hAnsi="Times New Roman" w:cs="Times New Roman"/>
+          <w:sz w:val="24"/>
+          <w:szCs w:val="24"/>
+        </w:rPr>
+        <w:t>, structured logs, and API latency dashboards, allowing engineers to diagnose timeout spikes, failed jobs, and customer-impacting defects faster.</w:t>
       </w:r>
     </w:p>
     <w:p>
       <w:pPr>
+        <w:pStyle w:val="ListParagraph"/>
+        <w:numPr>
+          <w:ilvl w:val="0"/>
+          <w:numId w:val="32"/>
+        </w:numPr>
         <w:spacing w:before="100" w:beforeAutospacing="1" w:after="100" w:afterAutospacing="1" w:line="240" w:lineRule="auto"/>
         <w:jc w:val="both"/>
         <w:rPr>
@@ -972,17 +1901,50 @@
           <w:szCs w:val="24"/>
         </w:rPr>
       </w:pPr>
-    </w:p>
-    <w:p>
-      <w:pPr>
-        <w:spacing w:before="100" w:beforeAutospacing="1" w:after="100" w:afterAutospacing="1" w:line="240" w:lineRule="auto"/>
-        <w:jc w:val="both"/>
-        <w:rPr>
-          <w:rFonts w:ascii="Times New Roman" w:eastAsia="Times New Roman" w:hAnsi="Times New Roman" w:cs="Times New Roman"/>
-          <w:sz w:val="24"/>
-          <w:szCs w:val="24"/>
-        </w:rPr>
-      </w:pPr>
+      <w:r>
+        <w:rPr>
+          <w:rFonts w:ascii="Times New Roman" w:eastAsia="Times New Roman" w:hAnsi="Times New Roman" w:cs="Times New Roman"/>
+          <w:sz w:val="24"/>
+          <w:szCs w:val="24"/>
+        </w:rPr>
+        <w:t xml:space="preserve">Mentored mid-level developers on </w:t>
+      </w:r>
+      <w:r>
+        <w:rPr>
+          <w:rFonts w:ascii="Times New Roman" w:eastAsia="Times New Roman" w:hAnsi="Times New Roman" w:cs="Times New Roman"/>
+          <w:b/>
+          <w:bCs/>
+          <w:sz w:val="24"/>
+          <w:szCs w:val="24"/>
+        </w:rPr>
+        <w:t>Angular architecture</w:t>
+      </w:r>
+      <w:r>
+        <w:rPr>
+          <w:rFonts w:ascii="Times New Roman" w:eastAsia="Times New Roman" w:hAnsi="Times New Roman" w:cs="Times New Roman"/>
+          <w:sz w:val="24"/>
+          <w:szCs w:val="24"/>
+        </w:rPr>
+        <w:t xml:space="preserve">, </w:t>
+      </w:r>
+      <w:r>
+        <w:rPr>
+          <w:rFonts w:ascii="Times New Roman" w:eastAsia="Times New Roman" w:hAnsi="Times New Roman" w:cs="Times New Roman"/>
+          <w:b/>
+          <w:bCs/>
+          <w:sz w:val="24"/>
+          <w:szCs w:val="24"/>
+        </w:rPr>
+        <w:t>Node.js API design</w:t>
+      </w:r>
+      <w:r>
+        <w:rPr>
+          <w:rFonts w:ascii="Times New Roman" w:eastAsia="Times New Roman" w:hAnsi="Times New Roman" w:cs="Times New Roman"/>
+          <w:sz w:val="24"/>
+          <w:szCs w:val="24"/>
+        </w:rPr>
+        <w:t>, code review standards, testing strategy, and production-readiness practices for senior-level feature ownership.</w:t>
+      </w:r>
     </w:p>
     <w:p>
       <w:pPr>
@@ -1006,7 +1968,6 @@
           <w:sz w:val="24"/>
           <w:szCs w:val="24"/>
         </w:rPr>
-        <w:lastRenderedPageBreak/>
         <w:t>Hexaview</w:t>
       </w:r>
       <w:proofErr w:type="spellEnd"/>
@@ -1070,7 +2031,7 @@
         <w:pStyle w:val="ListParagraph"/>
         <w:numPr>
           <w:ilvl w:val="0"/>
-          <w:numId w:val="22"/>
+          <w:numId w:val="35"/>
         </w:numPr>
         <w:spacing w:before="100" w:beforeAutospacing="1" w:after="100" w:afterAutospacing="1" w:line="240" w:lineRule="auto"/>
         <w:jc w:val="both"/>
@@ -1086,7 +2047,7 @@
           <w:sz w:val="24"/>
           <w:szCs w:val="24"/>
         </w:rPr>
-        <w:t xml:space="preserve">Engineered scalable </w:t>
+        <w:t xml:space="preserve">Developed enterprise web applications using </w:t>
       </w:r>
       <w:r>
         <w:rPr>
@@ -1096,15 +2057,111 @@
           <w:sz w:val="24"/>
           <w:szCs w:val="24"/>
         </w:rPr>
-        <w:t>Angular-based frontends integrated with Node.js APIs</w:t>
-      </w:r>
-      <w:r>
-        <w:rPr>
-          <w:rFonts w:ascii="Times New Roman" w:eastAsia="Times New Roman" w:hAnsi="Times New Roman" w:cs="Times New Roman"/>
-          <w:sz w:val="24"/>
-          <w:szCs w:val="24"/>
-        </w:rPr>
-        <w:t>, delivering enterprise SaaS solutions with responsive UIs and strong security models.</w:t>
+        <w:t>Angular 4–13</w:t>
+      </w:r>
+      <w:r>
+        <w:rPr>
+          <w:rFonts w:ascii="Times New Roman" w:eastAsia="Times New Roman" w:hAnsi="Times New Roman" w:cs="Times New Roman"/>
+          <w:sz w:val="24"/>
+          <w:szCs w:val="24"/>
+        </w:rPr>
+        <w:t xml:space="preserve">, </w:t>
+      </w:r>
+      <w:proofErr w:type="spellStart"/>
+      <w:r>
+        <w:rPr>
+          <w:rFonts w:ascii="Times New Roman" w:eastAsia="Times New Roman" w:hAnsi="Times New Roman" w:cs="Times New Roman"/>
+          <w:b/>
+          <w:bCs/>
+          <w:sz w:val="24"/>
+          <w:szCs w:val="24"/>
+        </w:rPr>
+        <w:t>TypeScript</w:t>
+      </w:r>
+      <w:proofErr w:type="spellEnd"/>
+      <w:r>
+        <w:rPr>
+          <w:rFonts w:ascii="Times New Roman" w:eastAsia="Times New Roman" w:hAnsi="Times New Roman" w:cs="Times New Roman"/>
+          <w:sz w:val="24"/>
+          <w:szCs w:val="24"/>
+        </w:rPr>
+        <w:t xml:space="preserve">, </w:t>
+      </w:r>
+      <w:proofErr w:type="spellStart"/>
+      <w:r>
+        <w:rPr>
+          <w:rFonts w:ascii="Times New Roman" w:eastAsia="Times New Roman" w:hAnsi="Times New Roman" w:cs="Times New Roman"/>
+          <w:b/>
+          <w:bCs/>
+          <w:sz w:val="24"/>
+          <w:szCs w:val="24"/>
+        </w:rPr>
+        <w:t>RxJS</w:t>
+      </w:r>
+      <w:proofErr w:type="spellEnd"/>
+      <w:r>
+        <w:rPr>
+          <w:rFonts w:ascii="Times New Roman" w:eastAsia="Times New Roman" w:hAnsi="Times New Roman" w:cs="Times New Roman"/>
+          <w:sz w:val="24"/>
+          <w:szCs w:val="24"/>
+        </w:rPr>
+        <w:t xml:space="preserve">, </w:t>
+      </w:r>
+      <w:r>
+        <w:rPr>
+          <w:rFonts w:ascii="Times New Roman" w:eastAsia="Times New Roman" w:hAnsi="Times New Roman" w:cs="Times New Roman"/>
+          <w:b/>
+          <w:bCs/>
+          <w:sz w:val="24"/>
+          <w:szCs w:val="24"/>
+        </w:rPr>
+        <w:t>Node.js 8–16</w:t>
+      </w:r>
+      <w:r>
+        <w:rPr>
+          <w:rFonts w:ascii="Times New Roman" w:eastAsia="Times New Roman" w:hAnsi="Times New Roman" w:cs="Times New Roman"/>
+          <w:sz w:val="24"/>
+          <w:szCs w:val="24"/>
+        </w:rPr>
+        <w:t xml:space="preserve">, </w:t>
+      </w:r>
+      <w:r>
+        <w:rPr>
+          <w:rFonts w:ascii="Times New Roman" w:eastAsia="Times New Roman" w:hAnsi="Times New Roman" w:cs="Times New Roman"/>
+          <w:b/>
+          <w:bCs/>
+          <w:sz w:val="24"/>
+          <w:szCs w:val="24"/>
+        </w:rPr>
+        <w:t>Express.js</w:t>
+      </w:r>
+      <w:r>
+        <w:rPr>
+          <w:rFonts w:ascii="Times New Roman" w:eastAsia="Times New Roman" w:hAnsi="Times New Roman" w:cs="Times New Roman"/>
+          <w:sz w:val="24"/>
+          <w:szCs w:val="24"/>
+        </w:rPr>
+        <w:t xml:space="preserve">, and </w:t>
+      </w:r>
+      <w:proofErr w:type="spellStart"/>
+      <w:r>
+        <w:rPr>
+          <w:rFonts w:ascii="Times New Roman" w:eastAsia="Times New Roman" w:hAnsi="Times New Roman" w:cs="Times New Roman"/>
+          <w:b/>
+          <w:bCs/>
+          <w:sz w:val="24"/>
+          <w:szCs w:val="24"/>
+        </w:rPr>
+        <w:t>NestJS</w:t>
+      </w:r>
+      <w:proofErr w:type="spellEnd"/>
+      <w:r>
+        <w:rPr>
+          <w:rFonts w:ascii="Times New Roman" w:eastAsia="Times New Roman" w:hAnsi="Times New Roman" w:cs="Times New Roman"/>
+          <w:sz w:val="24"/>
+          <w:szCs w:val="24"/>
+        </w:rPr>
+        <w:t>, supporting finance, workflow automation, and internal operations platforms.</w:t>
       </w:r>
     </w:p>
     <w:p>
@@ -1112,7 +2169,7 @@
         <w:pStyle w:val="ListParagraph"/>
         <w:numPr>
           <w:ilvl w:val="0"/>
-          <w:numId w:val="22"/>
+          <w:numId w:val="35"/>
         </w:numPr>
         <w:spacing w:before="100" w:beforeAutospacing="1" w:after="100" w:afterAutospacing="1" w:line="240" w:lineRule="auto"/>
         <w:jc w:val="both"/>
@@ -1128,25 +2185,7 @@
           <w:sz w:val="24"/>
           <w:szCs w:val="24"/>
         </w:rPr>
-        <w:t xml:space="preserve">Built reusable Angular component libraries and introduced </w:t>
-      </w:r>
-      <w:r>
-        <w:rPr>
-          <w:rFonts w:ascii="Times New Roman" w:eastAsia="Times New Roman" w:hAnsi="Times New Roman" w:cs="Times New Roman"/>
-          <w:b/>
-          <w:bCs/>
-          <w:sz w:val="24"/>
-          <w:szCs w:val="24"/>
-        </w:rPr>
-        <w:t>modular architecture</w:t>
-      </w:r>
-      <w:r>
-        <w:rPr>
-          <w:rFonts w:ascii="Times New Roman" w:eastAsia="Times New Roman" w:hAnsi="Times New Roman" w:cs="Times New Roman"/>
-          <w:sz w:val="24"/>
-          <w:szCs w:val="24"/>
-        </w:rPr>
-        <w:t>, reducing code duplication and enabling faster feature delivery.</w:t>
+        <w:t>Modernized older AngularJS and early Angular screens into component-driven Angular modules with typed services, reactive forms, shared validators, and maintainable routing structures.</w:t>
       </w:r>
     </w:p>
     <w:p>
@@ -1154,7 +2193,7 @@
         <w:pStyle w:val="ListParagraph"/>
         <w:numPr>
           <w:ilvl w:val="0"/>
-          <w:numId w:val="22"/>
+          <w:numId w:val="35"/>
         </w:numPr>
         <w:spacing w:before="100" w:beforeAutospacing="1" w:after="100" w:afterAutospacing="1" w:line="240" w:lineRule="auto"/>
         <w:jc w:val="both"/>
@@ -1170,7 +2209,7 @@
           <w:sz w:val="24"/>
           <w:szCs w:val="24"/>
         </w:rPr>
-        <w:t xml:space="preserve">Implemented </w:t>
+        <w:t xml:space="preserve">Built REST APIs for user management, document workflows, audit history, notifications, and reporting, using </w:t>
       </w:r>
       <w:r>
         <w:rPr>
@@ -1180,9 +2219,16 @@
           <w:sz w:val="24"/>
           <w:szCs w:val="24"/>
         </w:rPr>
-        <w:t xml:space="preserve">caching strategies with </w:t>
-      </w:r>
-      <w:proofErr w:type="spellStart"/>
+        <w:t>Node.js</w:t>
+      </w:r>
+      <w:r>
+        <w:rPr>
+          <w:rFonts w:ascii="Times New Roman" w:eastAsia="Times New Roman" w:hAnsi="Times New Roman" w:cs="Times New Roman"/>
+          <w:sz w:val="24"/>
+          <w:szCs w:val="24"/>
+        </w:rPr>
+        <w:t xml:space="preserve">, </w:t>
+      </w:r>
       <w:r>
         <w:rPr>
           <w:rFonts w:ascii="Times New Roman" w:eastAsia="Times New Roman" w:hAnsi="Times New Roman" w:cs="Times New Roman"/>
@@ -1191,9 +2237,16 @@
           <w:sz w:val="24"/>
           <w:szCs w:val="24"/>
         </w:rPr>
-        <w:t>Redis</w:t>
-      </w:r>
-      <w:proofErr w:type="spellEnd"/>
+        <w:t>PostgreSQL</w:t>
+      </w:r>
+      <w:r>
+        <w:rPr>
+          <w:rFonts w:ascii="Times New Roman" w:eastAsia="Times New Roman" w:hAnsi="Times New Roman" w:cs="Times New Roman"/>
+          <w:sz w:val="24"/>
+          <w:szCs w:val="24"/>
+        </w:rPr>
+        <w:t xml:space="preserve">, </w:t>
+      </w:r>
       <w:r>
         <w:rPr>
           <w:rFonts w:ascii="Times New Roman" w:eastAsia="Times New Roman" w:hAnsi="Times New Roman" w:cs="Times New Roman"/>
@@ -1202,15 +2255,35 @@
           <w:sz w:val="24"/>
           <w:szCs w:val="24"/>
         </w:rPr>
-        <w:t xml:space="preserve"> and NoSQL databases</w:t>
-      </w:r>
-      <w:r>
-        <w:rPr>
-          <w:rFonts w:ascii="Times New Roman" w:eastAsia="Times New Roman" w:hAnsi="Times New Roman" w:cs="Times New Roman"/>
-          <w:sz w:val="24"/>
-          <w:szCs w:val="24"/>
-        </w:rPr>
-        <w:t>, reducing latency for data-intensive features by optimizing storage and retrieval.</w:t>
+        <w:t>MongoDB</w:t>
+      </w:r>
+      <w:r>
+        <w:rPr>
+          <w:rFonts w:ascii="Times New Roman" w:eastAsia="Times New Roman" w:hAnsi="Times New Roman" w:cs="Times New Roman"/>
+          <w:sz w:val="24"/>
+          <w:szCs w:val="24"/>
+        </w:rPr>
+        <w:t xml:space="preserve">, and </w:t>
+      </w:r>
+      <w:proofErr w:type="spellStart"/>
+      <w:r>
+        <w:rPr>
+          <w:rFonts w:ascii="Times New Roman" w:eastAsia="Times New Roman" w:hAnsi="Times New Roman" w:cs="Times New Roman"/>
+          <w:b/>
+          <w:bCs/>
+          <w:sz w:val="24"/>
+          <w:szCs w:val="24"/>
+        </w:rPr>
+        <w:t>Redis</w:t>
+      </w:r>
+      <w:proofErr w:type="spellEnd"/>
+      <w:r>
+        <w:rPr>
+          <w:rFonts w:ascii="Times New Roman" w:eastAsia="Times New Roman" w:hAnsi="Times New Roman" w:cs="Times New Roman"/>
+          <w:sz w:val="24"/>
+          <w:szCs w:val="24"/>
+        </w:rPr>
+        <w:t xml:space="preserve"> for reliable service behavior.</w:t>
       </w:r>
     </w:p>
     <w:p>
@@ -1218,7 +2291,7 @@
         <w:pStyle w:val="ListParagraph"/>
         <w:numPr>
           <w:ilvl w:val="0"/>
-          <w:numId w:val="22"/>
+          <w:numId w:val="35"/>
         </w:numPr>
         <w:spacing w:before="100" w:beforeAutospacing="1" w:after="100" w:afterAutospacing="1" w:line="240" w:lineRule="auto"/>
         <w:jc w:val="both"/>
@@ -1234,7 +2307,7 @@
           <w:sz w:val="24"/>
           <w:szCs w:val="24"/>
         </w:rPr>
-        <w:t xml:space="preserve">Automated deployments using </w:t>
+        <w:t xml:space="preserve">Reduced production defect leakage by </w:t>
       </w:r>
       <w:r>
         <w:rPr>
@@ -1244,15 +2317,15 @@
           <w:sz w:val="24"/>
           <w:szCs w:val="24"/>
         </w:rPr>
-        <w:t>Docker and container orchestration tools</w:t>
-      </w:r>
-      <w:r>
-        <w:rPr>
-          <w:rFonts w:ascii="Times New Roman" w:eastAsia="Times New Roman" w:hAnsi="Times New Roman" w:cs="Times New Roman"/>
-          <w:sz w:val="24"/>
-          <w:szCs w:val="24"/>
-        </w:rPr>
-        <w:t xml:space="preserve"> to deliver fault-tolerant services across hybrid cloud environments.</w:t>
+        <w:t>32%</w:t>
+      </w:r>
+      <w:r>
+        <w:rPr>
+          <w:rFonts w:ascii="Times New Roman" w:eastAsia="Times New Roman" w:hAnsi="Times New Roman" w:cs="Times New Roman"/>
+          <w:sz w:val="24"/>
+          <w:szCs w:val="24"/>
+        </w:rPr>
+        <w:t xml:space="preserve"> by expanding Jest, Jasmine, Karma, Cypress, API integration tests, and release smoke checks around critical customer workflows.</w:t>
       </w:r>
     </w:p>
     <w:p>
@@ -1260,7 +2333,7 @@
         <w:pStyle w:val="ListParagraph"/>
         <w:numPr>
           <w:ilvl w:val="0"/>
-          <w:numId w:val="22"/>
+          <w:numId w:val="35"/>
         </w:numPr>
         <w:spacing w:before="100" w:beforeAutospacing="1" w:after="100" w:afterAutospacing="1" w:line="240" w:lineRule="auto"/>
         <w:jc w:val="both"/>
@@ -1276,25 +2349,7 @@
           <w:sz w:val="24"/>
           <w:szCs w:val="24"/>
         </w:rPr>
-        <w:t xml:space="preserve">Enhanced backend resilience by implementing </w:t>
-      </w:r>
-      <w:r>
-        <w:rPr>
-          <w:rFonts w:ascii="Times New Roman" w:eastAsia="Times New Roman" w:hAnsi="Times New Roman" w:cs="Times New Roman"/>
-          <w:b/>
-          <w:bCs/>
-          <w:sz w:val="24"/>
-          <w:szCs w:val="24"/>
-        </w:rPr>
-        <w:t>rate limiting, load balancing, and retry mechanisms</w:t>
-      </w:r>
-      <w:r>
-        <w:rPr>
-          <w:rFonts w:ascii="Times New Roman" w:eastAsia="Times New Roman" w:hAnsi="Times New Roman" w:cs="Times New Roman"/>
-          <w:sz w:val="24"/>
-          <w:szCs w:val="24"/>
-        </w:rPr>
-        <w:t xml:space="preserve"> in Node.js services under high-concurrency workloads.</w:t>
+        <w:t>Solved recurring memory growth in a Node.js document-processing service by profiling heap usage, removing unbounded in-memory buffers, and moving large tasks into queue-based workers.</w:t>
       </w:r>
     </w:p>
     <w:p>
@@ -1302,7 +2357,7 @@
         <w:pStyle w:val="ListParagraph"/>
         <w:numPr>
           <w:ilvl w:val="0"/>
-          <w:numId w:val="22"/>
+          <w:numId w:val="35"/>
         </w:numPr>
         <w:spacing w:before="100" w:beforeAutospacing="1" w:after="100" w:afterAutospacing="1" w:line="240" w:lineRule="auto"/>
         <w:jc w:val="both"/>
@@ -1318,25 +2373,7 @@
           <w:sz w:val="24"/>
           <w:szCs w:val="24"/>
         </w:rPr>
-        <w:t xml:space="preserve">Designed and tuned complex </w:t>
-      </w:r>
-      <w:r>
-        <w:rPr>
-          <w:rFonts w:ascii="Times New Roman" w:eastAsia="Times New Roman" w:hAnsi="Times New Roman" w:cs="Times New Roman"/>
-          <w:b/>
-          <w:bCs/>
-          <w:sz w:val="24"/>
-          <w:szCs w:val="24"/>
-        </w:rPr>
-        <w:t>SQL queries and stored procedures</w:t>
-      </w:r>
-      <w:r>
-        <w:rPr>
-          <w:rFonts w:ascii="Times New Roman" w:eastAsia="Times New Roman" w:hAnsi="Times New Roman" w:cs="Times New Roman"/>
-          <w:sz w:val="24"/>
-          <w:szCs w:val="24"/>
-        </w:rPr>
-        <w:t xml:space="preserve"> for PostgreSQL and MySQL databases, ensuring data integrity and query performance.</w:t>
+        <w:t>Implemented migration scripts and backward-compatible API changes during database schema upgrades, preventing downtime for customers using older portal versions.</w:t>
       </w:r>
     </w:p>
     <w:p>
@@ -1344,7 +2381,7 @@
         <w:pStyle w:val="ListParagraph"/>
         <w:numPr>
           <w:ilvl w:val="0"/>
-          <w:numId w:val="22"/>
+          <w:numId w:val="35"/>
         </w:numPr>
         <w:spacing w:before="100" w:beforeAutospacing="1" w:after="100" w:afterAutospacing="1" w:line="240" w:lineRule="auto"/>
         <w:jc w:val="both"/>
@@ -1360,47 +2397,43 @@
           <w:sz w:val="24"/>
           <w:szCs w:val="24"/>
         </w:rPr>
-        <w:t xml:space="preserve">Collaborated with product owners to translate requirements into actionable epics, building </w:t>
-      </w:r>
-      <w:r>
-        <w:rPr>
-          <w:rFonts w:ascii="Times New Roman" w:eastAsia="Times New Roman" w:hAnsi="Times New Roman" w:cs="Times New Roman"/>
-          <w:b/>
-          <w:bCs/>
-          <w:sz w:val="24"/>
-          <w:szCs w:val="24"/>
-        </w:rPr>
-        <w:t xml:space="preserve">REST APIs and </w:t>
+        <w:t xml:space="preserve">Improved Angular performance by applying lazy-loaded feature modules, optimized </w:t>
       </w:r>
       <w:proofErr w:type="spellStart"/>
       <w:r>
         <w:rPr>
           <w:rFonts w:ascii="Times New Roman" w:eastAsia="Times New Roman" w:hAnsi="Times New Roman" w:cs="Times New Roman"/>
-          <w:b/>
-          <w:bCs/>
-          <w:sz w:val="24"/>
-          <w:szCs w:val="24"/>
-        </w:rPr>
-        <w:t>GraphQL</w:t>
+          <w:sz w:val="24"/>
+          <w:szCs w:val="24"/>
+        </w:rPr>
+        <w:t>RxJS</w:t>
       </w:r>
       <w:proofErr w:type="spellEnd"/>
       <w:r>
         <w:rPr>
           <w:rFonts w:ascii="Times New Roman" w:eastAsia="Times New Roman" w:hAnsi="Times New Roman" w:cs="Times New Roman"/>
-          <w:b/>
-          <w:bCs/>
-          <w:sz w:val="24"/>
-          <w:szCs w:val="24"/>
-        </w:rPr>
-        <w:t xml:space="preserve"> resolvers</w:t>
-      </w:r>
-      <w:r>
-        <w:rPr>
-          <w:rFonts w:ascii="Times New Roman" w:eastAsia="Times New Roman" w:hAnsi="Times New Roman" w:cs="Times New Roman"/>
-          <w:sz w:val="24"/>
-          <w:szCs w:val="24"/>
-        </w:rPr>
-        <w:t xml:space="preserve"> that aligned with business goals.</w:t>
+          <w:sz w:val="24"/>
+          <w:szCs w:val="24"/>
+        </w:rPr>
+        <w:t xml:space="preserve"> subscriptions, </w:t>
+      </w:r>
+      <w:proofErr w:type="spellStart"/>
+      <w:r>
+        <w:rPr>
+          <w:rFonts w:ascii="Times New Roman" w:eastAsia="Times New Roman" w:hAnsi="Times New Roman" w:cs="Times New Roman"/>
+          <w:sz w:val="24"/>
+          <w:szCs w:val="24"/>
+        </w:rPr>
+        <w:t>OnPush</w:t>
+      </w:r>
+      <w:proofErr w:type="spellEnd"/>
+      <w:r>
+        <w:rPr>
+          <w:rFonts w:ascii="Times New Roman" w:eastAsia="Times New Roman" w:hAnsi="Times New Roman" w:cs="Times New Roman"/>
+          <w:sz w:val="24"/>
+          <w:szCs w:val="24"/>
+        </w:rPr>
+        <w:t xml:space="preserve"> change detection, pagination, and server-side filtering for large datasets.</w:t>
       </w:r>
     </w:p>
     <w:p>
@@ -1408,7 +2441,7 @@
         <w:pStyle w:val="ListParagraph"/>
         <w:numPr>
           <w:ilvl w:val="0"/>
-          <w:numId w:val="22"/>
+          <w:numId w:val="35"/>
         </w:numPr>
         <w:spacing w:before="100" w:beforeAutospacing="1" w:after="100" w:afterAutospacing="1" w:line="240" w:lineRule="auto"/>
         <w:jc w:val="both"/>
@@ -1424,7 +2457,31 @@
           <w:sz w:val="24"/>
           <w:szCs w:val="24"/>
         </w:rPr>
-        <w:t xml:space="preserve">Performed </w:t>
+        <w:t>Collaborated with product managers, QA engineers, and DevOps teams to estimate features, clarify edge cases, review acceptance criteria, and deliver predictable sprint outcomes.</w:t>
+      </w:r>
+    </w:p>
+    <w:p>
+      <w:pPr>
+        <w:pStyle w:val="ListParagraph"/>
+        <w:numPr>
+          <w:ilvl w:val="0"/>
+          <w:numId w:val="35"/>
+        </w:numPr>
+        <w:spacing w:before="100" w:beforeAutospacing="1" w:after="100" w:afterAutospacing="1" w:line="240" w:lineRule="auto"/>
+        <w:jc w:val="both"/>
+        <w:rPr>
+          <w:rFonts w:ascii="Times New Roman" w:eastAsia="Times New Roman" w:hAnsi="Times New Roman" w:cs="Times New Roman"/>
+          <w:sz w:val="24"/>
+          <w:szCs w:val="24"/>
+        </w:rPr>
+      </w:pPr>
+      <w:r>
+        <w:rPr>
+          <w:rFonts w:ascii="Times New Roman" w:eastAsia="Times New Roman" w:hAnsi="Times New Roman" w:cs="Times New Roman"/>
+          <w:sz w:val="24"/>
+          <w:szCs w:val="24"/>
+        </w:rPr>
+        <w:t xml:space="preserve">Supported AWS-hosted deployments using </w:t>
       </w:r>
       <w:r>
         <w:rPr>
@@ -1434,24 +2491,62 @@
           <w:sz w:val="24"/>
           <w:szCs w:val="24"/>
         </w:rPr>
-        <w:t>code reviews and architecture assessments</w:t>
-      </w:r>
-      <w:r>
-        <w:rPr>
-          <w:rFonts w:ascii="Times New Roman" w:eastAsia="Times New Roman" w:hAnsi="Times New Roman" w:cs="Times New Roman"/>
-          <w:sz w:val="24"/>
-          <w:szCs w:val="24"/>
-        </w:rPr>
-        <w:t xml:space="preserve">, enforcing standards in Angular styling, </w:t>
+        <w:t>EC2</w:t>
+      </w:r>
+      <w:r>
+        <w:rPr>
+          <w:rFonts w:ascii="Times New Roman" w:eastAsia="Times New Roman" w:hAnsi="Times New Roman" w:cs="Times New Roman"/>
+          <w:sz w:val="24"/>
+          <w:szCs w:val="24"/>
+        </w:rPr>
+        <w:t xml:space="preserve">, </w:t>
+      </w:r>
+      <w:r>
+        <w:rPr>
+          <w:rFonts w:ascii="Times New Roman" w:eastAsia="Times New Roman" w:hAnsi="Times New Roman" w:cs="Times New Roman"/>
+          <w:b/>
+          <w:bCs/>
+          <w:sz w:val="24"/>
+          <w:szCs w:val="24"/>
+        </w:rPr>
+        <w:t>S3</w:t>
+      </w:r>
+      <w:r>
+        <w:rPr>
+          <w:rFonts w:ascii="Times New Roman" w:eastAsia="Times New Roman" w:hAnsi="Times New Roman" w:cs="Times New Roman"/>
+          <w:sz w:val="24"/>
+          <w:szCs w:val="24"/>
+        </w:rPr>
+        <w:t xml:space="preserve">, </w:t>
+      </w:r>
+      <w:r>
+        <w:rPr>
+          <w:rFonts w:ascii="Times New Roman" w:eastAsia="Times New Roman" w:hAnsi="Times New Roman" w:cs="Times New Roman"/>
+          <w:b/>
+          <w:bCs/>
+          <w:sz w:val="24"/>
+          <w:szCs w:val="24"/>
+        </w:rPr>
+        <w:t>RDS</w:t>
+      </w:r>
+      <w:r>
+        <w:rPr>
+          <w:rFonts w:ascii="Times New Roman" w:eastAsia="Times New Roman" w:hAnsi="Times New Roman" w:cs="Times New Roman"/>
+          <w:sz w:val="24"/>
+          <w:szCs w:val="24"/>
+        </w:rPr>
+        <w:t xml:space="preserve">, </w:t>
       </w:r>
       <w:proofErr w:type="spellStart"/>
       <w:r>
         <w:rPr>
           <w:rFonts w:ascii="Times New Roman" w:eastAsia="Times New Roman" w:hAnsi="Times New Roman" w:cs="Times New Roman"/>
-          <w:sz w:val="24"/>
-          <w:szCs w:val="24"/>
-        </w:rPr>
-        <w:t>TypeScript</w:t>
+          <w:b/>
+          <w:bCs/>
+          <w:sz w:val="24"/>
+          <w:szCs w:val="24"/>
+        </w:rPr>
+        <w:t>CloudWatch</w:t>
       </w:r>
       <w:proofErr w:type="spellEnd"/>
       <w:r>
@@ -1460,8 +2555,41 @@
           <w:sz w:val="24"/>
           <w:szCs w:val="24"/>
         </w:rPr>
-        <w:t xml:space="preserve"> type safety, and Node.js asynchronous patterns.</w:t>
-      </w:r>
+        <w:t>, Docker, Jenkins, and GitHub Actions, improving release visibility and troubleshooting discipline.</w:t>
+      </w:r>
+    </w:p>
+    <w:p>
+      <w:pPr>
+        <w:spacing w:before="100" w:beforeAutospacing="1" w:after="100" w:afterAutospacing="1" w:line="240" w:lineRule="auto"/>
+        <w:jc w:val="both"/>
+        <w:rPr>
+          <w:rFonts w:ascii="Times New Roman" w:eastAsia="Times New Roman" w:hAnsi="Times New Roman" w:cs="Times New Roman"/>
+          <w:sz w:val="24"/>
+          <w:szCs w:val="24"/>
+        </w:rPr>
+      </w:pPr>
+    </w:p>
+    <w:p>
+      <w:pPr>
+        <w:spacing w:before="100" w:beforeAutospacing="1" w:after="100" w:afterAutospacing="1" w:line="240" w:lineRule="auto"/>
+        <w:jc w:val="both"/>
+        <w:rPr>
+          <w:rFonts w:ascii="Times New Roman" w:eastAsia="Times New Roman" w:hAnsi="Times New Roman" w:cs="Times New Roman"/>
+          <w:sz w:val="24"/>
+          <w:szCs w:val="24"/>
+        </w:rPr>
+      </w:pPr>
+    </w:p>
+    <w:p>
+      <w:pPr>
+        <w:spacing w:before="100" w:beforeAutospacing="1" w:after="100" w:afterAutospacing="1" w:line="240" w:lineRule="auto"/>
+        <w:jc w:val="both"/>
+        <w:rPr>
+          <w:rFonts w:ascii="Times New Roman" w:eastAsia="Times New Roman" w:hAnsi="Times New Roman" w:cs="Times New Roman"/>
+          <w:sz w:val="24"/>
+          <w:szCs w:val="24"/>
+        </w:rPr>
+      </w:pPr>
     </w:p>
     <w:p>
       <w:pPr>
@@ -1485,6 +2613,7 @@
           <w:sz w:val="24"/>
           <w:szCs w:val="24"/>
         </w:rPr>
+        <w:lastRenderedPageBreak/>
         <w:t>SimbirSoft</w:t>
       </w:r>
       <w:proofErr w:type="spellEnd"/>
@@ -1548,7 +2677,7 @@
         <w:pStyle w:val="ListParagraph"/>
         <w:numPr>
           <w:ilvl w:val="0"/>
-          <w:numId w:val="24"/>
+          <w:numId w:val="36"/>
         </w:numPr>
         <w:spacing w:before="100" w:beforeAutospacing="1" w:after="100" w:afterAutospacing="1" w:line="240" w:lineRule="auto"/>
         <w:jc w:val="both"/>
@@ -1564,7 +2693,7 @@
           <w:sz w:val="24"/>
           <w:szCs w:val="24"/>
         </w:rPr>
-        <w:t xml:space="preserve">Built </w:t>
+        <w:t xml:space="preserve">Built and maintained business web applications using </w:t>
       </w:r>
       <w:r>
         <w:rPr>
@@ -1574,9 +2703,34 @@
           <w:sz w:val="24"/>
           <w:szCs w:val="24"/>
         </w:rPr>
-        <w:t xml:space="preserve">Angular single-page applications integrated with Node.js </w:t>
+        <w:t>AngularJS</w:t>
+      </w:r>
+      <w:r>
+        <w:rPr>
+          <w:rFonts w:ascii="Times New Roman" w:eastAsia="Times New Roman" w:hAnsi="Times New Roman" w:cs="Times New Roman"/>
+          <w:sz w:val="24"/>
+          <w:szCs w:val="24"/>
+        </w:rPr>
+        <w:t xml:space="preserve">, JavaScript, </w:t>
       </w:r>
       <w:proofErr w:type="spellStart"/>
+      <w:r>
+        <w:rPr>
+          <w:rFonts w:ascii="Times New Roman" w:eastAsia="Times New Roman" w:hAnsi="Times New Roman" w:cs="Times New Roman"/>
+          <w:sz w:val="24"/>
+          <w:szCs w:val="24"/>
+        </w:rPr>
+        <w:t>TypeScript</w:t>
+      </w:r>
+      <w:proofErr w:type="spellEnd"/>
+      <w:r>
+        <w:rPr>
+          <w:rFonts w:ascii="Times New Roman" w:eastAsia="Times New Roman" w:hAnsi="Times New Roman" w:cs="Times New Roman"/>
+          <w:sz w:val="24"/>
+          <w:szCs w:val="24"/>
+        </w:rPr>
+        <w:t xml:space="preserve">, </w:t>
+      </w:r>
       <w:r>
         <w:rPr>
           <w:rFonts w:ascii="Times New Roman" w:eastAsia="Times New Roman" w:hAnsi="Times New Roman" w:cs="Times New Roman"/>
@@ -1585,16 +2739,15 @@
           <w:sz w:val="24"/>
           <w:szCs w:val="24"/>
         </w:rPr>
-        <w:t>backends</w:t>
-      </w:r>
-      <w:proofErr w:type="spellEnd"/>
-      <w:r>
-        <w:rPr>
-          <w:rFonts w:ascii="Times New Roman" w:eastAsia="Times New Roman" w:hAnsi="Times New Roman" w:cs="Times New Roman"/>
-          <w:sz w:val="24"/>
-          <w:szCs w:val="24"/>
-        </w:rPr>
-        <w:t>, ensuring smooth user interactions with complex business logic.</w:t>
+        <w:t>Node.js</w:t>
+      </w:r>
+      <w:r>
+        <w:rPr>
+          <w:rFonts w:ascii="Times New Roman" w:eastAsia="Times New Roman" w:hAnsi="Times New Roman" w:cs="Times New Roman"/>
+          <w:sz w:val="24"/>
+          <w:szCs w:val="24"/>
+        </w:rPr>
+        <w:t>, Express.js, HTML, CSS, and SQL-backed service layers.</w:t>
       </w:r>
     </w:p>
     <w:p>
@@ -1602,7 +2755,7 @@
         <w:pStyle w:val="ListParagraph"/>
         <w:numPr>
           <w:ilvl w:val="0"/>
-          <w:numId w:val="24"/>
+          <w:numId w:val="36"/>
         </w:numPr>
         <w:spacing w:before="100" w:beforeAutospacing="1" w:after="100" w:afterAutospacing="1" w:line="240" w:lineRule="auto"/>
         <w:jc w:val="both"/>
@@ -1618,61 +2771,7 @@
           <w:sz w:val="24"/>
           <w:szCs w:val="24"/>
         </w:rPr>
-        <w:t xml:space="preserve">Designed </w:t>
-      </w:r>
-      <w:r>
-        <w:rPr>
-          <w:rFonts w:ascii="Times New Roman" w:eastAsia="Times New Roman" w:hAnsi="Times New Roman" w:cs="Times New Roman"/>
-          <w:b/>
-          <w:bCs/>
-          <w:sz w:val="24"/>
-          <w:szCs w:val="24"/>
-        </w:rPr>
-        <w:t>REST APIs</w:t>
-      </w:r>
-      <w:r>
-        <w:rPr>
-          <w:rFonts w:ascii="Times New Roman" w:eastAsia="Times New Roman" w:hAnsi="Times New Roman" w:cs="Times New Roman"/>
-          <w:sz w:val="24"/>
-          <w:szCs w:val="24"/>
-        </w:rPr>
-        <w:t xml:space="preserve"> with Express.js and integrated them into Angular frontends with </w:t>
-      </w:r>
-      <w:proofErr w:type="spellStart"/>
-      <w:r>
-        <w:rPr>
-          <w:rFonts w:ascii="Times New Roman" w:eastAsia="Times New Roman" w:hAnsi="Times New Roman" w:cs="Times New Roman"/>
-          <w:sz w:val="24"/>
-          <w:szCs w:val="24"/>
-        </w:rPr>
-        <w:t>RxJS</w:t>
-      </w:r>
-      <w:proofErr w:type="spellEnd"/>
-      <w:r>
-        <w:rPr>
-          <w:rFonts w:ascii="Times New Roman" w:eastAsia="Times New Roman" w:hAnsi="Times New Roman" w:cs="Times New Roman"/>
-          <w:sz w:val="24"/>
-          <w:szCs w:val="24"/>
-        </w:rPr>
-        <w:t xml:space="preserve"> observables and </w:t>
-      </w:r>
-      <w:proofErr w:type="spellStart"/>
-      <w:r>
-        <w:rPr>
-          <w:rFonts w:ascii="Times New Roman" w:eastAsia="Times New Roman" w:hAnsi="Times New Roman" w:cs="Times New Roman"/>
-          <w:sz w:val="24"/>
-          <w:szCs w:val="24"/>
-        </w:rPr>
-        <w:t>NgRx</w:t>
-      </w:r>
-      <w:proofErr w:type="spellEnd"/>
-      <w:r>
-        <w:rPr>
-          <w:rFonts w:ascii="Times New Roman" w:eastAsia="Times New Roman" w:hAnsi="Times New Roman" w:cs="Times New Roman"/>
-          <w:sz w:val="24"/>
-          <w:szCs w:val="24"/>
-        </w:rPr>
-        <w:t xml:space="preserve"> state management.</w:t>
+        <w:t>Contributed to gradual UI modernization from jQuery-heavy pages into AngularJS controllers, reusable directives, services, and cleaner client-side routing patterns.</w:t>
       </w:r>
     </w:p>
     <w:p>
@@ -1680,7 +2779,7 @@
         <w:pStyle w:val="ListParagraph"/>
         <w:numPr>
           <w:ilvl w:val="0"/>
-          <w:numId w:val="24"/>
+          <w:numId w:val="36"/>
         </w:numPr>
         <w:spacing w:before="100" w:beforeAutospacing="1" w:after="100" w:afterAutospacing="1" w:line="240" w:lineRule="auto"/>
         <w:jc w:val="both"/>
@@ -1696,25 +2795,7 @@
           <w:sz w:val="24"/>
           <w:szCs w:val="24"/>
         </w:rPr>
-        <w:t xml:space="preserve">Enhanced application reliability by implementing </w:t>
-      </w:r>
-      <w:r>
-        <w:rPr>
-          <w:rFonts w:ascii="Times New Roman" w:eastAsia="Times New Roman" w:hAnsi="Times New Roman" w:cs="Times New Roman"/>
-          <w:b/>
-          <w:bCs/>
-          <w:sz w:val="24"/>
-          <w:szCs w:val="24"/>
-        </w:rPr>
-        <w:t>error handling, logging pipelines, and monitoring tools</w:t>
-      </w:r>
-      <w:r>
-        <w:rPr>
-          <w:rFonts w:ascii="Times New Roman" w:eastAsia="Times New Roman" w:hAnsi="Times New Roman" w:cs="Times New Roman"/>
-          <w:sz w:val="24"/>
-          <w:szCs w:val="24"/>
-        </w:rPr>
-        <w:t xml:space="preserve"> for proactive issue detection.</w:t>
+        <w:t>Developed Node.js API endpoints for customer records, internal task tracking, file uploads, email notifications, and role-based access workflows across operational applications.</w:t>
       </w:r>
     </w:p>
     <w:p>
@@ -1722,7 +2803,7 @@
         <w:pStyle w:val="ListParagraph"/>
         <w:numPr>
           <w:ilvl w:val="0"/>
-          <w:numId w:val="24"/>
+          <w:numId w:val="36"/>
         </w:numPr>
         <w:spacing w:before="100" w:beforeAutospacing="1" w:after="100" w:afterAutospacing="1" w:line="240" w:lineRule="auto"/>
         <w:jc w:val="both"/>
@@ -1738,7 +2819,7 @@
           <w:sz w:val="24"/>
           <w:szCs w:val="24"/>
         </w:rPr>
-        <w:t xml:space="preserve">Migrated legacy systems into </w:t>
+        <w:t xml:space="preserve">Cut average page-load time by </w:t>
       </w:r>
       <w:r>
         <w:rPr>
@@ -1748,15 +2829,15 @@
           <w:sz w:val="24"/>
           <w:szCs w:val="24"/>
         </w:rPr>
-        <w:t>modern full-stack architectures with SQL and NoSQL hybrid persistence layers</w:t>
-      </w:r>
-      <w:r>
-        <w:rPr>
-          <w:rFonts w:ascii="Times New Roman" w:eastAsia="Times New Roman" w:hAnsi="Times New Roman" w:cs="Times New Roman"/>
-          <w:sz w:val="24"/>
-          <w:szCs w:val="24"/>
-        </w:rPr>
-        <w:t>, improving both performance and maintainability.</w:t>
+        <w:t>41%</w:t>
+      </w:r>
+      <w:r>
+        <w:rPr>
+          <w:rFonts w:ascii="Times New Roman" w:eastAsia="Times New Roman" w:hAnsi="Times New Roman" w:cs="Times New Roman"/>
+          <w:sz w:val="24"/>
+          <w:szCs w:val="24"/>
+        </w:rPr>
+        <w:t xml:space="preserve"> by reducing oversized payloads, adding pagination, optimizing SQL queries, compressing assets, and simplifying client-side rendering paths.</w:t>
       </w:r>
     </w:p>
     <w:p>
@@ -1764,7 +2845,7 @@
         <w:pStyle w:val="ListParagraph"/>
         <w:numPr>
           <w:ilvl w:val="0"/>
-          <w:numId w:val="24"/>
+          <w:numId w:val="36"/>
         </w:numPr>
         <w:spacing w:before="100" w:beforeAutospacing="1" w:after="100" w:afterAutospacing="1" w:line="240" w:lineRule="auto"/>
         <w:jc w:val="both"/>
@@ -1780,25 +2861,7 @@
           <w:sz w:val="24"/>
           <w:szCs w:val="24"/>
         </w:rPr>
-        <w:t xml:space="preserve">Containerized legacy applications with </w:t>
-      </w:r>
-      <w:r>
-        <w:rPr>
-          <w:rFonts w:ascii="Times New Roman" w:eastAsia="Times New Roman" w:hAnsi="Times New Roman" w:cs="Times New Roman"/>
-          <w:b/>
-          <w:bCs/>
-          <w:sz w:val="24"/>
-          <w:szCs w:val="24"/>
-        </w:rPr>
-        <w:t>Docker</w:t>
-      </w:r>
-      <w:r>
-        <w:rPr>
-          <w:rFonts w:ascii="Times New Roman" w:eastAsia="Times New Roman" w:hAnsi="Times New Roman" w:cs="Times New Roman"/>
-          <w:sz w:val="24"/>
-          <w:szCs w:val="24"/>
-        </w:rPr>
-        <w:t>, introducing repeatable build environments and reducing environment-specific errors.</w:t>
+        <w:t>Fixed production issues involving broken file uploads, inconsistent date formatting, session expiration errors, and missing validation on multi-step customer forms.</w:t>
       </w:r>
     </w:p>
     <w:p>
@@ -1806,7 +2869,7 @@
         <w:pStyle w:val="ListParagraph"/>
         <w:numPr>
           <w:ilvl w:val="0"/>
-          <w:numId w:val="24"/>
+          <w:numId w:val="36"/>
         </w:numPr>
         <w:spacing w:before="100" w:beforeAutospacing="1" w:after="100" w:afterAutospacing="1" w:line="240" w:lineRule="auto"/>
         <w:jc w:val="both"/>
@@ -1822,43 +2885,7 @@
           <w:sz w:val="24"/>
           <w:szCs w:val="24"/>
         </w:rPr>
-        <w:t xml:space="preserve">Developed </w:t>
-      </w:r>
-      <w:r>
-        <w:rPr>
-          <w:rFonts w:ascii="Times New Roman" w:eastAsia="Times New Roman" w:hAnsi="Times New Roman" w:cs="Times New Roman"/>
-          <w:b/>
-          <w:bCs/>
-          <w:sz w:val="24"/>
-          <w:szCs w:val="24"/>
-        </w:rPr>
-        <w:t>real-time chat and notification features</w:t>
-      </w:r>
-      <w:r>
-        <w:rPr>
-          <w:rFonts w:ascii="Times New Roman" w:eastAsia="Times New Roman" w:hAnsi="Times New Roman" w:cs="Times New Roman"/>
-          <w:sz w:val="24"/>
-          <w:szCs w:val="24"/>
-        </w:rPr>
-        <w:t xml:space="preserve"> using </w:t>
-      </w:r>
-      <w:proofErr w:type="spellStart"/>
-      <w:r>
-        <w:rPr>
-          <w:rFonts w:ascii="Times New Roman" w:eastAsia="Times New Roman" w:hAnsi="Times New Roman" w:cs="Times New Roman"/>
-          <w:sz w:val="24"/>
-          <w:szCs w:val="24"/>
-        </w:rPr>
-        <w:t>WebSockets</w:t>
-      </w:r>
-      <w:proofErr w:type="spellEnd"/>
-      <w:r>
-        <w:rPr>
-          <w:rFonts w:ascii="Times New Roman" w:eastAsia="Times New Roman" w:hAnsi="Times New Roman" w:cs="Times New Roman"/>
-          <w:sz w:val="24"/>
-          <w:szCs w:val="24"/>
-        </w:rPr>
-        <w:t xml:space="preserve"> in Node.js, integrated with Angular UI updates.</w:t>
+        <w:t>Supported early migration planning from AngularJS toward newer Angular patterns by separating business logic from views and documenting reusable service boundaries.</w:t>
       </w:r>
     </w:p>
     <w:p>
@@ -1866,7 +2893,7 @@
         <w:pStyle w:val="ListParagraph"/>
         <w:numPr>
           <w:ilvl w:val="0"/>
-          <w:numId w:val="24"/>
+          <w:numId w:val="36"/>
         </w:numPr>
         <w:spacing w:before="100" w:beforeAutospacing="1" w:after="100" w:afterAutospacing="1" w:line="240" w:lineRule="auto"/>
         <w:jc w:val="both"/>
@@ -1882,25 +2909,7 @@
           <w:sz w:val="24"/>
           <w:szCs w:val="24"/>
         </w:rPr>
-        <w:t xml:space="preserve">Created </w:t>
-      </w:r>
-      <w:r>
-        <w:rPr>
-          <w:rFonts w:ascii="Times New Roman" w:eastAsia="Times New Roman" w:hAnsi="Times New Roman" w:cs="Times New Roman"/>
-          <w:b/>
-          <w:bCs/>
-          <w:sz w:val="24"/>
-          <w:szCs w:val="24"/>
-        </w:rPr>
-        <w:t>data visualization dashboards in Angular</w:t>
-      </w:r>
-      <w:r>
-        <w:rPr>
-          <w:rFonts w:ascii="Times New Roman" w:eastAsia="Times New Roman" w:hAnsi="Times New Roman" w:cs="Times New Roman"/>
-          <w:sz w:val="24"/>
-          <w:szCs w:val="24"/>
-        </w:rPr>
-        <w:t>, connected to backend aggregation services that queried both SQL and NoSQL sources.</w:t>
+        <w:t>Improved API reliability by adding structured error handling, request validation, centralized logging, and clearer exception responses for frontend and QA teams.</w:t>
       </w:r>
     </w:p>
     <w:p>
@@ -1908,7 +2917,7 @@
         <w:pStyle w:val="ListParagraph"/>
         <w:numPr>
           <w:ilvl w:val="0"/>
-          <w:numId w:val="24"/>
+          <w:numId w:val="36"/>
         </w:numPr>
         <w:spacing w:before="100" w:beforeAutospacing="1" w:after="100" w:afterAutospacing="1" w:line="240" w:lineRule="auto"/>
         <w:jc w:val="both"/>
@@ -1924,25 +2933,7 @@
           <w:sz w:val="24"/>
           <w:szCs w:val="24"/>
         </w:rPr>
-        <w:t xml:space="preserve">Collaborated closely with QA and DevOps teams to deliver tested, deployable modules using </w:t>
-      </w:r>
-      <w:r>
-        <w:rPr>
-          <w:rFonts w:ascii="Times New Roman" w:eastAsia="Times New Roman" w:hAnsi="Times New Roman" w:cs="Times New Roman"/>
-          <w:b/>
-          <w:bCs/>
-          <w:sz w:val="24"/>
-          <w:szCs w:val="24"/>
-        </w:rPr>
-        <w:t>CI/CD best practices</w:t>
-      </w:r>
-      <w:r>
-        <w:rPr>
-          <w:rFonts w:ascii="Times New Roman" w:eastAsia="Times New Roman" w:hAnsi="Times New Roman" w:cs="Times New Roman"/>
-          <w:sz w:val="24"/>
-          <w:szCs w:val="24"/>
-        </w:rPr>
-        <w:t>.</w:t>
+        <w:t>Worked closely with senior engineers to review pull requests, troubleshoot browser compatibility issues, write unit tests, and improve release documentation for client deployments.</w:t>
       </w:r>
     </w:p>
     <w:p>
@@ -2018,7 +3009,7 @@
         <w:pStyle w:val="ListParagraph"/>
         <w:numPr>
           <w:ilvl w:val="0"/>
-          <w:numId w:val="26"/>
+          <w:numId w:val="37"/>
         </w:numPr>
         <w:spacing w:before="100" w:beforeAutospacing="1" w:after="100" w:afterAutospacing="1" w:line="240" w:lineRule="auto"/>
         <w:jc w:val="both"/>
@@ -2034,37 +3025,7 @@
           <w:sz w:val="24"/>
           <w:szCs w:val="24"/>
         </w:rPr>
-        <w:t xml:space="preserve">Contributed to frontend modules in </w:t>
-      </w:r>
-      <w:r>
-        <w:rPr>
-          <w:rFonts w:ascii="Times New Roman" w:eastAsia="Times New Roman" w:hAnsi="Times New Roman" w:cs="Times New Roman"/>
-          <w:b/>
-          <w:bCs/>
-          <w:sz w:val="24"/>
-          <w:szCs w:val="24"/>
-        </w:rPr>
-        <w:t xml:space="preserve">AngularJS and </w:t>
-      </w:r>
-      <w:proofErr w:type="spellStart"/>
-      <w:r>
-        <w:rPr>
-          <w:rFonts w:ascii="Times New Roman" w:eastAsia="Times New Roman" w:hAnsi="Times New Roman" w:cs="Times New Roman"/>
-          <w:b/>
-          <w:bCs/>
-          <w:sz w:val="24"/>
-          <w:szCs w:val="24"/>
-        </w:rPr>
-        <w:t>TypeScript</w:t>
-      </w:r>
-      <w:proofErr w:type="spellEnd"/>
-      <w:r>
-        <w:rPr>
-          <w:rFonts w:ascii="Times New Roman" w:eastAsia="Times New Roman" w:hAnsi="Times New Roman" w:cs="Times New Roman"/>
-          <w:sz w:val="24"/>
-          <w:szCs w:val="24"/>
-        </w:rPr>
-        <w:t>, enhancing usability of internal productivity tools.</w:t>
+        <w:t>Supported internal engineering tools using JavaScript, HTML, CSS, C#, SQL, and early single-page application patterns for team productivity and reporting workflows.</w:t>
       </w:r>
     </w:p>
     <w:p>
@@ -2072,7 +3033,7 @@
         <w:pStyle w:val="ListParagraph"/>
         <w:numPr>
           <w:ilvl w:val="0"/>
-          <w:numId w:val="26"/>
+          <w:numId w:val="37"/>
         </w:numPr>
         <w:spacing w:before="100" w:beforeAutospacing="1" w:after="100" w:afterAutospacing="1" w:line="240" w:lineRule="auto"/>
         <w:jc w:val="both"/>
@@ -2088,26 +3049,7 @@
           <w:sz w:val="24"/>
           <w:szCs w:val="24"/>
         </w:rPr>
-        <w:lastRenderedPageBreak/>
-        <w:t xml:space="preserve">Assisted in building </w:t>
-      </w:r>
-      <w:r>
-        <w:rPr>
-          <w:rFonts w:ascii="Times New Roman" w:eastAsia="Times New Roman" w:hAnsi="Times New Roman" w:cs="Times New Roman"/>
-          <w:b/>
-          <w:bCs/>
-          <w:sz w:val="24"/>
-          <w:szCs w:val="24"/>
-        </w:rPr>
-        <w:t>Node.js API endpoints</w:t>
-      </w:r>
-      <w:r>
-        <w:rPr>
-          <w:rFonts w:ascii="Times New Roman" w:eastAsia="Times New Roman" w:hAnsi="Times New Roman" w:cs="Times New Roman"/>
-          <w:sz w:val="24"/>
-          <w:szCs w:val="24"/>
-        </w:rPr>
-        <w:t xml:space="preserve"> supporting internal dashboards with SQL Server and NoSQL store integrations.</w:t>
+        <w:t>Assisted senior developers with UI fixes, data validation improvements, and backend service updates for internal dashboards used by engineering and operations teams.</w:t>
       </w:r>
     </w:p>
     <w:p>
@@ -2115,7 +3057,7 @@
         <w:pStyle w:val="ListParagraph"/>
         <w:numPr>
           <w:ilvl w:val="0"/>
-          <w:numId w:val="26"/>
+          <w:numId w:val="37"/>
         </w:numPr>
         <w:spacing w:before="100" w:beforeAutospacing="1" w:after="100" w:afterAutospacing="1" w:line="240" w:lineRule="auto"/>
         <w:jc w:val="both"/>
@@ -2131,25 +3073,7 @@
           <w:sz w:val="24"/>
           <w:szCs w:val="24"/>
         </w:rPr>
-        <w:t xml:space="preserve">Participated in early adoption of </w:t>
-      </w:r>
-      <w:r>
-        <w:rPr>
-          <w:rFonts w:ascii="Times New Roman" w:eastAsia="Times New Roman" w:hAnsi="Times New Roman" w:cs="Times New Roman"/>
-          <w:b/>
-          <w:bCs/>
-          <w:sz w:val="24"/>
-          <w:szCs w:val="24"/>
-        </w:rPr>
-        <w:t>containerization with Docker</w:t>
-      </w:r>
-      <w:r>
-        <w:rPr>
-          <w:rFonts w:ascii="Times New Roman" w:eastAsia="Times New Roman" w:hAnsi="Times New Roman" w:cs="Times New Roman"/>
-          <w:sz w:val="24"/>
-          <w:szCs w:val="24"/>
-        </w:rPr>
-        <w:t>, packaging prototypes for repeatable deployments.</w:t>
+        <w:t>Created small reusable JavaScript components for forms, filters, and table views, improving consistency across internal pages with limited maintenance overhead.</w:t>
       </w:r>
     </w:p>
     <w:p>
@@ -2157,7 +3081,7 @@
         <w:pStyle w:val="ListParagraph"/>
         <w:numPr>
           <w:ilvl w:val="0"/>
-          <w:numId w:val="26"/>
+          <w:numId w:val="37"/>
         </w:numPr>
         <w:spacing w:before="100" w:beforeAutospacing="1" w:after="100" w:afterAutospacing="1" w:line="240" w:lineRule="auto"/>
         <w:jc w:val="both"/>
@@ -2173,25 +3097,7 @@
           <w:sz w:val="24"/>
           <w:szCs w:val="24"/>
         </w:rPr>
-        <w:t xml:space="preserve">Collaborated with senior engineers on implementing </w:t>
-      </w:r>
-      <w:r>
-        <w:rPr>
-          <w:rFonts w:ascii="Times New Roman" w:eastAsia="Times New Roman" w:hAnsi="Times New Roman" w:cs="Times New Roman"/>
-          <w:b/>
-          <w:bCs/>
-          <w:sz w:val="24"/>
-          <w:szCs w:val="24"/>
-        </w:rPr>
-        <w:t>authentication flows, session management, and security protocols</w:t>
-      </w:r>
-      <w:r>
-        <w:rPr>
-          <w:rFonts w:ascii="Times New Roman" w:eastAsia="Times New Roman" w:hAnsi="Times New Roman" w:cs="Times New Roman"/>
-          <w:sz w:val="24"/>
-          <w:szCs w:val="24"/>
-        </w:rPr>
-        <w:t>.</w:t>
+        <w:t>Investigated defects involving incorrect search results, inconsistent browser behavior, stale cached data, and missing validation messages in internal web tools.</w:t>
       </w:r>
     </w:p>
     <w:p>
@@ -2199,7 +3105,7 @@
         <w:pStyle w:val="ListParagraph"/>
         <w:numPr>
           <w:ilvl w:val="0"/>
-          <w:numId w:val="26"/>
+          <w:numId w:val="37"/>
         </w:numPr>
         <w:spacing w:before="100" w:beforeAutospacing="1" w:after="100" w:afterAutospacing="1" w:line="240" w:lineRule="auto"/>
         <w:jc w:val="both"/>
@@ -2215,25 +3121,7 @@
           <w:sz w:val="24"/>
           <w:szCs w:val="24"/>
         </w:rPr>
-        <w:t xml:space="preserve">Enhanced testing reliability by contributing to </w:t>
-      </w:r>
-      <w:r>
-        <w:rPr>
-          <w:rFonts w:ascii="Times New Roman" w:eastAsia="Times New Roman" w:hAnsi="Times New Roman" w:cs="Times New Roman"/>
-          <w:b/>
-          <w:bCs/>
-          <w:sz w:val="24"/>
-          <w:szCs w:val="24"/>
-        </w:rPr>
-        <w:t>unit tests and end-to-end test frameworks</w:t>
-      </w:r>
-      <w:r>
-        <w:rPr>
-          <w:rFonts w:ascii="Times New Roman" w:eastAsia="Times New Roman" w:hAnsi="Times New Roman" w:cs="Times New Roman"/>
-          <w:sz w:val="24"/>
-          <w:szCs w:val="24"/>
-        </w:rPr>
-        <w:t xml:space="preserve"> in Angular.</w:t>
+        <w:t>Wrote SQL queries and lightweight service logic to support reporting screens, data review tasks, and operational visibility for internal stakeholders.</w:t>
       </w:r>
     </w:p>
     <w:p>
@@ -2241,7 +3129,7 @@
         <w:pStyle w:val="ListParagraph"/>
         <w:numPr>
           <w:ilvl w:val="0"/>
-          <w:numId w:val="26"/>
+          <w:numId w:val="37"/>
         </w:numPr>
         <w:spacing w:before="100" w:beforeAutospacing="1" w:after="100" w:afterAutospacing="1" w:line="240" w:lineRule="auto"/>
         <w:jc w:val="both"/>
@@ -2257,25 +3145,7 @@
           <w:sz w:val="24"/>
           <w:szCs w:val="24"/>
         </w:rPr>
-        <w:t xml:space="preserve">Gained practical exposure to </w:t>
-      </w:r>
-      <w:r>
-        <w:rPr>
-          <w:rFonts w:ascii="Times New Roman" w:eastAsia="Times New Roman" w:hAnsi="Times New Roman" w:cs="Times New Roman"/>
-          <w:b/>
-          <w:bCs/>
-          <w:sz w:val="24"/>
-          <w:szCs w:val="24"/>
-        </w:rPr>
-        <w:t>cloud infrastructure deployments on AWS</w:t>
-      </w:r>
-      <w:r>
-        <w:rPr>
-          <w:rFonts w:ascii="Times New Roman" w:eastAsia="Times New Roman" w:hAnsi="Times New Roman" w:cs="Times New Roman"/>
-          <w:sz w:val="24"/>
-          <w:szCs w:val="24"/>
-        </w:rPr>
-        <w:t>, focusing on monitoring and logging.</w:t>
+        <w:t>Participated in code reviews, sprint planning, bug triage, and release validation while learning enterprise engineering practices in a structured software environment.</w:t>
       </w:r>
     </w:p>
     <w:p>
@@ -2283,7 +3153,7 @@
         <w:pStyle w:val="ListParagraph"/>
         <w:numPr>
           <w:ilvl w:val="0"/>
-          <w:numId w:val="26"/>
+          <w:numId w:val="37"/>
         </w:numPr>
         <w:spacing w:before="100" w:beforeAutospacing="1" w:after="100" w:afterAutospacing="1" w:line="240" w:lineRule="auto"/>
         <w:jc w:val="both"/>
@@ -2299,79 +3169,7 @@
           <w:sz w:val="24"/>
           <w:szCs w:val="24"/>
         </w:rPr>
-        <w:t xml:space="preserve">Designed documentation for </w:t>
-      </w:r>
-      <w:r>
-        <w:rPr>
-          <w:rFonts w:ascii="Times New Roman" w:eastAsia="Times New Roman" w:hAnsi="Times New Roman" w:cs="Times New Roman"/>
-          <w:b/>
-          <w:bCs/>
-          <w:sz w:val="24"/>
-          <w:szCs w:val="24"/>
-        </w:rPr>
-        <w:t>cross-team integration and API specifications</w:t>
-      </w:r>
-      <w:r>
-        <w:rPr>
-          <w:rFonts w:ascii="Times New Roman" w:eastAsia="Times New Roman" w:hAnsi="Times New Roman" w:cs="Times New Roman"/>
-          <w:sz w:val="24"/>
-          <w:szCs w:val="24"/>
-        </w:rPr>
-        <w:t>, supporting long-term maintainability.</w:t>
-      </w:r>
-    </w:p>
-    <w:p>
-      <w:pPr>
-        <w:pStyle w:val="ListParagraph"/>
-        <w:numPr>
-          <w:ilvl w:val="0"/>
-          <w:numId w:val="26"/>
-        </w:numPr>
-        <w:spacing w:before="100" w:beforeAutospacing="1" w:after="100" w:afterAutospacing="1" w:line="240" w:lineRule="auto"/>
-        <w:jc w:val="both"/>
-        <w:rPr>
-          <w:rFonts w:ascii="Times New Roman" w:eastAsia="Times New Roman" w:hAnsi="Times New Roman" w:cs="Times New Roman"/>
-          <w:sz w:val="24"/>
-          <w:szCs w:val="24"/>
-        </w:rPr>
-      </w:pPr>
-      <w:r>
-        <w:rPr>
-          <w:rFonts w:ascii="Times New Roman" w:eastAsia="Times New Roman" w:hAnsi="Times New Roman" w:cs="Times New Roman"/>
-          <w:sz w:val="24"/>
-          <w:szCs w:val="24"/>
-        </w:rPr>
-        <w:t xml:space="preserve">Learned enterprise coding best practices including </w:t>
-      </w:r>
-      <w:proofErr w:type="spellStart"/>
-      <w:r>
-        <w:rPr>
-          <w:rFonts w:ascii="Times New Roman" w:eastAsia="Times New Roman" w:hAnsi="Times New Roman" w:cs="Times New Roman"/>
-          <w:b/>
-          <w:bCs/>
-          <w:sz w:val="24"/>
-          <w:szCs w:val="24"/>
-        </w:rPr>
-        <w:t>linting</w:t>
-      </w:r>
-      <w:proofErr w:type="spellEnd"/>
-      <w:r>
-        <w:rPr>
-          <w:rFonts w:ascii="Times New Roman" w:eastAsia="Times New Roman" w:hAnsi="Times New Roman" w:cs="Times New Roman"/>
-          <w:b/>
-          <w:bCs/>
-          <w:sz w:val="24"/>
-          <w:szCs w:val="24"/>
-        </w:rPr>
-        <w:t>, style guides, and peer review processes</w:t>
-      </w:r>
-      <w:r>
-        <w:rPr>
-          <w:rFonts w:ascii="Times New Roman" w:eastAsia="Times New Roman" w:hAnsi="Times New Roman" w:cs="Times New Roman"/>
-          <w:sz w:val="24"/>
-          <w:szCs w:val="24"/>
-        </w:rPr>
-        <w:t>.</w:t>
+        <w:t>Documented setup steps, common troubleshooting notes, and testing instructions so future interns and junior developers could contribute with fewer onboarding blockers.</w:t>
       </w:r>
     </w:p>
     <w:p>
@@ -2403,21 +3201,88 @@
     </w:p>
     <w:p>
       <w:pPr>
+        <w:pStyle w:val="Heading2"/>
+        <w:rPr>
+          <w:rFonts w:ascii="Times New Roman" w:hAnsi="Times New Roman" w:cs="Times New Roman"/>
+          <w:color w:val="auto"/>
+        </w:rPr>
+      </w:pPr>
+      <w:r>
+        <w:rPr>
+          <w:rFonts w:ascii="Times New Roman" w:hAnsi="Times New Roman" w:cs="Times New Roman"/>
+          <w:color w:val="auto"/>
+        </w:rPr>
+        <w:t>Enterprise SaaS Workflow Modernization Platform</w:t>
+      </w:r>
+    </w:p>
+    <w:p>
+      <w:pPr>
         <w:pStyle w:val="NormalWeb"/>
         <w:numPr>
           <w:ilvl w:val="0"/>
-          <w:numId w:val="29"/>
+          <w:numId w:val="38"/>
         </w:numPr>
-        <w:jc w:val="both"/>
-      </w:pPr>
+      </w:pPr>
+      <w:r>
+        <w:t xml:space="preserve">Designed a multi-tenant workflow platform using </w:t>
+      </w:r>
       <w:r>
         <w:rPr>
           <w:rStyle w:val="Strong"/>
         </w:rPr>
-        <w:t>Smart Retail Dashboard:</w:t>
-      </w:r>
-      <w:r>
-        <w:t xml:space="preserve"> Developed a cloud-hosted Angular + Node.js solution for real-time sales analytics with SQL and NoSQL hybrid data persistence.</w:t>
+        <w:t>Angular 15–17</w:t>
+      </w:r>
+      <w:r>
+        <w:t xml:space="preserve">, </w:t>
+      </w:r>
+      <w:r>
+        <w:rPr>
+          <w:rStyle w:val="Strong"/>
+        </w:rPr>
+        <w:t>Node.js 18–20</w:t>
+      </w:r>
+      <w:r>
+        <w:t xml:space="preserve">, </w:t>
+      </w:r>
+      <w:proofErr w:type="spellStart"/>
+      <w:r>
+        <w:rPr>
+          <w:rStyle w:val="Strong"/>
+        </w:rPr>
+        <w:t>NestJS</w:t>
+      </w:r>
+      <w:proofErr w:type="spellEnd"/>
+      <w:r>
+        <w:t xml:space="preserve">, </w:t>
+      </w:r>
+      <w:r>
+        <w:rPr>
+          <w:rStyle w:val="Strong"/>
+        </w:rPr>
+        <w:t>PostgreSQL</w:t>
+      </w:r>
+      <w:r>
+        <w:t xml:space="preserve">, </w:t>
+      </w:r>
+      <w:proofErr w:type="spellStart"/>
+      <w:r>
+        <w:rPr>
+          <w:rStyle w:val="Strong"/>
+        </w:rPr>
+        <w:t>Redis</w:t>
+      </w:r>
+      <w:proofErr w:type="spellEnd"/>
+      <w:r>
+        <w:t xml:space="preserve">, and </w:t>
+      </w:r>
+      <w:r>
+        <w:rPr>
+          <w:rStyle w:val="Strong"/>
+        </w:rPr>
+        <w:t>AWS ECS</w:t>
+      </w:r>
+      <w:r>
+        <w:t>, replacing fragmented legacy screens with modular features, secure APIs, tenant-aware authorization, background processing, and production-grade observability.</w:t>
       </w:r>
     </w:p>
     <w:p>
@@ -2425,28 +3290,44 @@
         <w:pStyle w:val="NormalWeb"/>
         <w:numPr>
           <w:ilvl w:val="0"/>
-          <w:numId w:val="29"/>
+          <w:numId w:val="38"/>
         </w:numPr>
-        <w:jc w:val="both"/>
-      </w:pPr>
-      <w:r>
-        <w:rPr>
-          <w:rStyle w:val="Strong"/>
-        </w:rPr>
-        <w:t>Healthcare Portal:</w:t>
-      </w:r>
-      <w:r>
-        <w:t xml:space="preserve"> Built a secure, HIPAA-compliant platform with Angular UI, Node.js APIs, and </w:t>
+      </w:pPr>
+      <w:r>
+        <w:lastRenderedPageBreak/>
+        <w:t xml:space="preserve">Implemented route-level lazy loading, reusable Angular form libraries, queue-backed notification services, idempotent </w:t>
       </w:r>
       <w:proofErr w:type="spellStart"/>
-      <w:proofErr w:type="gramStart"/>
-      <w:r>
-        <w:t>Dockerized</w:t>
+      <w:r>
+        <w:t>webhook</w:t>
       </w:r>
       <w:proofErr w:type="spellEnd"/>
-      <w:proofErr w:type="gramEnd"/>
-      <w:r>
-        <w:t xml:space="preserve"> deployment on AWS and GCP.</w:t>
+      <w:r>
+        <w:t xml:space="preserve"> handling, CI/CD validation, and </w:t>
+      </w:r>
+      <w:proofErr w:type="spellStart"/>
+      <w:r>
+        <w:t>CloudWatch</w:t>
+      </w:r>
+      <w:proofErr w:type="spellEnd"/>
+      <w:r>
+        <w:t xml:space="preserve"> dashboards to improve release confidence and reduce operational risk.</w:t>
+      </w:r>
+    </w:p>
+    <w:p>
+      <w:pPr>
+        <w:pStyle w:val="Heading2"/>
+        <w:rPr>
+          <w:rFonts w:ascii="Times New Roman" w:hAnsi="Times New Roman" w:cs="Times New Roman"/>
+          <w:color w:val="auto"/>
+        </w:rPr>
+      </w:pPr>
+      <w:r>
+        <w:rPr>
+          <w:rFonts w:ascii="Times New Roman" w:hAnsi="Times New Roman" w:cs="Times New Roman"/>
+          <w:color w:val="auto"/>
+        </w:rPr>
+        <w:t>Healthcare Operations and Scheduling Portal</w:t>
       </w:r>
     </w:p>
     <w:p>
@@ -2454,26 +3335,96 @@
         <w:pStyle w:val="NormalWeb"/>
         <w:numPr>
           <w:ilvl w:val="0"/>
-          <w:numId w:val="29"/>
+          <w:numId w:val="38"/>
         </w:numPr>
-        <w:jc w:val="both"/>
-      </w:pPr>
+      </w:pPr>
+      <w:r>
+        <w:t xml:space="preserve">Built a healthcare operations portal using </w:t>
+      </w:r>
       <w:r>
         <w:rPr>
           <w:rStyle w:val="Strong"/>
         </w:rPr>
-        <w:t>E-commerce Engine:</w:t>
-      </w:r>
-      <w:r>
-        <w:t xml:space="preserve"> Implemented </w:t>
+        <w:t>Angular 11–13</w:t>
+      </w:r>
+      <w:r>
+        <w:t xml:space="preserve">, </w:t>
       </w:r>
       <w:proofErr w:type="spellStart"/>
       <w:r>
-        <w:t>microservices</w:t>
+        <w:rPr>
+          <w:rStyle w:val="Strong"/>
+        </w:rPr>
+        <w:t>TypeScript</w:t>
       </w:r>
       <w:proofErr w:type="spellEnd"/>
       <w:r>
-        <w:t xml:space="preserve"> in Node.js with Angular storefront, enabling real-time inventory management and seamless customer experience.</w:t>
+        <w:t xml:space="preserve">, </w:t>
+      </w:r>
+      <w:r>
+        <w:rPr>
+          <w:rStyle w:val="Strong"/>
+        </w:rPr>
+        <w:t>Node.js</w:t>
+      </w:r>
+      <w:r>
+        <w:t xml:space="preserve">, </w:t>
+      </w:r>
+      <w:r>
+        <w:rPr>
+          <w:rStyle w:val="Strong"/>
+        </w:rPr>
+        <w:t>Express/</w:t>
+      </w:r>
+      <w:proofErr w:type="spellStart"/>
+      <w:r>
+        <w:rPr>
+          <w:rStyle w:val="Strong"/>
+        </w:rPr>
+        <w:t>NestJS</w:t>
+      </w:r>
+      <w:proofErr w:type="spellEnd"/>
+      <w:r>
+        <w:t xml:space="preserve">, </w:t>
+      </w:r>
+      <w:r>
+        <w:rPr>
+          <w:rStyle w:val="Strong"/>
+        </w:rPr>
+        <w:t>PostgreSQL</w:t>
+      </w:r>
+      <w:r>
+        <w:t xml:space="preserve">, </w:t>
+      </w:r>
+      <w:r>
+        <w:rPr>
+          <w:rStyle w:val="Strong"/>
+        </w:rPr>
+        <w:t>MongoDB</w:t>
+      </w:r>
+      <w:r>
+        <w:t xml:space="preserve">, </w:t>
+      </w:r>
+      <w:r>
+        <w:rPr>
+          <w:rStyle w:val="Strong"/>
+        </w:rPr>
+        <w:t>SQS</w:t>
+      </w:r>
+      <w:r>
+        <w:t>, Docker, and Cypress for appointment scheduling, document intake, provider workflows, and administrative reporting.</w:t>
+      </w:r>
+    </w:p>
+    <w:p>
+      <w:pPr>
+        <w:pStyle w:val="NormalWeb"/>
+        <w:numPr>
+          <w:ilvl w:val="0"/>
+          <w:numId w:val="38"/>
+        </w:numPr>
+      </w:pPr>
+      <w:r>
+        <w:t>Improved reliability by adding API contract checks, form validation rules, audit logging, role-based permissions, pagination, query optimization, and regression tests around high-risk scheduling and billing workflows.</w:t>
       </w:r>
     </w:p>
     <w:p>
@@ -2508,10 +3459,9 @@
         <w:pStyle w:val="ListParagraph"/>
         <w:numPr>
           <w:ilvl w:val="0"/>
-          <w:numId w:val="30"/>
+          <w:numId w:val="39"/>
         </w:numPr>
         <w:spacing w:before="100" w:beforeAutospacing="1" w:after="100" w:afterAutospacing="1" w:line="240" w:lineRule="auto"/>
-        <w:jc w:val="both"/>
         <w:rPr>
           <w:rFonts w:ascii="Times New Roman" w:eastAsia="Times New Roman" w:hAnsi="Times New Roman" w:cs="Times New Roman"/>
           <w:sz w:val="24"/>
@@ -2534,10 +3484,9 @@
         <w:pStyle w:val="ListParagraph"/>
         <w:numPr>
           <w:ilvl w:val="0"/>
-          <w:numId w:val="30"/>
+          <w:numId w:val="39"/>
         </w:numPr>
         <w:spacing w:before="100" w:beforeAutospacing="1" w:after="100" w:afterAutospacing="1" w:line="240" w:lineRule="auto"/>
-        <w:jc w:val="both"/>
         <w:rPr>
           <w:rFonts w:ascii="Times New Roman" w:eastAsia="Times New Roman" w:hAnsi="Times New Roman" w:cs="Times New Roman"/>
           <w:sz w:val="24"/>
@@ -2552,7 +3501,7 @@
           <w:sz w:val="24"/>
           <w:szCs w:val="24"/>
         </w:rPr>
-        <w:t>Google Cloud Professional Cloud Developer</w:t>
+        <w:t>AWS Certified Developer – Associate</w:t>
       </w:r>
     </w:p>
     <w:p>
@@ -2560,10 +3509,9 @@
         <w:pStyle w:val="ListParagraph"/>
         <w:numPr>
           <w:ilvl w:val="0"/>
-          <w:numId w:val="30"/>
+          <w:numId w:val="39"/>
         </w:numPr>
         <w:spacing w:before="100" w:beforeAutospacing="1" w:after="100" w:afterAutospacing="1" w:line="240" w:lineRule="auto"/>
-        <w:jc w:val="both"/>
         <w:rPr>
           <w:rFonts w:ascii="Times New Roman" w:eastAsia="Times New Roman" w:hAnsi="Times New Roman" w:cs="Times New Roman"/>
           <w:sz w:val="24"/>
@@ -2578,7 +3526,57 @@
           <w:sz w:val="24"/>
           <w:szCs w:val="24"/>
         </w:rPr>
-        <w:t>Docker Certified Associate</w:t>
+        <w:t>Microsoft Certified: Azure Developer Associate</w:t>
+      </w:r>
+    </w:p>
+    <w:p>
+      <w:pPr>
+        <w:pStyle w:val="ListParagraph"/>
+        <w:numPr>
+          <w:ilvl w:val="0"/>
+          <w:numId w:val="39"/>
+        </w:numPr>
+        <w:spacing w:before="100" w:beforeAutospacing="1" w:after="100" w:afterAutospacing="1" w:line="240" w:lineRule="auto"/>
+        <w:rPr>
+          <w:rFonts w:ascii="Times New Roman" w:eastAsia="Times New Roman" w:hAnsi="Times New Roman" w:cs="Times New Roman"/>
+          <w:sz w:val="24"/>
+          <w:szCs w:val="24"/>
+        </w:rPr>
+      </w:pPr>
+      <w:r>
+        <w:rPr>
+          <w:rFonts w:ascii="Times New Roman" w:eastAsia="Times New Roman" w:hAnsi="Times New Roman" w:cs="Times New Roman"/>
+          <w:b/>
+          <w:bCs/>
+          <w:sz w:val="24"/>
+          <w:szCs w:val="24"/>
+        </w:rPr>
+        <w:t>Certified Kubernetes Application Developer CKAD</w:t>
+      </w:r>
+    </w:p>
+    <w:p>
+      <w:pPr>
+        <w:pStyle w:val="ListParagraph"/>
+        <w:numPr>
+          <w:ilvl w:val="0"/>
+          <w:numId w:val="39"/>
+        </w:numPr>
+        <w:spacing w:before="100" w:beforeAutospacing="1" w:after="100" w:afterAutospacing="1" w:line="240" w:lineRule="auto"/>
+        <w:rPr>
+          <w:rFonts w:ascii="Times New Roman" w:eastAsia="Times New Roman" w:hAnsi="Times New Roman" w:cs="Times New Roman"/>
+          <w:sz w:val="24"/>
+          <w:szCs w:val="24"/>
+        </w:rPr>
+      </w:pPr>
+      <w:r>
+        <w:rPr>
+          <w:rFonts w:ascii="Times New Roman" w:eastAsia="Times New Roman" w:hAnsi="Times New Roman" w:cs="Times New Roman"/>
+          <w:b/>
+          <w:bCs/>
+          <w:sz w:val="24"/>
+          <w:szCs w:val="24"/>
+        </w:rPr>
+        <w:t>Professional Scrum Master I PSM I</w:t>
       </w:r>
     </w:p>
     <w:p>
@@ -3134,7 +4132,7 @@
       <w:lvlText w:val=""/>
       <w:lvlJc w:val="left"/>
       <w:pPr>
-        <w:ind w:left="720" w:hanging="360"/>
+        <w:ind w:left="360" w:hanging="360"/>
       </w:pPr>
       <w:rPr>
         <w:rFonts w:ascii="Wingdings" w:hAnsi="Wingdings" w:hint="default"/>
@@ -3146,7 +4144,7 @@
       <w:lvlText w:val="o"/>
       <w:lvlJc w:val="left"/>
       <w:pPr>
-        <w:ind w:left="1440" w:hanging="360"/>
+        <w:ind w:left="1080" w:hanging="360"/>
       </w:pPr>
       <w:rPr>
         <w:rFonts w:ascii="Courier New" w:hAnsi="Courier New" w:cs="Courier New" w:hint="default"/>
@@ -3158,7 +4156,7 @@
       <w:lvlText w:val=""/>
       <w:lvlJc w:val="left"/>
       <w:pPr>
-        <w:ind w:left="2160" w:hanging="360"/>
+        <w:ind w:left="1800" w:hanging="360"/>
       </w:pPr>
       <w:rPr>
         <w:rFonts w:ascii="Wingdings" w:hAnsi="Wingdings" w:hint="default"/>
@@ -3170,7 +4168,7 @@
       <w:lvlText w:val=""/>
       <w:lvlJc w:val="left"/>
       <w:pPr>
-        <w:ind w:left="2880" w:hanging="360"/>
+        <w:ind w:left="2520" w:hanging="360"/>
       </w:pPr>
       <w:rPr>
         <w:rFonts w:ascii="Symbol" w:hAnsi="Symbol" w:hint="default"/>
@@ -3182,7 +4180,7 @@
       <w:lvlText w:val="o"/>
       <w:lvlJc w:val="left"/>
       <w:pPr>
-        <w:ind w:left="3600" w:hanging="360"/>
+        <w:ind w:left="3240" w:hanging="360"/>
       </w:pPr>
       <w:rPr>
         <w:rFonts w:ascii="Courier New" w:hAnsi="Courier New" w:cs="Courier New" w:hint="default"/>
@@ -3194,7 +4192,7 @@
       <w:lvlText w:val=""/>
       <w:lvlJc w:val="left"/>
       <w:pPr>
-        <w:ind w:left="4320" w:hanging="360"/>
+        <w:ind w:left="3960" w:hanging="360"/>
       </w:pPr>
       <w:rPr>
         <w:rFonts w:ascii="Wingdings" w:hAnsi="Wingdings" w:hint="default"/>
@@ -3206,7 +4204,7 @@
       <w:lvlText w:val=""/>
       <w:lvlJc w:val="left"/>
       <w:pPr>
-        <w:ind w:left="5040" w:hanging="360"/>
+        <w:ind w:left="4680" w:hanging="360"/>
       </w:pPr>
       <w:rPr>
         <w:rFonts w:ascii="Symbol" w:hAnsi="Symbol" w:hint="default"/>
@@ -3218,7 +4216,7 @@
       <w:lvlText w:val="o"/>
       <w:lvlJc w:val="left"/>
       <w:pPr>
-        <w:ind w:left="5760" w:hanging="360"/>
+        <w:ind w:left="5400" w:hanging="360"/>
       </w:pPr>
       <w:rPr>
         <w:rFonts w:ascii="Courier New" w:hAnsi="Courier New" w:cs="Courier New" w:hint="default"/>
@@ -3230,7 +4228,7 @@
       <w:lvlText w:val=""/>
       <w:lvlJc w:val="left"/>
       <w:pPr>
-        <w:ind w:left="6480" w:hanging="360"/>
+        <w:ind w:left="6120" w:hanging="360"/>
       </w:pPr>
       <w:rPr>
         <w:rFonts w:ascii="Wingdings" w:hAnsi="Wingdings" w:hint="default"/>
@@ -4662,6 +5660,119 @@
     </w:lvl>
   </w:abstractNum>
   <w:abstractNum w:abstractNumId="16">
+    <w:nsid w:val="1F5C39DF"/>
+    <w:multiLevelType w:val="hybridMultilevel"/>
+    <w:tmpl w:val="BEE039E6"/>
+    <w:lvl w:ilvl="0" w:tplc="04090001">
+      <w:start w:val="1"/>
+      <w:numFmt w:val="bullet"/>
+      <w:lvlText w:val=""/>
+      <w:lvlJc w:val="left"/>
+      <w:pPr>
+        <w:ind w:left="360" w:hanging="360"/>
+      </w:pPr>
+      <w:rPr>
+        <w:rFonts w:ascii="Symbol" w:hAnsi="Symbol" w:hint="default"/>
+      </w:rPr>
+    </w:lvl>
+    <w:lvl w:ilvl="1" w:tplc="04090003" w:tentative="1">
+      <w:start w:val="1"/>
+      <w:numFmt w:val="bullet"/>
+      <w:lvlText w:val="o"/>
+      <w:lvlJc w:val="left"/>
+      <w:pPr>
+        <w:ind w:left="1080" w:hanging="360"/>
+      </w:pPr>
+      <w:rPr>
+        <w:rFonts w:ascii="Courier New" w:hAnsi="Courier New" w:cs="Courier New" w:hint="default"/>
+      </w:rPr>
+    </w:lvl>
+    <w:lvl w:ilvl="2" w:tplc="04090005" w:tentative="1">
+      <w:start w:val="1"/>
+      <w:numFmt w:val="bullet"/>
+      <w:lvlText w:val=""/>
+      <w:lvlJc w:val="left"/>
+      <w:pPr>
+        <w:ind w:left="1800" w:hanging="360"/>
+      </w:pPr>
+      <w:rPr>
+        <w:rFonts w:ascii="Wingdings" w:hAnsi="Wingdings" w:hint="default"/>
+      </w:rPr>
+    </w:lvl>
+    <w:lvl w:ilvl="3" w:tplc="04090001" w:tentative="1">
+      <w:start w:val="1"/>
+      <w:numFmt w:val="bullet"/>
+      <w:lvlText w:val=""/>
+      <w:lvlJc w:val="left"/>
+      <w:pPr>
+        <w:ind w:left="2520" w:hanging="360"/>
+      </w:pPr>
+      <w:rPr>
+        <w:rFonts w:ascii="Symbol" w:hAnsi="Symbol" w:hint="default"/>
+      </w:rPr>
+    </w:lvl>
+    <w:lvl w:ilvl="4" w:tplc="04090003" w:tentative="1">
+      <w:start w:val="1"/>
+      <w:numFmt w:val="bullet"/>
+      <w:lvlText w:val="o"/>
+      <w:lvlJc w:val="left"/>
+      <w:pPr>
+        <w:ind w:left="3240" w:hanging="360"/>
+      </w:pPr>
+      <w:rPr>
+        <w:rFonts w:ascii="Courier New" w:hAnsi="Courier New" w:cs="Courier New" w:hint="default"/>
+      </w:rPr>
+    </w:lvl>
+    <w:lvl w:ilvl="5" w:tplc="04090005" w:tentative="1">
+      <w:start w:val="1"/>
+      <w:numFmt w:val="bullet"/>
+      <w:lvlText w:val=""/>
+      <w:lvlJc w:val="left"/>
+      <w:pPr>
+        <w:ind w:left="3960" w:hanging="360"/>
+      </w:pPr>
+      <w:rPr>
+        <w:rFonts w:ascii="Wingdings" w:hAnsi="Wingdings" w:hint="default"/>
+      </w:rPr>
+    </w:lvl>
+    <w:lvl w:ilvl="6" w:tplc="04090001" w:tentative="1">
+      <w:start w:val="1"/>
+      <w:numFmt w:val="bullet"/>
+      <w:lvlText w:val=""/>
+      <w:lvlJc w:val="left"/>
+      <w:pPr>
+        <w:ind w:left="4680" w:hanging="360"/>
+      </w:pPr>
+      <w:rPr>
+        <w:rFonts w:ascii="Symbol" w:hAnsi="Symbol" w:hint="default"/>
+      </w:rPr>
+    </w:lvl>
+    <w:lvl w:ilvl="7" w:tplc="04090003" w:tentative="1">
+      <w:start w:val="1"/>
+      <w:numFmt w:val="bullet"/>
+      <w:lvlText w:val="o"/>
+      <w:lvlJc w:val="left"/>
+      <w:pPr>
+        <w:ind w:left="5400" w:hanging="360"/>
+      </w:pPr>
+      <w:rPr>
+        <w:rFonts w:ascii="Courier New" w:hAnsi="Courier New" w:cs="Courier New" w:hint="default"/>
+      </w:rPr>
+    </w:lvl>
+    <w:lvl w:ilvl="8" w:tplc="04090005" w:tentative="1">
+      <w:start w:val="1"/>
+      <w:numFmt w:val="bullet"/>
+      <w:lvlText w:val=""/>
+      <w:lvlJc w:val="left"/>
+      <w:pPr>
+        <w:ind w:left="6120" w:hanging="360"/>
+      </w:pPr>
+      <w:rPr>
+        <w:rFonts w:ascii="Wingdings" w:hAnsi="Wingdings" w:hint="default"/>
+      </w:rPr>
+    </w:lvl>
+  </w:abstractNum>
+  <w:abstractNum w:abstractNumId="17">
     <w:nsid w:val="220C6A62"/>
     <w:multiLevelType w:val="hybridMultilevel"/>
     <w:tmpl w:val="1DEC4FD4"/>
@@ -4774,7 +5885,7 @@
       </w:rPr>
     </w:lvl>
   </w:abstractNum>
-  <w:abstractNum w:abstractNumId="17">
+  <w:abstractNum w:abstractNumId="18">
     <w:nsid w:val="264A315D"/>
     <w:multiLevelType w:val="multilevel"/>
     <w:tmpl w:val="264A315D"/>
@@ -4923,7 +6034,7 @@
       </w:rPr>
     </w:lvl>
   </w:abstractNum>
-  <w:abstractNum w:abstractNumId="18">
+  <w:abstractNum w:abstractNumId="19">
     <w:nsid w:val="2BE64BA3"/>
     <w:multiLevelType w:val="multilevel"/>
     <w:tmpl w:val="C88094D8"/>
@@ -5072,7 +6183,7 @@
       </w:rPr>
     </w:lvl>
   </w:abstractNum>
-  <w:abstractNum w:abstractNumId="19">
+  <w:abstractNum w:abstractNumId="20">
     <w:nsid w:val="31A1277E"/>
     <w:multiLevelType w:val="hybridMultilevel"/>
     <w:tmpl w:val="90769452"/>
@@ -5185,7 +6296,233 @@
       </w:rPr>
     </w:lvl>
   </w:abstractNum>
-  <w:abstractNum w:abstractNumId="20">
+  <w:abstractNum w:abstractNumId="21">
+    <w:nsid w:val="39B214AE"/>
+    <w:multiLevelType w:val="hybridMultilevel"/>
+    <w:tmpl w:val="0FA6B28E"/>
+    <w:lvl w:ilvl="0" w:tplc="04090009">
+      <w:start w:val="1"/>
+      <w:numFmt w:val="bullet"/>
+      <w:lvlText w:val=""/>
+      <w:lvlJc w:val="left"/>
+      <w:pPr>
+        <w:ind w:left="360" w:hanging="360"/>
+      </w:pPr>
+      <w:rPr>
+        <w:rFonts w:ascii="Wingdings" w:hAnsi="Wingdings" w:hint="default"/>
+      </w:rPr>
+    </w:lvl>
+    <w:lvl w:ilvl="1" w:tplc="04090003" w:tentative="1">
+      <w:start w:val="1"/>
+      <w:numFmt w:val="bullet"/>
+      <w:lvlText w:val="o"/>
+      <w:lvlJc w:val="left"/>
+      <w:pPr>
+        <w:ind w:left="1080" w:hanging="360"/>
+      </w:pPr>
+      <w:rPr>
+        <w:rFonts w:ascii="Courier New" w:hAnsi="Courier New" w:cs="Courier New" w:hint="default"/>
+      </w:rPr>
+    </w:lvl>
+    <w:lvl w:ilvl="2" w:tplc="04090005" w:tentative="1">
+      <w:start w:val="1"/>
+      <w:numFmt w:val="bullet"/>
+      <w:lvlText w:val=""/>
+      <w:lvlJc w:val="left"/>
+      <w:pPr>
+        <w:ind w:left="1800" w:hanging="360"/>
+      </w:pPr>
+      <w:rPr>
+        <w:rFonts w:ascii="Wingdings" w:hAnsi="Wingdings" w:hint="default"/>
+      </w:rPr>
+    </w:lvl>
+    <w:lvl w:ilvl="3" w:tplc="04090001" w:tentative="1">
+      <w:start w:val="1"/>
+      <w:numFmt w:val="bullet"/>
+      <w:lvlText w:val=""/>
+      <w:lvlJc w:val="left"/>
+      <w:pPr>
+        <w:ind w:left="2520" w:hanging="360"/>
+      </w:pPr>
+      <w:rPr>
+        <w:rFonts w:ascii="Symbol" w:hAnsi="Symbol" w:hint="default"/>
+      </w:rPr>
+    </w:lvl>
+    <w:lvl w:ilvl="4" w:tplc="04090003" w:tentative="1">
+      <w:start w:val="1"/>
+      <w:numFmt w:val="bullet"/>
+      <w:lvlText w:val="o"/>
+      <w:lvlJc w:val="left"/>
+      <w:pPr>
+        <w:ind w:left="3240" w:hanging="360"/>
+      </w:pPr>
+      <w:rPr>
+        <w:rFonts w:ascii="Courier New" w:hAnsi="Courier New" w:cs="Courier New" w:hint="default"/>
+      </w:rPr>
+    </w:lvl>
+    <w:lvl w:ilvl="5" w:tplc="04090005" w:tentative="1">
+      <w:start w:val="1"/>
+      <w:numFmt w:val="bullet"/>
+      <w:lvlText w:val=""/>
+      <w:lvlJc w:val="left"/>
+      <w:pPr>
+        <w:ind w:left="3960" w:hanging="360"/>
+      </w:pPr>
+      <w:rPr>
+        <w:rFonts w:ascii="Wingdings" w:hAnsi="Wingdings" w:hint="default"/>
+      </w:rPr>
+    </w:lvl>
+    <w:lvl w:ilvl="6" w:tplc="04090001" w:tentative="1">
+      <w:start w:val="1"/>
+      <w:numFmt w:val="bullet"/>
+      <w:lvlText w:val=""/>
+      <w:lvlJc w:val="left"/>
+      <w:pPr>
+        <w:ind w:left="4680" w:hanging="360"/>
+      </w:pPr>
+      <w:rPr>
+        <w:rFonts w:ascii="Symbol" w:hAnsi="Symbol" w:hint="default"/>
+      </w:rPr>
+    </w:lvl>
+    <w:lvl w:ilvl="7" w:tplc="04090003" w:tentative="1">
+      <w:start w:val="1"/>
+      <w:numFmt w:val="bullet"/>
+      <w:lvlText w:val="o"/>
+      <w:lvlJc w:val="left"/>
+      <w:pPr>
+        <w:ind w:left="5400" w:hanging="360"/>
+      </w:pPr>
+      <w:rPr>
+        <w:rFonts w:ascii="Courier New" w:hAnsi="Courier New" w:cs="Courier New" w:hint="default"/>
+      </w:rPr>
+    </w:lvl>
+    <w:lvl w:ilvl="8" w:tplc="04090005" w:tentative="1">
+      <w:start w:val="1"/>
+      <w:numFmt w:val="bullet"/>
+      <w:lvlText w:val=""/>
+      <w:lvlJc w:val="left"/>
+      <w:pPr>
+        <w:ind w:left="6120" w:hanging="360"/>
+      </w:pPr>
+      <w:rPr>
+        <w:rFonts w:ascii="Wingdings" w:hAnsi="Wingdings" w:hint="default"/>
+      </w:rPr>
+    </w:lvl>
+  </w:abstractNum>
+  <w:abstractNum w:abstractNumId="22">
+    <w:nsid w:val="40CE6883"/>
+    <w:multiLevelType w:val="hybridMultilevel"/>
+    <w:tmpl w:val="7DAA79E0"/>
+    <w:lvl w:ilvl="0" w:tplc="04090001">
+      <w:start w:val="1"/>
+      <w:numFmt w:val="bullet"/>
+      <w:lvlText w:val=""/>
+      <w:lvlJc w:val="left"/>
+      <w:pPr>
+        <w:ind w:left="360" w:hanging="360"/>
+      </w:pPr>
+      <w:rPr>
+        <w:rFonts w:ascii="Symbol" w:hAnsi="Symbol" w:hint="default"/>
+      </w:rPr>
+    </w:lvl>
+    <w:lvl w:ilvl="1" w:tplc="04090003" w:tentative="1">
+      <w:start w:val="1"/>
+      <w:numFmt w:val="bullet"/>
+      <w:lvlText w:val="o"/>
+      <w:lvlJc w:val="left"/>
+      <w:pPr>
+        <w:ind w:left="1080" w:hanging="360"/>
+      </w:pPr>
+      <w:rPr>
+        <w:rFonts w:ascii="Courier New" w:hAnsi="Courier New" w:cs="Courier New" w:hint="default"/>
+      </w:rPr>
+    </w:lvl>
+    <w:lvl w:ilvl="2" w:tplc="04090005" w:tentative="1">
+      <w:start w:val="1"/>
+      <w:numFmt w:val="bullet"/>
+      <w:lvlText w:val=""/>
+      <w:lvlJc w:val="left"/>
+      <w:pPr>
+        <w:ind w:left="1800" w:hanging="360"/>
+      </w:pPr>
+      <w:rPr>
+        <w:rFonts w:ascii="Wingdings" w:hAnsi="Wingdings" w:hint="default"/>
+      </w:rPr>
+    </w:lvl>
+    <w:lvl w:ilvl="3" w:tplc="04090001" w:tentative="1">
+      <w:start w:val="1"/>
+      <w:numFmt w:val="bullet"/>
+      <w:lvlText w:val=""/>
+      <w:lvlJc w:val="left"/>
+      <w:pPr>
+        <w:ind w:left="2520" w:hanging="360"/>
+      </w:pPr>
+      <w:rPr>
+        <w:rFonts w:ascii="Symbol" w:hAnsi="Symbol" w:hint="default"/>
+      </w:rPr>
+    </w:lvl>
+    <w:lvl w:ilvl="4" w:tplc="04090003" w:tentative="1">
+      <w:start w:val="1"/>
+      <w:numFmt w:val="bullet"/>
+      <w:lvlText w:val="o"/>
+      <w:lvlJc w:val="left"/>
+      <w:pPr>
+        <w:ind w:left="3240" w:hanging="360"/>
+      </w:pPr>
+      <w:rPr>
+        <w:rFonts w:ascii="Courier New" w:hAnsi="Courier New" w:cs="Courier New" w:hint="default"/>
+      </w:rPr>
+    </w:lvl>
+    <w:lvl w:ilvl="5" w:tplc="04090005" w:tentative="1">
+      <w:start w:val="1"/>
+      <w:numFmt w:val="bullet"/>
+      <w:lvlText w:val=""/>
+      <w:lvlJc w:val="left"/>
+      <w:pPr>
+        <w:ind w:left="3960" w:hanging="360"/>
+      </w:pPr>
+      <w:rPr>
+        <w:rFonts w:ascii="Wingdings" w:hAnsi="Wingdings" w:hint="default"/>
+      </w:rPr>
+    </w:lvl>
+    <w:lvl w:ilvl="6" w:tplc="04090001" w:tentative="1">
+      <w:start w:val="1"/>
+      <w:numFmt w:val="bullet"/>
+      <w:lvlText w:val=""/>
+      <w:lvlJc w:val="left"/>
+      <w:pPr>
+        <w:ind w:left="4680" w:hanging="360"/>
+      </w:pPr>
+      <w:rPr>
+        <w:rFonts w:ascii="Symbol" w:hAnsi="Symbol" w:hint="default"/>
+      </w:rPr>
+    </w:lvl>
+    <w:lvl w:ilvl="7" w:tplc="04090003" w:tentative="1">
+      <w:start w:val="1"/>
+      <w:numFmt w:val="bullet"/>
+      <w:lvlText w:val="o"/>
+      <w:lvlJc w:val="left"/>
+      <w:pPr>
+        <w:ind w:left="5400" w:hanging="360"/>
+      </w:pPr>
+      <w:rPr>
+        <w:rFonts w:ascii="Courier New" w:hAnsi="Courier New" w:cs="Courier New" w:hint="default"/>
+      </w:rPr>
+    </w:lvl>
+    <w:lvl w:ilvl="8" w:tplc="04090005" w:tentative="1">
+      <w:start w:val="1"/>
+      <w:numFmt w:val="bullet"/>
+      <w:lvlText w:val=""/>
+      <w:lvlJc w:val="left"/>
+      <w:pPr>
+        <w:ind w:left="6120" w:hanging="360"/>
+      </w:pPr>
+      <w:rPr>
+        <w:rFonts w:ascii="Wingdings" w:hAnsi="Wingdings" w:hint="default"/>
+      </w:rPr>
+    </w:lvl>
+  </w:abstractNum>
+  <w:abstractNum w:abstractNumId="23">
     <w:nsid w:val="429E5A8D"/>
     <w:multiLevelType w:val="multilevel"/>
     <w:tmpl w:val="3456403A"/>
@@ -5334,7 +6671,7 @@
       </w:rPr>
     </w:lvl>
   </w:abstractNum>
-  <w:abstractNum w:abstractNumId="21">
+  <w:abstractNum w:abstractNumId="24">
     <w:nsid w:val="45157113"/>
     <w:multiLevelType w:val="multilevel"/>
     <w:tmpl w:val="7FF6A5EA"/>
@@ -5345,9 +6682,9 @@
       <w:lvlJc w:val="left"/>
       <w:pPr>
         <w:tabs>
-          <w:tab w:val="num" w:pos="720"/>
-        </w:tabs>
-        <w:ind w:left="720" w:hanging="360"/>
+          <w:tab w:val="num" w:pos="360"/>
+        </w:tabs>
+        <w:ind w:left="360" w:hanging="360"/>
       </w:pPr>
       <w:rPr>
         <w:rFonts w:ascii="Wingdings" w:hAnsi="Wingdings" w:hint="default"/>
@@ -5361,9 +6698,9 @@
       <w:lvlJc w:val="left"/>
       <w:pPr>
         <w:tabs>
-          <w:tab w:val="num" w:pos="1440"/>
-        </w:tabs>
-        <w:ind w:left="1440" w:hanging="360"/>
+          <w:tab w:val="num" w:pos="1080"/>
+        </w:tabs>
+        <w:ind w:left="1080" w:hanging="360"/>
       </w:pPr>
       <w:rPr>
         <w:rFonts w:ascii="Courier New" w:hAnsi="Courier New" w:hint="default"/>
@@ -5377,9 +6714,9 @@
       <w:lvlJc w:val="left"/>
       <w:pPr>
         <w:tabs>
-          <w:tab w:val="num" w:pos="2160"/>
-        </w:tabs>
-        <w:ind w:left="2160" w:hanging="360"/>
+          <w:tab w:val="num" w:pos="1800"/>
+        </w:tabs>
+        <w:ind w:left="1800" w:hanging="360"/>
       </w:pPr>
       <w:rPr>
         <w:rFonts w:ascii="Wingdings" w:hAnsi="Wingdings" w:hint="default"/>
@@ -5393,9 +6730,9 @@
       <w:lvlJc w:val="left"/>
       <w:pPr>
         <w:tabs>
-          <w:tab w:val="num" w:pos="2880"/>
-        </w:tabs>
-        <w:ind w:left="2880" w:hanging="360"/>
+          <w:tab w:val="num" w:pos="2520"/>
+        </w:tabs>
+        <w:ind w:left="2520" w:hanging="360"/>
       </w:pPr>
       <w:rPr>
         <w:rFonts w:ascii="Wingdings" w:hAnsi="Wingdings" w:hint="default"/>
@@ -5409,9 +6746,9 @@
       <w:lvlJc w:val="left"/>
       <w:pPr>
         <w:tabs>
-          <w:tab w:val="num" w:pos="3600"/>
-        </w:tabs>
-        <w:ind w:left="3600" w:hanging="360"/>
+          <w:tab w:val="num" w:pos="3240"/>
+        </w:tabs>
+        <w:ind w:left="3240" w:hanging="360"/>
       </w:pPr>
       <w:rPr>
         <w:rFonts w:ascii="Wingdings" w:hAnsi="Wingdings" w:hint="default"/>
@@ -5425,9 +6762,9 @@
       <w:lvlJc w:val="left"/>
       <w:pPr>
         <w:tabs>
-          <w:tab w:val="num" w:pos="4320"/>
-        </w:tabs>
-        <w:ind w:left="4320" w:hanging="360"/>
+          <w:tab w:val="num" w:pos="3960"/>
+        </w:tabs>
+        <w:ind w:left="3960" w:hanging="360"/>
       </w:pPr>
       <w:rPr>
         <w:rFonts w:ascii="Wingdings" w:hAnsi="Wingdings" w:hint="default"/>
@@ -5441,9 +6778,9 @@
       <w:lvlJc w:val="left"/>
       <w:pPr>
         <w:tabs>
-          <w:tab w:val="num" w:pos="5040"/>
-        </w:tabs>
-        <w:ind w:left="5040" w:hanging="360"/>
+          <w:tab w:val="num" w:pos="4680"/>
+        </w:tabs>
+        <w:ind w:left="4680" w:hanging="360"/>
       </w:pPr>
       <w:rPr>
         <w:rFonts w:ascii="Wingdings" w:hAnsi="Wingdings" w:hint="default"/>
@@ -5457,9 +6794,9 @@
       <w:lvlJc w:val="left"/>
       <w:pPr>
         <w:tabs>
-          <w:tab w:val="num" w:pos="5760"/>
-        </w:tabs>
-        <w:ind w:left="5760" w:hanging="360"/>
+          <w:tab w:val="num" w:pos="5400"/>
+        </w:tabs>
+        <w:ind w:left="5400" w:hanging="360"/>
       </w:pPr>
       <w:rPr>
         <w:rFonts w:ascii="Wingdings" w:hAnsi="Wingdings" w:hint="default"/>
@@ -5473,9 +6810,9 @@
       <w:lvlJc w:val="left"/>
       <w:pPr>
         <w:tabs>
-          <w:tab w:val="num" w:pos="6480"/>
-        </w:tabs>
-        <w:ind w:left="6480" w:hanging="360"/>
+          <w:tab w:val="num" w:pos="6120"/>
+        </w:tabs>
+        <w:ind w:left="6120" w:hanging="360"/>
       </w:pPr>
       <w:rPr>
         <w:rFonts w:ascii="Wingdings" w:hAnsi="Wingdings" w:hint="default"/>
@@ -5483,7 +6820,7 @@
       </w:rPr>
     </w:lvl>
   </w:abstractNum>
-  <w:abstractNum w:abstractNumId="22">
+  <w:abstractNum w:abstractNumId="25">
     <w:nsid w:val="48FC4289"/>
     <w:multiLevelType w:val="multilevel"/>
     <w:tmpl w:val="48FC4289"/>
@@ -5632,7 +6969,7 @@
       </w:rPr>
     </w:lvl>
   </w:abstractNum>
-  <w:abstractNum w:abstractNumId="23">
+  <w:abstractNum w:abstractNumId="26">
     <w:nsid w:val="4B2C24B2"/>
     <w:multiLevelType w:val="hybridMultilevel"/>
     <w:tmpl w:val="4C6C5E56"/>
@@ -5744,7 +7081,7 @@
       </w:rPr>
     </w:lvl>
   </w:abstractNum>
-  <w:abstractNum w:abstractNumId="24">
+  <w:abstractNum w:abstractNumId="27">
     <w:nsid w:val="51382AD3"/>
     <w:multiLevelType w:val="multilevel"/>
     <w:tmpl w:val="51382AD3"/>
@@ -5893,7 +7230,7 @@
       </w:rPr>
     </w:lvl>
   </w:abstractNum>
-  <w:abstractNum w:abstractNumId="25">
+  <w:abstractNum w:abstractNumId="28">
     <w:nsid w:val="54A20AE3"/>
     <w:multiLevelType w:val="hybridMultilevel"/>
     <w:tmpl w:val="A25C5126"/>
@@ -6006,7 +7343,7 @@
       </w:rPr>
     </w:lvl>
   </w:abstractNum>
-  <w:abstractNum w:abstractNumId="26">
+  <w:abstractNum w:abstractNumId="29">
     <w:nsid w:val="54B61EB7"/>
     <w:multiLevelType w:val="hybridMultilevel"/>
     <w:tmpl w:val="1B840A6C"/>
@@ -6119,7 +7456,233 @@
       </w:rPr>
     </w:lvl>
   </w:abstractNum>
-  <w:abstractNum w:abstractNumId="27">
+  <w:abstractNum w:abstractNumId="30">
+    <w:nsid w:val="55212650"/>
+    <w:multiLevelType w:val="hybridMultilevel"/>
+    <w:tmpl w:val="177A07F4"/>
+    <w:lvl w:ilvl="0" w:tplc="04090001">
+      <w:start w:val="1"/>
+      <w:numFmt w:val="bullet"/>
+      <w:lvlText w:val=""/>
+      <w:lvlJc w:val="left"/>
+      <w:pPr>
+        <w:ind w:left="360" w:hanging="360"/>
+      </w:pPr>
+      <w:rPr>
+        <w:rFonts w:ascii="Symbol" w:hAnsi="Symbol" w:hint="default"/>
+      </w:rPr>
+    </w:lvl>
+    <w:lvl w:ilvl="1" w:tplc="04090003" w:tentative="1">
+      <w:start w:val="1"/>
+      <w:numFmt w:val="bullet"/>
+      <w:lvlText w:val="o"/>
+      <w:lvlJc w:val="left"/>
+      <w:pPr>
+        <w:ind w:left="1080" w:hanging="360"/>
+      </w:pPr>
+      <w:rPr>
+        <w:rFonts w:ascii="Courier New" w:hAnsi="Courier New" w:cs="Courier New" w:hint="default"/>
+      </w:rPr>
+    </w:lvl>
+    <w:lvl w:ilvl="2" w:tplc="04090005" w:tentative="1">
+      <w:start w:val="1"/>
+      <w:numFmt w:val="bullet"/>
+      <w:lvlText w:val=""/>
+      <w:lvlJc w:val="left"/>
+      <w:pPr>
+        <w:ind w:left="1800" w:hanging="360"/>
+      </w:pPr>
+      <w:rPr>
+        <w:rFonts w:ascii="Wingdings" w:hAnsi="Wingdings" w:hint="default"/>
+      </w:rPr>
+    </w:lvl>
+    <w:lvl w:ilvl="3" w:tplc="04090001" w:tentative="1">
+      <w:start w:val="1"/>
+      <w:numFmt w:val="bullet"/>
+      <w:lvlText w:val=""/>
+      <w:lvlJc w:val="left"/>
+      <w:pPr>
+        <w:ind w:left="2520" w:hanging="360"/>
+      </w:pPr>
+      <w:rPr>
+        <w:rFonts w:ascii="Symbol" w:hAnsi="Symbol" w:hint="default"/>
+      </w:rPr>
+    </w:lvl>
+    <w:lvl w:ilvl="4" w:tplc="04090003" w:tentative="1">
+      <w:start w:val="1"/>
+      <w:numFmt w:val="bullet"/>
+      <w:lvlText w:val="o"/>
+      <w:lvlJc w:val="left"/>
+      <w:pPr>
+        <w:ind w:left="3240" w:hanging="360"/>
+      </w:pPr>
+      <w:rPr>
+        <w:rFonts w:ascii="Courier New" w:hAnsi="Courier New" w:cs="Courier New" w:hint="default"/>
+      </w:rPr>
+    </w:lvl>
+    <w:lvl w:ilvl="5" w:tplc="04090005" w:tentative="1">
+      <w:start w:val="1"/>
+      <w:numFmt w:val="bullet"/>
+      <w:lvlText w:val=""/>
+      <w:lvlJc w:val="left"/>
+      <w:pPr>
+        <w:ind w:left="3960" w:hanging="360"/>
+      </w:pPr>
+      <w:rPr>
+        <w:rFonts w:ascii="Wingdings" w:hAnsi="Wingdings" w:hint="default"/>
+      </w:rPr>
+    </w:lvl>
+    <w:lvl w:ilvl="6" w:tplc="04090001" w:tentative="1">
+      <w:start w:val="1"/>
+      <w:numFmt w:val="bullet"/>
+      <w:lvlText w:val=""/>
+      <w:lvlJc w:val="left"/>
+      <w:pPr>
+        <w:ind w:left="4680" w:hanging="360"/>
+      </w:pPr>
+      <w:rPr>
+        <w:rFonts w:ascii="Symbol" w:hAnsi="Symbol" w:hint="default"/>
+      </w:rPr>
+    </w:lvl>
+    <w:lvl w:ilvl="7" w:tplc="04090003" w:tentative="1">
+      <w:start w:val="1"/>
+      <w:numFmt w:val="bullet"/>
+      <w:lvlText w:val="o"/>
+      <w:lvlJc w:val="left"/>
+      <w:pPr>
+        <w:ind w:left="5400" w:hanging="360"/>
+      </w:pPr>
+      <w:rPr>
+        <w:rFonts w:ascii="Courier New" w:hAnsi="Courier New" w:cs="Courier New" w:hint="default"/>
+      </w:rPr>
+    </w:lvl>
+    <w:lvl w:ilvl="8" w:tplc="04090005" w:tentative="1">
+      <w:start w:val="1"/>
+      <w:numFmt w:val="bullet"/>
+      <w:lvlText w:val=""/>
+      <w:lvlJc w:val="left"/>
+      <w:pPr>
+        <w:ind w:left="6120" w:hanging="360"/>
+      </w:pPr>
+      <w:rPr>
+        <w:rFonts w:ascii="Wingdings" w:hAnsi="Wingdings" w:hint="default"/>
+      </w:rPr>
+    </w:lvl>
+  </w:abstractNum>
+  <w:abstractNum w:abstractNumId="31">
+    <w:nsid w:val="5D1A750E"/>
+    <w:multiLevelType w:val="hybridMultilevel"/>
+    <w:tmpl w:val="E710DBD2"/>
+    <w:lvl w:ilvl="0" w:tplc="04090001">
+      <w:start w:val="1"/>
+      <w:numFmt w:val="bullet"/>
+      <w:lvlText w:val=""/>
+      <w:lvlJc w:val="left"/>
+      <w:pPr>
+        <w:ind w:left="360" w:hanging="360"/>
+      </w:pPr>
+      <w:rPr>
+        <w:rFonts w:ascii="Symbol" w:hAnsi="Symbol" w:hint="default"/>
+      </w:rPr>
+    </w:lvl>
+    <w:lvl w:ilvl="1" w:tplc="04090003" w:tentative="1">
+      <w:start w:val="1"/>
+      <w:numFmt w:val="bullet"/>
+      <w:lvlText w:val="o"/>
+      <w:lvlJc w:val="left"/>
+      <w:pPr>
+        <w:ind w:left="1080" w:hanging="360"/>
+      </w:pPr>
+      <w:rPr>
+        <w:rFonts w:ascii="Courier New" w:hAnsi="Courier New" w:cs="Courier New" w:hint="default"/>
+      </w:rPr>
+    </w:lvl>
+    <w:lvl w:ilvl="2" w:tplc="04090005" w:tentative="1">
+      <w:start w:val="1"/>
+      <w:numFmt w:val="bullet"/>
+      <w:lvlText w:val=""/>
+      <w:lvlJc w:val="left"/>
+      <w:pPr>
+        <w:ind w:left="1800" w:hanging="360"/>
+      </w:pPr>
+      <w:rPr>
+        <w:rFonts w:ascii="Wingdings" w:hAnsi="Wingdings" w:hint="default"/>
+      </w:rPr>
+    </w:lvl>
+    <w:lvl w:ilvl="3" w:tplc="04090001" w:tentative="1">
+      <w:start w:val="1"/>
+      <w:numFmt w:val="bullet"/>
+      <w:lvlText w:val=""/>
+      <w:lvlJc w:val="left"/>
+      <w:pPr>
+        <w:ind w:left="2520" w:hanging="360"/>
+      </w:pPr>
+      <w:rPr>
+        <w:rFonts w:ascii="Symbol" w:hAnsi="Symbol" w:hint="default"/>
+      </w:rPr>
+    </w:lvl>
+    <w:lvl w:ilvl="4" w:tplc="04090003" w:tentative="1">
+      <w:start w:val="1"/>
+      <w:numFmt w:val="bullet"/>
+      <w:lvlText w:val="o"/>
+      <w:lvlJc w:val="left"/>
+      <w:pPr>
+        <w:ind w:left="3240" w:hanging="360"/>
+      </w:pPr>
+      <w:rPr>
+        <w:rFonts w:ascii="Courier New" w:hAnsi="Courier New" w:cs="Courier New" w:hint="default"/>
+      </w:rPr>
+    </w:lvl>
+    <w:lvl w:ilvl="5" w:tplc="04090005" w:tentative="1">
+      <w:start w:val="1"/>
+      <w:numFmt w:val="bullet"/>
+      <w:lvlText w:val=""/>
+      <w:lvlJc w:val="left"/>
+      <w:pPr>
+        <w:ind w:left="3960" w:hanging="360"/>
+      </w:pPr>
+      <w:rPr>
+        <w:rFonts w:ascii="Wingdings" w:hAnsi="Wingdings" w:hint="default"/>
+      </w:rPr>
+    </w:lvl>
+    <w:lvl w:ilvl="6" w:tplc="04090001" w:tentative="1">
+      <w:start w:val="1"/>
+      <w:numFmt w:val="bullet"/>
+      <w:lvlText w:val=""/>
+      <w:lvlJc w:val="left"/>
+      <w:pPr>
+        <w:ind w:left="4680" w:hanging="360"/>
+      </w:pPr>
+      <w:rPr>
+        <w:rFonts w:ascii="Symbol" w:hAnsi="Symbol" w:hint="default"/>
+      </w:rPr>
+    </w:lvl>
+    <w:lvl w:ilvl="7" w:tplc="04090003" w:tentative="1">
+      <w:start w:val="1"/>
+      <w:numFmt w:val="bullet"/>
+      <w:lvlText w:val="o"/>
+      <w:lvlJc w:val="left"/>
+      <w:pPr>
+        <w:ind w:left="5400" w:hanging="360"/>
+      </w:pPr>
+      <w:rPr>
+        <w:rFonts w:ascii="Courier New" w:hAnsi="Courier New" w:cs="Courier New" w:hint="default"/>
+      </w:rPr>
+    </w:lvl>
+    <w:lvl w:ilvl="8" w:tplc="04090005" w:tentative="1">
+      <w:start w:val="1"/>
+      <w:numFmt w:val="bullet"/>
+      <w:lvlText w:val=""/>
+      <w:lvlJc w:val="left"/>
+      <w:pPr>
+        <w:ind w:left="6120" w:hanging="360"/>
+      </w:pPr>
+      <w:rPr>
+        <w:rFonts w:ascii="Wingdings" w:hAnsi="Wingdings" w:hint="default"/>
+      </w:rPr>
+    </w:lvl>
+  </w:abstractNum>
+  <w:abstractNum w:abstractNumId="32">
     <w:nsid w:val="5D4F7CA6"/>
     <w:multiLevelType w:val="hybridMultilevel"/>
     <w:tmpl w:val="1890C9E6"/>
@@ -6231,7 +7794,120 @@
       </w:rPr>
     </w:lvl>
   </w:abstractNum>
-  <w:abstractNum w:abstractNumId="28">
+  <w:abstractNum w:abstractNumId="33">
+    <w:nsid w:val="61B22B35"/>
+    <w:multiLevelType w:val="hybridMultilevel"/>
+    <w:tmpl w:val="AC5CD992"/>
+    <w:lvl w:ilvl="0" w:tplc="04090001">
+      <w:start w:val="1"/>
+      <w:numFmt w:val="bullet"/>
+      <w:lvlText w:val=""/>
+      <w:lvlJc w:val="left"/>
+      <w:pPr>
+        <w:ind w:left="360" w:hanging="360"/>
+      </w:pPr>
+      <w:rPr>
+        <w:rFonts w:ascii="Symbol" w:hAnsi="Symbol" w:hint="default"/>
+      </w:rPr>
+    </w:lvl>
+    <w:lvl w:ilvl="1" w:tplc="04090003" w:tentative="1">
+      <w:start w:val="1"/>
+      <w:numFmt w:val="bullet"/>
+      <w:lvlText w:val="o"/>
+      <w:lvlJc w:val="left"/>
+      <w:pPr>
+        <w:ind w:left="1080" w:hanging="360"/>
+      </w:pPr>
+      <w:rPr>
+        <w:rFonts w:ascii="Courier New" w:hAnsi="Courier New" w:cs="Courier New" w:hint="default"/>
+      </w:rPr>
+    </w:lvl>
+    <w:lvl w:ilvl="2" w:tplc="04090005" w:tentative="1">
+      <w:start w:val="1"/>
+      <w:numFmt w:val="bullet"/>
+      <w:lvlText w:val=""/>
+      <w:lvlJc w:val="left"/>
+      <w:pPr>
+        <w:ind w:left="1800" w:hanging="360"/>
+      </w:pPr>
+      <w:rPr>
+        <w:rFonts w:ascii="Wingdings" w:hAnsi="Wingdings" w:hint="default"/>
+      </w:rPr>
+    </w:lvl>
+    <w:lvl w:ilvl="3" w:tplc="04090001" w:tentative="1">
+      <w:start w:val="1"/>
+      <w:numFmt w:val="bullet"/>
+      <w:lvlText w:val=""/>
+      <w:lvlJc w:val="left"/>
+      <w:pPr>
+        <w:ind w:left="2520" w:hanging="360"/>
+      </w:pPr>
+      <w:rPr>
+        <w:rFonts w:ascii="Symbol" w:hAnsi="Symbol" w:hint="default"/>
+      </w:rPr>
+    </w:lvl>
+    <w:lvl w:ilvl="4" w:tplc="04090003" w:tentative="1">
+      <w:start w:val="1"/>
+      <w:numFmt w:val="bullet"/>
+      <w:lvlText w:val="o"/>
+      <w:lvlJc w:val="left"/>
+      <w:pPr>
+        <w:ind w:left="3240" w:hanging="360"/>
+      </w:pPr>
+      <w:rPr>
+        <w:rFonts w:ascii="Courier New" w:hAnsi="Courier New" w:cs="Courier New" w:hint="default"/>
+      </w:rPr>
+    </w:lvl>
+    <w:lvl w:ilvl="5" w:tplc="04090005" w:tentative="1">
+      <w:start w:val="1"/>
+      <w:numFmt w:val="bullet"/>
+      <w:lvlText w:val=""/>
+      <w:lvlJc w:val="left"/>
+      <w:pPr>
+        <w:ind w:left="3960" w:hanging="360"/>
+      </w:pPr>
+      <w:rPr>
+        <w:rFonts w:ascii="Wingdings" w:hAnsi="Wingdings" w:hint="default"/>
+      </w:rPr>
+    </w:lvl>
+    <w:lvl w:ilvl="6" w:tplc="04090001" w:tentative="1">
+      <w:start w:val="1"/>
+      <w:numFmt w:val="bullet"/>
+      <w:lvlText w:val=""/>
+      <w:lvlJc w:val="left"/>
+      <w:pPr>
+        <w:ind w:left="4680" w:hanging="360"/>
+      </w:pPr>
+      <w:rPr>
+        <w:rFonts w:ascii="Symbol" w:hAnsi="Symbol" w:hint="default"/>
+      </w:rPr>
+    </w:lvl>
+    <w:lvl w:ilvl="7" w:tplc="04090003" w:tentative="1">
+      <w:start w:val="1"/>
+      <w:numFmt w:val="bullet"/>
+      <w:lvlText w:val="o"/>
+      <w:lvlJc w:val="left"/>
+      <w:pPr>
+        <w:ind w:left="5400" w:hanging="360"/>
+      </w:pPr>
+      <w:rPr>
+        <w:rFonts w:ascii="Courier New" w:hAnsi="Courier New" w:cs="Courier New" w:hint="default"/>
+      </w:rPr>
+    </w:lvl>
+    <w:lvl w:ilvl="8" w:tplc="04090005" w:tentative="1">
+      <w:start w:val="1"/>
+      <w:numFmt w:val="bullet"/>
+      <w:lvlText w:val=""/>
+      <w:lvlJc w:val="left"/>
+      <w:pPr>
+        <w:ind w:left="6120" w:hanging="360"/>
+      </w:pPr>
+      <w:rPr>
+        <w:rFonts w:ascii="Wingdings" w:hAnsi="Wingdings" w:hint="default"/>
+      </w:rPr>
+    </w:lvl>
+  </w:abstractNum>
+  <w:abstractNum w:abstractNumId="34">
     <w:nsid w:val="6C3908AE"/>
     <w:multiLevelType w:val="multilevel"/>
     <w:tmpl w:val="6C3908AE"/>
@@ -6380,7 +8056,7 @@
       </w:rPr>
     </w:lvl>
   </w:abstractNum>
-  <w:abstractNum w:abstractNumId="29">
+  <w:abstractNum w:abstractNumId="35">
     <w:nsid w:val="78970481"/>
     <w:multiLevelType w:val="hybridMultilevel"/>
     <w:tmpl w:val="D87470A6"/>
@@ -6493,7 +8169,7 @@
       </w:rPr>
     </w:lvl>
   </w:abstractNum>
-  <w:abstractNum w:abstractNumId="30">
+  <w:abstractNum w:abstractNumId="36">
     <w:nsid w:val="7BA37E9A"/>
     <w:multiLevelType w:val="multilevel"/>
     <w:tmpl w:val="5DCCE804"/>
@@ -6639,6 +8315,232 @@
       <w:rPr>
         <w:rFonts w:ascii="Wingdings" w:hAnsi="Wingdings" w:hint="default"/>
         <w:sz w:val="20"/>
+      </w:rPr>
+    </w:lvl>
+  </w:abstractNum>
+  <w:abstractNum w:abstractNumId="37">
+    <w:nsid w:val="7DE2289E"/>
+    <w:multiLevelType w:val="hybridMultilevel"/>
+    <w:tmpl w:val="D8B2B154"/>
+    <w:lvl w:ilvl="0" w:tplc="04090001">
+      <w:start w:val="1"/>
+      <w:numFmt w:val="bullet"/>
+      <w:lvlText w:val=""/>
+      <w:lvlJc w:val="left"/>
+      <w:pPr>
+        <w:ind w:left="720" w:hanging="360"/>
+      </w:pPr>
+      <w:rPr>
+        <w:rFonts w:ascii="Symbol" w:hAnsi="Symbol" w:hint="default"/>
+      </w:rPr>
+    </w:lvl>
+    <w:lvl w:ilvl="1" w:tplc="04090003" w:tentative="1">
+      <w:start w:val="1"/>
+      <w:numFmt w:val="bullet"/>
+      <w:lvlText w:val="o"/>
+      <w:lvlJc w:val="left"/>
+      <w:pPr>
+        <w:ind w:left="1440" w:hanging="360"/>
+      </w:pPr>
+      <w:rPr>
+        <w:rFonts w:ascii="Courier New" w:hAnsi="Courier New" w:cs="Courier New" w:hint="default"/>
+      </w:rPr>
+    </w:lvl>
+    <w:lvl w:ilvl="2" w:tplc="04090005" w:tentative="1">
+      <w:start w:val="1"/>
+      <w:numFmt w:val="bullet"/>
+      <w:lvlText w:val=""/>
+      <w:lvlJc w:val="left"/>
+      <w:pPr>
+        <w:ind w:left="2160" w:hanging="360"/>
+      </w:pPr>
+      <w:rPr>
+        <w:rFonts w:ascii="Wingdings" w:hAnsi="Wingdings" w:hint="default"/>
+      </w:rPr>
+    </w:lvl>
+    <w:lvl w:ilvl="3" w:tplc="04090001" w:tentative="1">
+      <w:start w:val="1"/>
+      <w:numFmt w:val="bullet"/>
+      <w:lvlText w:val=""/>
+      <w:lvlJc w:val="left"/>
+      <w:pPr>
+        <w:ind w:left="2880" w:hanging="360"/>
+      </w:pPr>
+      <w:rPr>
+        <w:rFonts w:ascii="Symbol" w:hAnsi="Symbol" w:hint="default"/>
+      </w:rPr>
+    </w:lvl>
+    <w:lvl w:ilvl="4" w:tplc="04090003" w:tentative="1">
+      <w:start w:val="1"/>
+      <w:numFmt w:val="bullet"/>
+      <w:lvlText w:val="o"/>
+      <w:lvlJc w:val="left"/>
+      <w:pPr>
+        <w:ind w:left="3600" w:hanging="360"/>
+      </w:pPr>
+      <w:rPr>
+        <w:rFonts w:ascii="Courier New" w:hAnsi="Courier New" w:cs="Courier New" w:hint="default"/>
+      </w:rPr>
+    </w:lvl>
+    <w:lvl w:ilvl="5" w:tplc="04090005" w:tentative="1">
+      <w:start w:val="1"/>
+      <w:numFmt w:val="bullet"/>
+      <w:lvlText w:val=""/>
+      <w:lvlJc w:val="left"/>
+      <w:pPr>
+        <w:ind w:left="4320" w:hanging="360"/>
+      </w:pPr>
+      <w:rPr>
+        <w:rFonts w:ascii="Wingdings" w:hAnsi="Wingdings" w:hint="default"/>
+      </w:rPr>
+    </w:lvl>
+    <w:lvl w:ilvl="6" w:tplc="04090001" w:tentative="1">
+      <w:start w:val="1"/>
+      <w:numFmt w:val="bullet"/>
+      <w:lvlText w:val=""/>
+      <w:lvlJc w:val="left"/>
+      <w:pPr>
+        <w:ind w:left="5040" w:hanging="360"/>
+      </w:pPr>
+      <w:rPr>
+        <w:rFonts w:ascii="Symbol" w:hAnsi="Symbol" w:hint="default"/>
+      </w:rPr>
+    </w:lvl>
+    <w:lvl w:ilvl="7" w:tplc="04090003" w:tentative="1">
+      <w:start w:val="1"/>
+      <w:numFmt w:val="bullet"/>
+      <w:lvlText w:val="o"/>
+      <w:lvlJc w:val="left"/>
+      <w:pPr>
+        <w:ind w:left="5760" w:hanging="360"/>
+      </w:pPr>
+      <w:rPr>
+        <w:rFonts w:ascii="Courier New" w:hAnsi="Courier New" w:cs="Courier New" w:hint="default"/>
+      </w:rPr>
+    </w:lvl>
+    <w:lvl w:ilvl="8" w:tplc="04090005" w:tentative="1">
+      <w:start w:val="1"/>
+      <w:numFmt w:val="bullet"/>
+      <w:lvlText w:val=""/>
+      <w:lvlJc w:val="left"/>
+      <w:pPr>
+        <w:ind w:left="6480" w:hanging="360"/>
+      </w:pPr>
+      <w:rPr>
+        <w:rFonts w:ascii="Wingdings" w:hAnsi="Wingdings" w:hint="default"/>
+      </w:rPr>
+    </w:lvl>
+  </w:abstractNum>
+  <w:abstractNum w:abstractNumId="38">
+    <w:nsid w:val="7E044636"/>
+    <w:multiLevelType w:val="hybridMultilevel"/>
+    <w:tmpl w:val="731A23FE"/>
+    <w:lvl w:ilvl="0" w:tplc="04090001">
+      <w:start w:val="1"/>
+      <w:numFmt w:val="bullet"/>
+      <w:lvlText w:val=""/>
+      <w:lvlJc w:val="left"/>
+      <w:pPr>
+        <w:ind w:left="360" w:hanging="360"/>
+      </w:pPr>
+      <w:rPr>
+        <w:rFonts w:ascii="Symbol" w:hAnsi="Symbol" w:hint="default"/>
+      </w:rPr>
+    </w:lvl>
+    <w:lvl w:ilvl="1" w:tplc="04090003" w:tentative="1">
+      <w:start w:val="1"/>
+      <w:numFmt w:val="bullet"/>
+      <w:lvlText w:val="o"/>
+      <w:lvlJc w:val="left"/>
+      <w:pPr>
+        <w:ind w:left="1080" w:hanging="360"/>
+      </w:pPr>
+      <w:rPr>
+        <w:rFonts w:ascii="Courier New" w:hAnsi="Courier New" w:cs="Courier New" w:hint="default"/>
+      </w:rPr>
+    </w:lvl>
+    <w:lvl w:ilvl="2" w:tplc="04090005" w:tentative="1">
+      <w:start w:val="1"/>
+      <w:numFmt w:val="bullet"/>
+      <w:lvlText w:val=""/>
+      <w:lvlJc w:val="left"/>
+      <w:pPr>
+        <w:ind w:left="1800" w:hanging="360"/>
+      </w:pPr>
+      <w:rPr>
+        <w:rFonts w:ascii="Wingdings" w:hAnsi="Wingdings" w:hint="default"/>
+      </w:rPr>
+    </w:lvl>
+    <w:lvl w:ilvl="3" w:tplc="04090001" w:tentative="1">
+      <w:start w:val="1"/>
+      <w:numFmt w:val="bullet"/>
+      <w:lvlText w:val=""/>
+      <w:lvlJc w:val="left"/>
+      <w:pPr>
+        <w:ind w:left="2520" w:hanging="360"/>
+      </w:pPr>
+      <w:rPr>
+        <w:rFonts w:ascii="Symbol" w:hAnsi="Symbol" w:hint="default"/>
+      </w:rPr>
+    </w:lvl>
+    <w:lvl w:ilvl="4" w:tplc="04090003" w:tentative="1">
+      <w:start w:val="1"/>
+      <w:numFmt w:val="bullet"/>
+      <w:lvlText w:val="o"/>
+      <w:lvlJc w:val="left"/>
+      <w:pPr>
+        <w:ind w:left="3240" w:hanging="360"/>
+      </w:pPr>
+      <w:rPr>
+        <w:rFonts w:ascii="Courier New" w:hAnsi="Courier New" w:cs="Courier New" w:hint="default"/>
+      </w:rPr>
+    </w:lvl>
+    <w:lvl w:ilvl="5" w:tplc="04090005" w:tentative="1">
+      <w:start w:val="1"/>
+      <w:numFmt w:val="bullet"/>
+      <w:lvlText w:val=""/>
+      <w:lvlJc w:val="left"/>
+      <w:pPr>
+        <w:ind w:left="3960" w:hanging="360"/>
+      </w:pPr>
+      <w:rPr>
+        <w:rFonts w:ascii="Wingdings" w:hAnsi="Wingdings" w:hint="default"/>
+      </w:rPr>
+    </w:lvl>
+    <w:lvl w:ilvl="6" w:tplc="04090001" w:tentative="1">
+      <w:start w:val="1"/>
+      <w:numFmt w:val="bullet"/>
+      <w:lvlText w:val=""/>
+      <w:lvlJc w:val="left"/>
+      <w:pPr>
+        <w:ind w:left="4680" w:hanging="360"/>
+      </w:pPr>
+      <w:rPr>
+        <w:rFonts w:ascii="Symbol" w:hAnsi="Symbol" w:hint="default"/>
+      </w:rPr>
+    </w:lvl>
+    <w:lvl w:ilvl="7" w:tplc="04090003" w:tentative="1">
+      <w:start w:val="1"/>
+      <w:numFmt w:val="bullet"/>
+      <w:lvlText w:val="o"/>
+      <w:lvlJc w:val="left"/>
+      <w:pPr>
+        <w:ind w:left="5400" w:hanging="360"/>
+      </w:pPr>
+      <w:rPr>
+        <w:rFonts w:ascii="Courier New" w:hAnsi="Courier New" w:cs="Courier New" w:hint="default"/>
+      </w:rPr>
+    </w:lvl>
+    <w:lvl w:ilvl="8" w:tplc="04090005" w:tentative="1">
+      <w:start w:val="1"/>
+      <w:numFmt w:val="bullet"/>
+      <w:lvlText w:val=""/>
+      <w:lvlJc w:val="left"/>
+      <w:pPr>
+        <w:ind w:left="6120" w:hanging="360"/>
+      </w:pPr>
+      <w:rPr>
+        <w:rFonts w:ascii="Wingdings" w:hAnsi="Wingdings" w:hint="default"/>
       </w:rPr>
     </w:lvl>
   </w:abstractNum>
@@ -6646,7 +8548,7 @@
     <w:abstractNumId w:val="11"/>
   </w:num>
   <w:num w:numId="2">
-    <w:abstractNumId w:val="28"/>
+    <w:abstractNumId w:val="34"/>
   </w:num>
   <w:num w:numId="3">
     <w:abstractNumId w:val="0"/>
@@ -6655,22 +8557,22 @@
     <w:abstractNumId w:val="10"/>
   </w:num>
   <w:num w:numId="5">
-    <w:abstractNumId w:val="24"/>
+    <w:abstractNumId w:val="27"/>
   </w:num>
   <w:num w:numId="6">
-    <w:abstractNumId w:val="17"/>
+    <w:abstractNumId w:val="18"/>
   </w:num>
   <w:num w:numId="7">
-    <w:abstractNumId w:val="22"/>
+    <w:abstractNumId w:val="25"/>
   </w:num>
   <w:num w:numId="8">
     <w:abstractNumId w:val="7"/>
   </w:num>
   <w:num w:numId="9">
-    <w:abstractNumId w:val="16"/>
+    <w:abstractNumId w:val="17"/>
   </w:num>
   <w:num w:numId="10">
-    <w:abstractNumId w:val="23"/>
+    <w:abstractNumId w:val="26"/>
   </w:num>
   <w:num w:numId="11">
     <w:abstractNumId w:val="6"/>
@@ -6685,25 +8587,25 @@
     <w:abstractNumId w:val="13"/>
   </w:num>
   <w:num w:numId="15">
-    <w:abstractNumId w:val="19"/>
+    <w:abstractNumId w:val="20"/>
   </w:num>
   <w:num w:numId="16">
-    <w:abstractNumId w:val="20"/>
+    <w:abstractNumId w:val="23"/>
   </w:num>
   <w:num w:numId="17">
     <w:abstractNumId w:val="2"/>
   </w:num>
   <w:num w:numId="18">
-    <w:abstractNumId w:val="29"/>
+    <w:abstractNumId w:val="35"/>
   </w:num>
   <w:num w:numId="19">
     <w:abstractNumId w:val="14"/>
   </w:num>
   <w:num w:numId="20">
-    <w:abstractNumId w:val="26"/>
+    <w:abstractNumId w:val="29"/>
   </w:num>
   <w:num w:numId="21">
-    <w:abstractNumId w:val="21"/>
+    <w:abstractNumId w:val="24"/>
   </w:num>
   <w:num w:numId="22">
     <w:abstractNumId w:val="9"/>
@@ -6721,19 +8623,43 @@
     <w:abstractNumId w:val="1"/>
   </w:num>
   <w:num w:numId="27">
-    <w:abstractNumId w:val="27"/>
+    <w:abstractNumId w:val="32"/>
   </w:num>
   <w:num w:numId="28">
-    <w:abstractNumId w:val="30"/>
+    <w:abstractNumId w:val="36"/>
   </w:num>
   <w:num w:numId="29">
-    <w:abstractNumId w:val="18"/>
+    <w:abstractNumId w:val="19"/>
   </w:num>
   <w:num w:numId="30">
-    <w:abstractNumId w:val="25"/>
+    <w:abstractNumId w:val="28"/>
   </w:num>
   <w:num w:numId="31">
     <w:abstractNumId w:val="12"/>
+  </w:num>
+  <w:num w:numId="32">
+    <w:abstractNumId w:val="22"/>
+  </w:num>
+  <w:num w:numId="33">
+    <w:abstractNumId w:val="37"/>
+  </w:num>
+  <w:num w:numId="34">
+    <w:abstractNumId w:val="21"/>
+  </w:num>
+  <w:num w:numId="35">
+    <w:abstractNumId w:val="31"/>
+  </w:num>
+  <w:num w:numId="36">
+    <w:abstractNumId w:val="33"/>
+  </w:num>
+  <w:num w:numId="37">
+    <w:abstractNumId w:val="16"/>
+  </w:num>
+  <w:num w:numId="38">
+    <w:abstractNumId w:val="38"/>
+  </w:num>
+  <w:num w:numId="39">
+    <w:abstractNumId w:val="30"/>
   </w:num>
 </w:numbering>
 </file>
@@ -6893,6 +8819,30 @@
     <w:rPr>
       <w:sz w:val="22"/>
       <w:szCs w:val="22"/>
+    </w:rPr>
+  </w:style>
+  <w:style w:type="paragraph" w:styleId="Heading2">
+    <w:name w:val="heading 2"/>
+    <w:basedOn w:val="Normal"/>
+    <w:next w:val="Normal"/>
+    <w:link w:val="Heading2Char"/>
+    <w:uiPriority w:val="9"/>
+    <w:unhideWhenUsed/>
+    <w:qFormat/>
+    <w:rsid w:val="004122D5"/>
+    <w:pPr>
+      <w:keepNext/>
+      <w:keepLines/>
+      <w:spacing w:before="200" w:after="0"/>
+      <w:outlineLvl w:val="1"/>
+    </w:pPr>
+    <w:rPr>
+      <w:rFonts w:asciiTheme="majorHAnsi" w:eastAsiaTheme="majorEastAsia" w:hAnsiTheme="majorHAnsi" w:cstheme="majorBidi"/>
+      <w:b/>
+      <w:bCs/>
+      <w:color w:val="4F81BD" w:themeColor="accent1"/>
+      <w:sz w:val="26"/>
+      <w:szCs w:val="26"/>
     </w:rPr>
   </w:style>
   <w:style w:type="paragraph" w:styleId="Heading3">
@@ -7056,6 +9006,21 @@
       <w:contextualSpacing/>
     </w:pPr>
   </w:style>
+  <w:style w:type="character" w:customStyle="1" w:styleId="Heading2Char">
+    <w:name w:val="Heading 2 Char"/>
+    <w:basedOn w:val="DefaultParagraphFont"/>
+    <w:link w:val="Heading2"/>
+    <w:uiPriority w:val="9"/>
+    <w:rsid w:val="004122D5"/>
+    <w:rPr>
+      <w:rFonts w:asciiTheme="majorHAnsi" w:eastAsiaTheme="majorEastAsia" w:hAnsiTheme="majorHAnsi" w:cstheme="majorBidi"/>
+      <w:b/>
+      <w:bCs/>
+      <w:color w:val="4F81BD" w:themeColor="accent1"/>
+      <w:sz w:val="26"/>
+      <w:szCs w:val="26"/>
+    </w:rPr>
+  </w:style>
 </w:styles>
 </file>
 
@@ -7214,6 +9179,30 @@
     <w:rPr>
       <w:sz w:val="22"/>
       <w:szCs w:val="22"/>
+    </w:rPr>
+  </w:style>
+  <w:style w:type="paragraph" w:styleId="Heading2">
+    <w:name w:val="heading 2"/>
+    <w:basedOn w:val="Normal"/>
+    <w:next w:val="Normal"/>
+    <w:link w:val="Heading2Char"/>
+    <w:uiPriority w:val="9"/>
+    <w:unhideWhenUsed/>
+    <w:qFormat/>
+    <w:rsid w:val="004122D5"/>
+    <w:pPr>
+      <w:keepNext/>
+      <w:keepLines/>
+      <w:spacing w:before="200" w:after="0"/>
+      <w:outlineLvl w:val="1"/>
+    </w:pPr>
+    <w:rPr>
+      <w:rFonts w:asciiTheme="majorHAnsi" w:eastAsiaTheme="majorEastAsia" w:hAnsiTheme="majorHAnsi" w:cstheme="majorBidi"/>
+      <w:b/>
+      <w:bCs/>
+      <w:color w:val="4F81BD" w:themeColor="accent1"/>
+      <w:sz w:val="26"/>
+      <w:szCs w:val="26"/>
     </w:rPr>
   </w:style>
   <w:style w:type="paragraph" w:styleId="Heading3">
@@ -7376,6 +9365,21 @@
       <w:ind w:left="720"/>
       <w:contextualSpacing/>
     </w:pPr>
+  </w:style>
+  <w:style w:type="character" w:customStyle="1" w:styleId="Heading2Char">
+    <w:name w:val="Heading 2 Char"/>
+    <w:basedOn w:val="DefaultParagraphFont"/>
+    <w:link w:val="Heading2"/>
+    <w:uiPriority w:val="9"/>
+    <w:rsid w:val="004122D5"/>
+    <w:rPr>
+      <w:rFonts w:asciiTheme="majorHAnsi" w:eastAsiaTheme="majorEastAsia" w:hAnsiTheme="majorHAnsi" w:cstheme="majorBidi"/>
+      <w:b/>
+      <w:bCs/>
+      <w:color w:val="4F81BD" w:themeColor="accent1"/>
+      <w:sz w:val="26"/>
+      <w:szCs w:val="26"/>
+    </w:rPr>
   </w:style>
 </w:styles>
 </file>
@@ -7670,7 +9674,7 @@
 </file>
 
 <file path=customXml/itemProps1.xml><?xml version="1.0" encoding="utf-8"?>
-<ds:datastoreItem xmlns:ds="http://schemas.openxmlformats.org/officeDocument/2006/customXml" ds:itemID="{4C531639-9DCF-4BE9-9511-B99F50229B24}">
+<ds:datastoreItem xmlns:ds="http://schemas.openxmlformats.org/officeDocument/2006/customXml" ds:itemID="{B536427A-445F-4A1A-AAE0-5D32ABE82415}">
   <ds:schemaRefs>
     <ds:schemaRef ds:uri="http://schemas.openxmlformats.org/officeDocument/2006/bibliography"/>
   </ds:schemaRefs>
